--- a/quotation-generator/assets/报价单模版-越南公司.docx
+++ b/quotation-generator/assets/报价单模版-越南公司.docx
@@ -8,12 +8,12 @@
       </w:pPr>
       <w:r>
         <w:rPr>
-          <w:rFonts w:hint="eastAsia" w:ascii="FangSong" w:hAnsi="FangSong" w:eastAsia="FangSong" w:cs="FangSong"/>
-          <w:sz w:val="24"/>
-          <w:szCs w:val="24"/>
+          <w:rFonts w:hint="eastAsia" w:ascii="仿宋" w:hAnsi="仿宋" w:eastAsia="仿宋" w:cs="仿宋"/>
+          <w:sz w:val="20"/>
+          <w:szCs w:val="20"/>
           <w:lang w:val="en-US" w:eastAsia="zh-CN"/>
         </w:rPr>
-        <w:t>公司名称     ：</w:t>
+        <w:t>公司名称：</w:t>
       </w:r>
     </w:p>
     <w:p>
@@ -22,12 +22,12 @@
       </w:pPr>
       <w:r>
         <w:rPr>
-          <w:rFonts w:hint="eastAsia" w:ascii="FangSong" w:hAnsi="FangSong" w:eastAsia="FangSong" w:cs="FangSong"/>
-          <w:sz w:val="24"/>
-          <w:szCs w:val="24"/>
+          <w:rFonts w:hint="eastAsia" w:ascii="仿宋" w:hAnsi="仿宋" w:eastAsia="仿宋" w:cs="仿宋"/>
+          <w:sz w:val="20"/>
+          <w:szCs w:val="20"/>
           <w:lang w:val="en-US" w:eastAsia="zh-CN"/>
         </w:rPr>
-        <w:t>联系人      ：</w:t>
+        <w:t>联系人  ：</w:t>
       </w:r>
     </w:p>
     <w:p>
@@ -36,12 +36,12 @@
       </w:pPr>
       <w:r>
         <w:rPr>
-          <w:rFonts w:hint="eastAsia" w:ascii="FangSong" w:hAnsi="FangSong" w:eastAsia="FangSong" w:cs="FangSong"/>
-          <w:sz w:val="24"/>
-          <w:szCs w:val="24"/>
+          <w:rFonts w:hint="eastAsia" w:ascii="仿宋" w:hAnsi="仿宋" w:eastAsia="仿宋" w:cs="仿宋"/>
+          <w:sz w:val="20"/>
+          <w:szCs w:val="20"/>
           <w:lang w:val="en-US" w:eastAsia="zh-CN"/>
         </w:rPr>
-        <w:t>联系方式     ：</w:t>
+        <w:t>联系方式：</w:t>
       </w:r>
     </w:p>
     <w:p>
@@ -50,12 +50,12 @@
       </w:pPr>
       <w:r>
         <w:rPr>
-          <w:rFonts w:hint="eastAsia" w:ascii="FangSong" w:hAnsi="FangSong" w:eastAsia="FangSong" w:cs="FangSong"/>
-          <w:sz w:val="24"/>
-          <w:szCs w:val="24"/>
+          <w:rFonts w:hint="eastAsia" w:ascii="仿宋" w:hAnsi="仿宋" w:eastAsia="仿宋" w:cs="仿宋"/>
+          <w:sz w:val="20"/>
+          <w:szCs w:val="20"/>
           <w:lang w:val="en-US" w:eastAsia="zh-CN"/>
         </w:rPr>
-        <w:t>报价日期     ：2026年8月11日</w:t>
+        <w:t>报价日期：2026年9月11日</w:t>
       </w:r>
     </w:p>
     <w:p>
@@ -64,12 +64,12 @@
       </w:pPr>
       <w:r>
         <w:rPr>
-          <w:rFonts w:hint="eastAsia" w:ascii="FangSong" w:hAnsi="FangSong" w:eastAsia="FangSong" w:cs="FangSong"/>
-          <w:sz w:val="24"/>
-          <w:szCs w:val="24"/>
+          <w:rFonts w:hint="eastAsia" w:ascii="仿宋" w:hAnsi="仿宋" w:eastAsia="仿宋" w:cs="仿宋"/>
+          <w:sz w:val="20"/>
+          <w:szCs w:val="20"/>
           <w:lang w:val="en-US" w:eastAsia="zh-CN"/>
         </w:rPr>
-        <w:t>合同号       ：</w:t>
+        <w:t>合同号  ：</w:t>
       </w:r>
     </w:p>
     <w:p>
@@ -83,27 +83,15 @@
       </w:pPr>
       <w:r>
         <w:rPr>
-          <w:rFonts w:hint="eastAsia" w:ascii="FangSong" w:hAnsi="FangSong" w:eastAsia="FangSong" w:cs="FangSong"/>
+          <w:rFonts w:hint="eastAsia" w:ascii="仿宋" w:hAnsi="仿宋" w:eastAsia="仿宋" w:cs="仿宋"/>
           <w:b/>
           <w:bCs/>
           <w:color w:val="4472C4"/>
-          <w:sz w:val="38"/>
-          <w:szCs w:val="38"/>
+          <w:sz w:val="40"/>
+          <w:szCs w:val="40"/>
           <w:lang w:val="en-US" w:eastAsia="zh-CN"/>
         </w:rPr>
-        <w:t>越南投资</w:t>
-      </w:r>
-      <w:r>
-        <w:rPr>
-          <w:rFonts w:hint="eastAsia" w:ascii="FangSong" w:hAnsi="FangSong" w:eastAsia="FangSong" w:cs="FangSong"/>
-          <w:b/>
-          <w:bCs/>
-          <w:color w:val="4472C4"/>
-          <w:sz w:val="36"/>
-          <w:szCs w:val="36"/>
-          <w:lang w:val="en-US" w:eastAsia="zh-CN"/>
-        </w:rPr>
-        <w:t>公司注册服务方案</w:t>
+        <w:t>外资公司注册及医疗器械产品服务方案</w:t>
       </w:r>
     </w:p>
     <w:p>
@@ -112,7 +100,7 @@
       </w:pPr>
       <w:r>
         <w:rPr>
-          <w:rFonts w:hint="eastAsia" w:ascii="FangSong" w:hAnsi="FangSong" w:eastAsia="FangSong" w:cs="FangSong"/>
+          <w:rFonts w:hint="eastAsia" w:ascii="仿宋" w:hAnsi="仿宋" w:eastAsia="仿宋" w:cs="仿宋"/>
           <w:b/>
           <w:bCs/>
           <w:color w:val="000000"/>
@@ -126,7 +114,7 @@
     <w:tbl>
       <w:tblPr>
         <w:tblStyle w:val="11"/>
-        <w:tblW w:w="9790" w:type="dxa"/>
+        <w:tblW w:w="10034" w:type="dxa"/>
         <w:tblInd w:w="-439" w:type="dxa"/>
         <w:tblBorders>
           <w:top w:val="single" w:color="auto" w:sz="4" w:space="0"/>
@@ -145,11 +133,11 @@
         </w:tblCellMar>
       </w:tblPr>
       <w:tblGrid>
-        <w:gridCol w:w="555"/>
-        <w:gridCol w:w="2514"/>
-        <w:gridCol w:w="1050"/>
-        <w:gridCol w:w="2000"/>
-        <w:gridCol w:w="3671"/>
+        <w:gridCol w:w="431"/>
+        <w:gridCol w:w="2714"/>
+        <w:gridCol w:w="765"/>
+        <w:gridCol w:w="1873"/>
+        <w:gridCol w:w="4251"/>
       </w:tblGrid>
       <w:tr>
         <w:trPr>
@@ -157,7 +145,7 @@
         </w:trPr>
         <w:tc>
           <w:tcPr>
-            <w:tcW w:w="555" w:type="dxa"/>
+            <w:tcW w:w="431" w:type="dxa"/>
             <w:shd w:val="clear" w:color="auto" w:fill="BDD6EE"/>
             <w:vAlign w:val="center"/>
           </w:tcPr>
@@ -168,11 +156,11 @@
             </w:pPr>
             <w:r>
               <w:rPr>
-                <w:rFonts w:hint="eastAsia" w:ascii="FangSong" w:hAnsi="FangSong" w:eastAsia="FangSong" w:cs="FangSong"/>
+                <w:rFonts w:hint="eastAsia" w:ascii="仿宋" w:hAnsi="仿宋" w:eastAsia="仿宋" w:cs="仿宋"/>
                 <w:b/>
                 <w:bCs/>
-                <w:sz w:val="24"/>
-                <w:szCs w:val="24"/>
+                <w:sz w:val="20"/>
+                <w:szCs w:val="20"/>
                 <w:lang w:val="en-US" w:eastAsia="zh-CN"/>
               </w:rPr>
               <w:t>序号</w:t>
@@ -181,7 +169,7 @@
         </w:tc>
         <w:tc>
           <w:tcPr>
-            <w:tcW w:w="2514" w:type="dxa"/>
+            <w:tcW w:w="2714" w:type="dxa"/>
             <w:shd w:val="clear" w:color="auto" w:fill="BDD6EE"/>
             <w:vAlign w:val="center"/>
           </w:tcPr>
@@ -192,11 +180,11 @@
             </w:pPr>
             <w:r>
               <w:rPr>
-                <w:rFonts w:hint="eastAsia" w:ascii="FangSong" w:hAnsi="FangSong" w:eastAsia="FangSong" w:cs="FangSong"/>
+                <w:rFonts w:hint="eastAsia" w:ascii="仿宋" w:hAnsi="仿宋" w:eastAsia="仿宋" w:cs="仿宋"/>
                 <w:b/>
                 <w:bCs/>
-                <w:sz w:val="24"/>
-                <w:szCs w:val="24"/>
+                <w:sz w:val="20"/>
+                <w:szCs w:val="20"/>
                 <w:lang w:val="en-US" w:eastAsia="zh-CN"/>
               </w:rPr>
               <w:t>服务内容</w:t>
@@ -205,7 +193,7 @@
         </w:tc>
         <w:tc>
           <w:tcPr>
-            <w:tcW w:w="1050" w:type="dxa"/>
+            <w:tcW w:w="765" w:type="dxa"/>
             <w:shd w:val="clear" w:color="auto" w:fill="BDD6EE"/>
             <w:vAlign w:val="center"/>
           </w:tcPr>
@@ -216,16 +204,23 @@
             </w:pPr>
             <w:r>
               <w:rPr>
-                <w:rFonts w:hint="eastAsia" w:ascii="FangSong" w:hAnsi="FangSong" w:eastAsia="FangSong" w:cs="FangSong"/>
+                <w:rFonts w:hint="eastAsia" w:ascii="仿宋" w:hAnsi="仿宋" w:eastAsia="仿宋" w:cs="仿宋"/>
                 <w:b/>
                 <w:bCs/>
-                <w:sz w:val="24"/>
-                <w:szCs w:val="24"/>
-                <w:lang w:val="en-US" w:eastAsia="zh-CN"/>
-              </w:rPr>
-              <w:t>时间</w:t>
-            </w:r>
-          </w:p>
+                <w:sz w:val="20"/>
+                <w:szCs w:val="20"/>
+                <w:lang w:val="en-US" w:eastAsia="zh-CN"/>
+              </w:rPr>
+              <w:t>数量</w:t>
+            </w:r>
+          </w:p>
+        </w:tc>
+        <w:tc>
+          <w:tcPr>
+            <w:tcW w:w="1873" w:type="dxa"/>
+            <w:shd w:val="clear" w:color="auto" w:fill="BDD6EE"/>
+            <w:vAlign w:val="center"/>
+          </w:tcPr>
           <w:p>
             <w:pPr>
               <w:spacing w:after="0" w:line="280" w:lineRule="auto"/>
@@ -233,20 +228,37 @@
             </w:pPr>
             <w:r>
               <w:rPr>
-                <w:rFonts w:hint="eastAsia" w:ascii="FangSong" w:hAnsi="FangSong" w:eastAsia="FangSong" w:cs="FangSong"/>
+                <w:rFonts w:hint="eastAsia" w:ascii="仿宋" w:hAnsi="仿宋" w:eastAsia="仿宋" w:cs="仿宋"/>
                 <w:b/>
                 <w:bCs/>
-                <w:sz w:val="24"/>
-                <w:szCs w:val="24"/>
-                <w:lang w:val="en-US" w:eastAsia="zh-CN"/>
-              </w:rPr>
-              <w:t>工作日</w:t>
-            </w:r>
-          </w:p>
-        </w:tc>
-        <w:tc>
-          <w:tcPr>
-            <w:tcW w:w="2000" w:type="dxa"/>
+                <w:sz w:val="20"/>
+                <w:szCs w:val="20"/>
+                <w:lang w:val="en-US" w:eastAsia="zh-CN"/>
+              </w:rPr>
+              <w:t>价格</w:t>
+            </w:r>
+          </w:p>
+          <w:p>
+            <w:pPr>
+              <w:spacing w:after="0" w:line="280" w:lineRule="auto"/>
+              <w:jc w:val="center"/>
+            </w:pPr>
+            <w:r>
+              <w:rPr>
+                <w:rFonts w:hint="eastAsia" w:ascii="仿宋" w:hAnsi="仿宋" w:eastAsia="仿宋" w:cs="仿宋"/>
+                <w:b/>
+                <w:bCs/>
+                <w:sz w:val="20"/>
+                <w:szCs w:val="20"/>
+                <w:lang w:val="en-US" w:eastAsia="zh-CN"/>
+              </w:rPr>
+              <w:t>(越南盾)</w:t>
+            </w:r>
+          </w:p>
+        </w:tc>
+        <w:tc>
+          <w:tcPr>
+            <w:tcW w:w="4251" w:type="dxa"/>
             <w:shd w:val="clear" w:color="auto" w:fill="BDD6EE"/>
             <w:vAlign w:val="center"/>
           </w:tcPr>
@@ -257,52 +269,11 @@
             </w:pPr>
             <w:r>
               <w:rPr>
-                <w:rFonts w:hint="eastAsia" w:ascii="FangSong" w:hAnsi="FangSong" w:eastAsia="FangSong" w:cs="FangSong"/>
+                <w:rFonts w:hint="eastAsia" w:ascii="仿宋" w:hAnsi="仿宋" w:eastAsia="仿宋" w:cs="仿宋"/>
                 <w:b/>
                 <w:bCs/>
-                <w:sz w:val="24"/>
-                <w:szCs w:val="24"/>
-                <w:lang w:val="en-US" w:eastAsia="zh-CN"/>
-              </w:rPr>
-              <w:t>价格</w:t>
-            </w:r>
-          </w:p>
-          <w:p>
-            <w:pPr>
-              <w:spacing w:after="0" w:line="280" w:lineRule="auto"/>
-              <w:jc w:val="center"/>
-            </w:pPr>
-            <w:r>
-              <w:rPr>
-                <w:rFonts w:hint="eastAsia" w:ascii="FangSong" w:hAnsi="FangSong" w:eastAsia="FangSong" w:cs="FangSong"/>
-                <w:b/>
-                <w:bCs/>
-                <w:sz w:val="24"/>
-                <w:szCs w:val="24"/>
-                <w:lang w:val="en-US" w:eastAsia="zh-CN"/>
-              </w:rPr>
-              <w:t>(越南盾)</w:t>
-            </w:r>
-          </w:p>
-        </w:tc>
-        <w:tc>
-          <w:tcPr>
-            <w:tcW w:w="3671" w:type="dxa"/>
-            <w:shd w:val="clear" w:color="auto" w:fill="BDD6EE"/>
-            <w:vAlign w:val="center"/>
-          </w:tcPr>
-          <w:p>
-            <w:pPr>
-              <w:spacing w:after="0" w:line="280" w:lineRule="auto"/>
-              <w:jc w:val="center"/>
-            </w:pPr>
-            <w:r>
-              <w:rPr>
-                <w:rFonts w:hint="eastAsia" w:ascii="FangSong" w:hAnsi="FangSong" w:eastAsia="FangSong" w:cs="FangSong"/>
-                <w:b/>
-                <w:bCs/>
-                <w:sz w:val="24"/>
-                <w:szCs w:val="24"/>
+                <w:sz w:val="20"/>
+                <w:szCs w:val="20"/>
                 <w:lang w:val="en-US" w:eastAsia="zh-CN"/>
               </w:rPr>
               <w:t>备注</w:t>
@@ -316,7 +287,7 @@
         </w:trPr>
         <w:tc>
           <w:tcPr>
-            <w:tcW w:w="555" w:type="dxa"/>
+            <w:tcW w:w="431" w:type="dxa"/>
             <w:vAlign w:val="top"/>
           </w:tcPr>
           <w:p>
@@ -326,9 +297,9 @@
             </w:pPr>
             <w:r>
               <w:rPr>
-                <w:rFonts w:hint="eastAsia" w:ascii="FangSong" w:hAnsi="FangSong" w:eastAsia="FangSong" w:cs="FangSong"/>
-                <w:sz w:val="24"/>
-                <w:szCs w:val="24"/>
+                <w:rFonts w:hint="eastAsia" w:ascii="仿宋" w:hAnsi="仿宋" w:eastAsia="仿宋" w:cs="仿宋"/>
+                <w:sz w:val="20"/>
+                <w:szCs w:val="20"/>
                 <w:lang w:val="en-US" w:eastAsia="zh-CN"/>
               </w:rPr>
               <w:t>1</w:t>
@@ -337,71 +308,100 @@
         </w:tc>
         <w:tc>
           <w:tcPr>
-            <w:tcW w:w="2514" w:type="dxa"/>
+            <w:tcW w:w="2714" w:type="dxa"/>
             <w:vAlign w:val="top"/>
           </w:tcPr>
           <w:p>
             <w:pPr>
               <w:spacing w:after="0" w:line="280" w:lineRule="auto"/>
-            </w:pPr>
-            <w:r>
-              <w:rPr>
-                <w:rFonts w:hint="eastAsia" w:ascii="FangSong" w:hAnsi="FangSong" w:eastAsia="FangSong" w:cs="FangSong"/>
+              <w:rPr>
                 <w:b/>
                 <w:bCs/>
-                <w:sz w:val="24"/>
-                <w:szCs w:val="24"/>
-                <w:lang w:val="en-US" w:eastAsia="zh-CN"/>
-              </w:rPr>
-              <w:t>外资公司注册×2</w:t>
-            </w:r>
-          </w:p>
-        </w:tc>
-        <w:tc>
-          <w:tcPr>
-            <w:tcW w:w="1050" w:type="dxa"/>
+              </w:rPr>
+            </w:pPr>
+            <w:r>
+              <w:rPr>
+                <w:rFonts w:hint="eastAsia" w:ascii="仿宋" w:hAnsi="仿宋" w:eastAsia="仿宋" w:cs="仿宋"/>
+                <w:b w:val="0"/>
+                <w:bCs w:val="0"/>
+                <w:sz w:val="20"/>
+                <w:szCs w:val="20"/>
+                <w:lang w:val="en-US" w:eastAsia="zh-CN"/>
+              </w:rPr>
+              <w:t>外资公司注册</w:t>
+            </w:r>
+          </w:p>
+        </w:tc>
+        <w:tc>
+          <w:tcPr>
+            <w:tcW w:w="765" w:type="dxa"/>
             <w:vAlign w:val="top"/>
           </w:tcPr>
           <w:p>
             <w:pPr>
               <w:spacing w:after="0" w:line="280" w:lineRule="auto"/>
               <w:jc w:val="center"/>
-            </w:pPr>
-            <w:r>
-              <w:rPr>
-                <w:rFonts w:hint="eastAsia" w:ascii="FangSong" w:hAnsi="FangSong" w:eastAsia="FangSong" w:cs="FangSong"/>
-                <w:sz w:val="24"/>
-                <w:szCs w:val="24"/>
-                <w:lang w:val="en-US" w:eastAsia="zh-CN"/>
-              </w:rPr>
-              <w:t>21个工作日</w:t>
-            </w:r>
-          </w:p>
-        </w:tc>
-        <w:tc>
-          <w:tcPr>
-            <w:tcW w:w="2000" w:type="dxa"/>
+              <w:rPr>
+                <w:b/>
+                <w:bCs/>
+              </w:rPr>
+            </w:pPr>
+            <w:r>
+              <w:rPr>
+                <w:rFonts w:hint="eastAsia" w:ascii="仿宋" w:hAnsi="仿宋" w:eastAsia="仿宋" w:cs="仿宋"/>
+                <w:b w:val="0"/>
+                <w:bCs w:val="0"/>
+                <w:sz w:val="20"/>
+                <w:szCs w:val="20"/>
+                <w:lang w:val="en-US" w:eastAsia="zh-CN"/>
+              </w:rPr>
+              <w:t>2</w:t>
+            </w:r>
+          </w:p>
+        </w:tc>
+        <w:tc>
+          <w:tcPr>
+            <w:tcW w:w="1873" w:type="dxa"/>
             <w:vAlign w:val="top"/>
           </w:tcPr>
           <w:p>
             <w:pPr>
               <w:spacing w:after="0" w:line="280" w:lineRule="auto"/>
               <w:jc w:val="right"/>
-            </w:pPr>
-            <w:r>
-              <w:rPr>
-                <w:rFonts w:hint="eastAsia" w:ascii="FangSong" w:hAnsi="FangSong" w:eastAsia="FangSong" w:cs="FangSong"/>
-                <w:sz w:val="20"/>
-                <w:szCs w:val="20"/>
-                <w:lang w:val="en-US" w:eastAsia="zh-CN"/>
-              </w:rPr>
-              <w:t>₫ 200,000,000</w:t>
-            </w:r>
-          </w:p>
-        </w:tc>
-        <w:tc>
-          <w:tcPr>
-            <w:tcW w:w="3671" w:type="dxa"/>
+              <w:rPr>
+                <w:rFonts w:hint="default"/>
+                <w:b/>
+                <w:bCs/>
+                <w:lang w:val="en-US"/>
+              </w:rPr>
+            </w:pPr>
+            <w:r>
+              <w:rPr>
+                <w:rFonts w:hint="eastAsia" w:ascii="仿宋" w:hAnsi="仿宋" w:eastAsia="仿宋" w:cs="仿宋"/>
+                <w:b w:val="0"/>
+                <w:bCs w:val="0"/>
+                <w:sz w:val="20"/>
+                <w:szCs w:val="20"/>
+                <w:lang w:val="en-US" w:eastAsia="zh-CN"/>
+              </w:rPr>
+              <w:t>200,000</w:t>
+            </w:r>
+            <w:r>
+              <w:rPr>
+                <w:rFonts w:hint="default" w:ascii="仿宋" w:hAnsi="仿宋" w:eastAsia="仿宋" w:cs="仿宋"/>
+                <w:b w:val="0"/>
+                <w:bCs w:val="0"/>
+                <w:sz w:val="20"/>
+                <w:szCs w:val="20"/>
+                <w:lang w:val="en-US" w:eastAsia="zh-CN"/>
+              </w:rPr>
+              <w:t>,000</w:t>
+            </w:r>
+          </w:p>
+        </w:tc>
+        <w:tc>
+          <w:tcPr>
+            <w:tcW w:w="4251" w:type="dxa"/>
             <w:vAlign w:val="top"/>
           </w:tcPr>
           <w:p>
@@ -410,68 +410,12 @@
             </w:pPr>
             <w:r>
               <w:rPr>
-                <w:rFonts w:hint="eastAsia" w:ascii="FangSong" w:hAnsi="FangSong" w:eastAsia="FangSong" w:cs="FangSong"/>
-                <w:sz w:val="21"/>
-                <w:szCs w:val="21"/>
-                <w:lang w:val="en-US" w:eastAsia="zh-CN"/>
-              </w:rPr>
-              <w:t>1. 注册外资公司的基本要求：公司名称格式为公司+类型+别名；一般行业无明确规定注册资本数额，通常建议注册资本不低于30亿越南盾；大多数行业可100%外资，部分行业有限制条件。</w:t>
-            </w:r>
-          </w:p>
-          <w:p>
-            <w:pPr>
-              <w:spacing w:after="0" w:line="280" w:lineRule="auto"/>
-            </w:pPr>
-            <w:r>
-              <w:rPr>
-                <w:rFonts w:hint="eastAsia" w:ascii="FangSong" w:hAnsi="FangSong" w:eastAsia="FangSong" w:cs="FangSong"/>
-                <w:sz w:val="21"/>
-                <w:szCs w:val="21"/>
-                <w:lang w:val="en-US" w:eastAsia="zh-CN"/>
-              </w:rPr>
-              <w:t>2. 注册资本实缴：在公司营业执照（ERC）签发之日起90天内需完成注册资本实缴，逾期实缴会面临罚款。</w:t>
-            </w:r>
-          </w:p>
-          <w:p>
-            <w:pPr>
-              <w:spacing w:after="0" w:line="280" w:lineRule="auto"/>
-            </w:pPr>
-            <w:r>
-              <w:rPr>
-                <w:rFonts w:hint="eastAsia" w:ascii="FangSong" w:hAnsi="FangSong" w:eastAsia="FangSong" w:cs="FangSong"/>
-                <w:sz w:val="21"/>
-                <w:szCs w:val="21"/>
-                <w:lang w:val="en-US" w:eastAsia="zh-CN"/>
-              </w:rPr>
-              <w:t>3. 取得营业执照后，按个别行业要求还需另外申请经营许可等其他资质许可证件。</w:t>
-            </w:r>
-          </w:p>
-          <w:p>
-            <w:pPr>
-              <w:spacing w:after="0" w:line="280" w:lineRule="auto"/>
-            </w:pPr>
-            <w:r>
-              <w:rPr>
-                <w:rFonts w:hint="eastAsia" w:ascii="FangSong" w:hAnsi="FangSong" w:eastAsia="FangSong" w:cs="FangSong"/>
-                <w:sz w:val="21"/>
-                <w:szCs w:val="21"/>
-                <w:lang w:val="en-US" w:eastAsia="zh-CN"/>
-              </w:rPr>
-              <w:t>4. 本产品不含起草、审核租赁合同。</w:t>
-            </w:r>
-          </w:p>
-          <w:p>
-            <w:pPr>
-              <w:spacing w:after="0" w:line="280" w:lineRule="auto"/>
-            </w:pPr>
-            <w:r>
-              <w:rPr>
-                <w:rFonts w:hint="eastAsia" w:ascii="FangSong" w:hAnsi="FangSong" w:eastAsia="FangSong" w:cs="FangSong"/>
-                <w:sz w:val="21"/>
-                <w:szCs w:val="21"/>
-                <w:lang w:val="en-US" w:eastAsia="zh-CN"/>
-              </w:rPr>
-              <w:t>5. 本产品仅针对非工厂类型的公司注册。</w:t>
+                <w:rFonts w:hint="eastAsia" w:ascii="仿宋" w:hAnsi="仿宋" w:eastAsia="仿宋" w:cs="仿宋"/>
+                <w:sz w:val="22"/>
+                <w:szCs w:val="22"/>
+                <w:lang w:val="en-US" w:eastAsia="zh-CN"/>
+              </w:rPr>
+              <w:t>注册外资公司的基本要求：公司名称格式为公司+类型+别名；一般行业无明确规定注册资本数额，通常建议注册资本不低于30亿越南盾；大多数行业可以100%外资，部分行业对外资有限制条件（如广告99.9%、运输49%或51%等）；股东必须是外资且至少一名（个人/公司），另需至少一名法定代表人；注册地址可使用虚拟或实体地址，某些行业必须使用实体地址，且办公室须位于商业用地，不能使用公寓、集体房地址注册。注册资本须在公司营业执照（ERC）签发之日起90天内完成实缴，逾期实缴会面临罚款。取得营业执照后，按个别行业要求还需另外申请经营许可等其他资质许可证件。</w:t>
             </w:r>
           </w:p>
         </w:tc>
@@ -482,7 +426,7 @@
         </w:trPr>
         <w:tc>
           <w:tcPr>
-            <w:tcW w:w="555" w:type="dxa"/>
+            <w:tcW w:w="431" w:type="dxa"/>
             <w:vAlign w:val="top"/>
           </w:tcPr>
           <w:p>
@@ -492,9 +436,9 @@
             </w:pPr>
             <w:r>
               <w:rPr>
-                <w:rFonts w:hint="eastAsia" w:ascii="FangSong" w:hAnsi="FangSong" w:eastAsia="FangSong" w:cs="FangSong"/>
-                <w:sz w:val="24"/>
-                <w:szCs w:val="24"/>
+                <w:rFonts w:hint="eastAsia" w:ascii="仿宋" w:hAnsi="仿宋" w:eastAsia="仿宋" w:cs="仿宋"/>
+                <w:sz w:val="20"/>
+                <w:szCs w:val="20"/>
                 <w:lang w:val="en-US" w:eastAsia="zh-CN"/>
               </w:rPr>
               <w:t>2</w:t>
@@ -503,20 +447,24 @@
         </w:tc>
         <w:tc>
           <w:tcPr>
-            <w:tcW w:w="2514" w:type="dxa"/>
+            <w:tcW w:w="2714" w:type="dxa"/>
             <w:vAlign w:val="top"/>
           </w:tcPr>
           <w:p>
             <w:pPr>
               <w:spacing w:after="0" w:line="280" w:lineRule="auto"/>
-            </w:pPr>
-            <w:r>
-              <w:rPr>
-                <w:rFonts w:hint="eastAsia" w:ascii="FangSong" w:hAnsi="FangSong" w:eastAsia="FangSong" w:cs="FangSong"/>
+              <w:rPr>
                 <w:b/>
                 <w:bCs/>
-                <w:sz w:val="24"/>
-                <w:szCs w:val="24"/>
+              </w:rPr>
+            </w:pPr>
+            <w:r>
+              <w:rPr>
+                <w:rFonts w:hint="eastAsia" w:ascii="仿宋" w:hAnsi="仿宋" w:eastAsia="仿宋" w:cs="仿宋"/>
+                <w:b w:val="0"/>
+                <w:bCs w:val="0"/>
+                <w:sz w:val="20"/>
+                <w:szCs w:val="20"/>
                 <w:lang w:val="en-US" w:eastAsia="zh-CN"/>
               </w:rPr>
               <w:t>医疗器械（C、D类）产品公布</w:t>
@@ -525,49 +473,72 @@
         </w:tc>
         <w:tc>
           <w:tcPr>
-            <w:tcW w:w="1050" w:type="dxa"/>
+            <w:tcW w:w="765" w:type="dxa"/>
             <w:vAlign w:val="top"/>
           </w:tcPr>
           <w:p>
             <w:pPr>
               <w:spacing w:after="0" w:line="280" w:lineRule="auto"/>
               <w:jc w:val="center"/>
-            </w:pPr>
-            <w:r>
-              <w:rPr>
-                <w:rFonts w:hint="eastAsia" w:ascii="FangSong" w:hAnsi="FangSong" w:eastAsia="FangSong" w:cs="FangSong"/>
-                <w:sz w:val="24"/>
-                <w:szCs w:val="24"/>
-                <w:lang w:val="en-US" w:eastAsia="zh-CN"/>
-              </w:rPr>
-              <w:t>315个工作日</w:t>
-            </w:r>
-          </w:p>
-        </w:tc>
-        <w:tc>
-          <w:tcPr>
-            <w:tcW w:w="2000" w:type="dxa"/>
+              <w:rPr>
+                <w:b/>
+                <w:bCs/>
+              </w:rPr>
+            </w:pPr>
+            <w:r>
+              <w:rPr>
+                <w:rFonts w:hint="eastAsia" w:ascii="仿宋" w:hAnsi="仿宋" w:eastAsia="仿宋" w:cs="仿宋"/>
+                <w:b/>
+                <w:bCs/>
+                <w:sz w:val="20"/>
+                <w:szCs w:val="20"/>
+                <w:lang w:val="en-US" w:eastAsia="zh-CN"/>
+              </w:rPr>
+              <w:t>1</w:t>
+            </w:r>
+          </w:p>
+        </w:tc>
+        <w:tc>
+          <w:tcPr>
+            <w:tcW w:w="1873" w:type="dxa"/>
             <w:vAlign w:val="top"/>
           </w:tcPr>
           <w:p>
             <w:pPr>
               <w:spacing w:after="0" w:line="280" w:lineRule="auto"/>
               <w:jc w:val="right"/>
-            </w:pPr>
-            <w:r>
-              <w:rPr>
-                <w:rFonts w:hint="eastAsia" w:ascii="FangSong" w:hAnsi="FangSong" w:eastAsia="FangSong" w:cs="FangSong"/>
-                <w:sz w:val="20"/>
-                <w:szCs w:val="20"/>
-                <w:lang w:val="en-US" w:eastAsia="zh-CN"/>
-              </w:rPr>
-              <w:t>₫ 8,200,000,000</w:t>
-            </w:r>
-          </w:p>
-        </w:tc>
-        <w:tc>
-          <w:tcPr>
-            <w:tcW w:w="3671" w:type="dxa"/>
+              <w:rPr>
+                <w:b/>
+                <w:bCs/>
+              </w:rPr>
+            </w:pPr>
+            <w:r>
+              <w:rPr>
+                <w:rFonts w:hint="eastAsia" w:ascii="仿宋" w:hAnsi="仿宋" w:eastAsia="仿宋" w:cs="仿宋"/>
+                <w:b w:val="0"/>
+                <w:bCs w:val="0"/>
+                <w:sz w:val="20"/>
+                <w:szCs w:val="20"/>
+                <w:lang w:val="en-US" w:eastAsia="zh-CN"/>
+              </w:rPr>
+              <w:t>8,200,000</w:t>
+            </w:r>
+            <w:r>
+              <w:rPr>
+                <w:rFonts w:hint="default" w:ascii="仿宋" w:hAnsi="仿宋" w:eastAsia="仿宋" w:cs="仿宋"/>
+                <w:b w:val="0"/>
+                <w:bCs w:val="0"/>
+                <w:sz w:val="20"/>
+                <w:szCs w:val="20"/>
+                <w:lang w:val="en-US" w:eastAsia="zh-CN"/>
+              </w:rPr>
+              <w:t>,000</w:t>
+            </w:r>
+          </w:p>
+        </w:tc>
+        <w:tc>
+          <w:tcPr>
+            <w:tcW w:w="4251" w:type="dxa"/>
             <w:vAlign w:val="top"/>
           </w:tcPr>
           <w:p>
@@ -576,40 +547,12 @@
             </w:pPr>
             <w:r>
               <w:rPr>
-                <w:rFonts w:hint="eastAsia" w:ascii="FangSong" w:hAnsi="FangSong" w:eastAsia="FangSong" w:cs="FangSong"/>
-                <w:sz w:val="21"/>
-                <w:szCs w:val="21"/>
-                <w:lang w:val="en-US" w:eastAsia="zh-CN"/>
-              </w:rPr>
-              <w:t>1. C类、D类医疗器械属于中高风险、高风险的医疗器械。</w:t>
-            </w:r>
-          </w:p>
-          <w:p>
-            <w:pPr>
-              <w:spacing w:after="0" w:line="280" w:lineRule="auto"/>
-            </w:pPr>
-            <w:r>
-              <w:rPr>
-                <w:rFonts w:hint="eastAsia" w:ascii="FangSong" w:hAnsi="FangSong" w:eastAsia="FangSong" w:cs="FangSong"/>
-                <w:sz w:val="21"/>
-                <w:szCs w:val="21"/>
-                <w:lang w:val="en-US" w:eastAsia="zh-CN"/>
-              </w:rPr>
-              <w:t>2. 医疗器械标准公布编号也称为医疗器械的流通编号，取得证书后编号才可以正常进口流通，编号永久有效。</w:t>
-            </w:r>
-          </w:p>
-          <w:p>
-            <w:pPr>
-              <w:spacing w:after="0" w:line="280" w:lineRule="auto"/>
-            </w:pPr>
-            <w:r>
-              <w:rPr>
-                <w:rFonts w:hint="eastAsia" w:ascii="FangSong" w:hAnsi="FangSong" w:eastAsia="FangSong" w:cs="FangSong"/>
-                <w:sz w:val="21"/>
-                <w:szCs w:val="21"/>
-                <w:lang w:val="en-US" w:eastAsia="zh-CN"/>
-              </w:rPr>
-              <w:t>3. 适用于官方不要求修改补充的情况。如产品已取得由部分特定主管机构签发的《自由销售证明书》或《上市许可》，办理时间约为120-180个工作日。</w:t>
+                <w:rFonts w:hint="eastAsia" w:ascii="仿宋" w:hAnsi="仿宋" w:eastAsia="仿宋" w:cs="仿宋"/>
+                <w:sz w:val="22"/>
+                <w:szCs w:val="22"/>
+                <w:lang w:val="en-US" w:eastAsia="zh-CN"/>
+              </w:rPr>
+              <w:t>C类、D类医疗器械属于中高风险、高风险的医疗器械，例如C类：用于骨折矫形的夹板、螺丝、电动手术刀等；D类：新冠病毒检测试剂盒等。医疗器械标准公布编号也称为医疗器械的流通编号，取得证书后编号才可以正常进口流通，编号永久有效。办理时间315个工作日，其中卫生部受理审批时间为300个工作日，适用于官方不要求修改补充的情况；如产品已取得由部分特定主管机构签发的《自由销售证明书》或《上市许可》，办理时间约为120–180个工作日。注：特殊费用面议，不提供发票。</w:t>
             </w:r>
           </w:p>
         </w:tc>
@@ -620,7 +563,7 @@
         </w:trPr>
         <w:tc>
           <w:tcPr>
-            <w:tcW w:w="4119" w:type="dxa"/>
+            <w:tcW w:w="3910" w:type="dxa"/>
             <w:gridSpan w:val="3"/>
             <w:vAlign w:val="center"/>
           </w:tcPr>
@@ -628,14 +571,20 @@
             <w:pPr>
               <w:spacing w:after="0" w:line="280" w:lineRule="auto"/>
               <w:jc w:val="right"/>
-            </w:pPr>
-            <w:r>
-              <w:rPr>
-                <w:rFonts w:hint="eastAsia" w:ascii="FangSong" w:hAnsi="FangSong" w:eastAsia="FangSong" w:cs="FangSong"/>
-                <w:b/>
-                <w:bCs/>
-                <w:sz w:val="24"/>
-                <w:szCs w:val="24"/>
+              <w:rPr>
+                <w:b w:val="0"/>
+                <w:bCs w:val="0"/>
+                <w:sz w:val="20"/>
+                <w:szCs w:val="20"/>
+              </w:rPr>
+            </w:pPr>
+            <w:r>
+              <w:rPr>
+                <w:rFonts w:hint="eastAsia" w:ascii="仿宋" w:hAnsi="仿宋" w:eastAsia="仿宋" w:cs="仿宋"/>
+                <w:b w:val="0"/>
+                <w:bCs w:val="0"/>
+                <w:sz w:val="20"/>
+                <w:szCs w:val="20"/>
                 <w:lang w:val="en-US" w:eastAsia="zh-CN"/>
               </w:rPr>
               <w:t>小计</w:t>
@@ -644,7 +593,7 @@
         </w:tc>
         <w:tc>
           <w:tcPr>
-            <w:tcW w:w="5671" w:type="dxa"/>
+            <w:tcW w:w="6124" w:type="dxa"/>
             <w:gridSpan w:val="2"/>
             <w:vAlign w:val="center"/>
           </w:tcPr>
@@ -652,17 +601,56 @@
             <w:pPr>
               <w:spacing w:after="0" w:line="280" w:lineRule="auto"/>
               <w:jc w:val="left"/>
-            </w:pPr>
-            <w:r>
-              <w:rPr>
-                <w:rFonts w:hint="eastAsia" w:ascii="FangSong" w:hAnsi="FangSong" w:eastAsia="FangSong" w:cs="FangSong"/>
-                <w:b/>
-                <w:bCs/>
-                <w:sz w:val="20"/>
-                <w:szCs w:val="20"/>
-                <w:lang w:val="en-US" w:eastAsia="zh-CN"/>
-              </w:rPr>
-              <w:t>₫ 8,400,000,000</w:t>
+              <w:rPr>
+                <w:b w:val="0"/>
+                <w:bCs w:val="0"/>
+                <w:sz w:val="20"/>
+                <w:szCs w:val="20"/>
+              </w:rPr>
+            </w:pPr>
+            <w:r>
+              <w:rPr>
+                <w:rFonts w:hint="eastAsia" w:ascii="仿宋" w:hAnsi="仿宋" w:eastAsia="仿宋" w:cs="仿宋"/>
+                <w:b w:val="0"/>
+                <w:bCs w:val="0"/>
+                <w:sz w:val="20"/>
+                <w:szCs w:val="20"/>
+                <w:lang w:val="en-US" w:eastAsia="zh-CN"/>
+              </w:rPr>
+              <w:t>8,</w:t>
+            </w:r>
+            <w:r>
+              <w:rPr>
+                <w:rFonts w:hint="default" w:ascii="仿宋" w:hAnsi="仿宋" w:eastAsia="仿宋" w:cs="仿宋"/>
+                <w:b w:val="0"/>
+                <w:bCs w:val="0"/>
+                <w:sz w:val="20"/>
+                <w:szCs w:val="20"/>
+                <w:lang w:val="en-US" w:eastAsia="zh-CN"/>
+              </w:rPr>
+              <w:t>4</w:t>
+            </w:r>
+            <w:r>
+              <w:rPr>
+                <w:rFonts w:hint="eastAsia" w:ascii="仿宋" w:hAnsi="仿宋" w:eastAsia="仿宋" w:cs="仿宋"/>
+                <w:b w:val="0"/>
+                <w:bCs w:val="0"/>
+                <w:sz w:val="20"/>
+                <w:szCs w:val="20"/>
+                <w:lang w:val="en-US" w:eastAsia="zh-CN"/>
+              </w:rPr>
+              <w:t>00,000</w:t>
+            </w:r>
+            <w:r>
+              <w:rPr>
+                <w:rFonts w:hint="default" w:ascii="仿宋" w:hAnsi="仿宋" w:eastAsia="仿宋" w:cs="仿宋"/>
+                <w:b w:val="0"/>
+                <w:bCs w:val="0"/>
+                <w:sz w:val="20"/>
+                <w:szCs w:val="20"/>
+                <w:lang w:val="en-US" w:eastAsia="zh-CN"/>
+              </w:rPr>
+              <w:t>,000</w:t>
             </w:r>
           </w:p>
         </w:tc>
@@ -673,7 +661,7 @@
         </w:trPr>
         <w:tc>
           <w:tcPr>
-            <w:tcW w:w="4119" w:type="dxa"/>
+            <w:tcW w:w="3910" w:type="dxa"/>
             <w:gridSpan w:val="3"/>
             <w:vAlign w:val="center"/>
           </w:tcPr>
@@ -681,23 +669,51 @@
             <w:pPr>
               <w:spacing w:after="0" w:line="280" w:lineRule="auto"/>
               <w:jc w:val="right"/>
-            </w:pPr>
-            <w:r>
-              <w:rPr>
-                <w:rFonts w:hint="eastAsia" w:ascii="FangSong" w:hAnsi="FangSong" w:eastAsia="FangSong" w:cs="FangSong"/>
-                <w:b/>
-                <w:bCs/>
-                <w:sz w:val="24"/>
-                <w:szCs w:val="24"/>
-                <w:lang w:val="en-US" w:eastAsia="zh-CN"/>
-              </w:rPr>
-              <w:t>增值税 8%</w:t>
-            </w:r>
-          </w:p>
-        </w:tc>
-        <w:tc>
-          <w:tcPr>
-            <w:tcW w:w="5671" w:type="dxa"/>
+              <w:rPr>
+                <w:b w:val="0"/>
+                <w:bCs w:val="0"/>
+                <w:sz w:val="20"/>
+                <w:szCs w:val="20"/>
+              </w:rPr>
+            </w:pPr>
+            <w:r>
+              <w:rPr>
+                <w:rFonts w:hint="eastAsia" w:ascii="仿宋" w:hAnsi="仿宋" w:eastAsia="仿宋" w:cs="仿宋"/>
+                <w:b w:val="0"/>
+                <w:bCs w:val="0"/>
+                <w:sz w:val="20"/>
+                <w:szCs w:val="20"/>
+                <w:lang w:val="en-US" w:eastAsia="zh-CN"/>
+              </w:rPr>
+              <w:t xml:space="preserve">增值税 </w:t>
+            </w:r>
+            <w:r>
+              <w:rPr>
+                <w:rFonts w:hint="default" w:ascii="仿宋" w:hAnsi="仿宋" w:eastAsia="仿宋" w:cs="仿宋"/>
+                <w:b w:val="0"/>
+                <w:bCs w:val="0"/>
+                <w:sz w:val="20"/>
+                <w:szCs w:val="20"/>
+                <w:lang w:val="en-US" w:eastAsia="zh-CN"/>
+              </w:rPr>
+              <w:t>8</w:t>
+            </w:r>
+            <w:r>
+              <w:rPr>
+                <w:rFonts w:hint="eastAsia" w:ascii="仿宋" w:hAnsi="仿宋" w:eastAsia="仿宋" w:cs="仿宋"/>
+                <w:b w:val="0"/>
+                <w:bCs w:val="0"/>
+                <w:sz w:val="20"/>
+                <w:szCs w:val="20"/>
+                <w:lang w:val="en-US" w:eastAsia="zh-CN"/>
+              </w:rPr>
+              <w:t>%</w:t>
+            </w:r>
+          </w:p>
+        </w:tc>
+        <w:tc>
+          <w:tcPr>
+            <w:tcW w:w="6124" w:type="dxa"/>
             <w:gridSpan w:val="2"/>
             <w:vAlign w:val="center"/>
           </w:tcPr>
@@ -705,17 +721,45 @@
             <w:pPr>
               <w:spacing w:after="0" w:line="280" w:lineRule="auto"/>
               <w:jc w:val="left"/>
-            </w:pPr>
-            <w:r>
-              <w:rPr>
-                <w:rFonts w:hint="eastAsia" w:ascii="FangSong" w:hAnsi="FangSong" w:eastAsia="FangSong" w:cs="FangSong"/>
-                <w:b/>
-                <w:bCs/>
-                <w:sz w:val="20"/>
-                <w:szCs w:val="20"/>
-                <w:lang w:val="en-US" w:eastAsia="zh-CN"/>
-              </w:rPr>
-              <w:t>₫ 672,000,000</w:t>
+              <w:rPr>
+                <w:b w:val="0"/>
+                <w:bCs w:val="0"/>
+                <w:sz w:val="20"/>
+                <w:szCs w:val="20"/>
+              </w:rPr>
+            </w:pPr>
+            <w:r>
+              <w:rPr>
+                <w:rFonts w:hint="default" w:ascii="仿宋" w:hAnsi="仿宋" w:eastAsia="仿宋" w:cs="仿宋"/>
+                <w:b w:val="0"/>
+                <w:bCs w:val="0"/>
+                <w:sz w:val="20"/>
+                <w:szCs w:val="20"/>
+                <w:lang w:val="en-US" w:eastAsia="zh-CN"/>
+              </w:rPr>
+              <w:t>672</w:t>
+            </w:r>
+            <w:r>
+              <w:rPr>
+                <w:rFonts w:hint="eastAsia" w:ascii="仿宋" w:hAnsi="仿宋" w:eastAsia="仿宋" w:cs="仿宋"/>
+                <w:b w:val="0"/>
+                <w:bCs w:val="0"/>
+                <w:sz w:val="20"/>
+                <w:szCs w:val="20"/>
+                <w:lang w:val="en-US" w:eastAsia="zh-CN"/>
+              </w:rPr>
+              <w:t>,000</w:t>
+            </w:r>
+            <w:r>
+              <w:rPr>
+                <w:rFonts w:hint="default" w:ascii="仿宋" w:hAnsi="仿宋" w:eastAsia="仿宋" w:cs="仿宋"/>
+                <w:b w:val="0"/>
+                <w:bCs w:val="0"/>
+                <w:sz w:val="20"/>
+                <w:szCs w:val="20"/>
+                <w:lang w:val="en-US" w:eastAsia="zh-CN"/>
+              </w:rPr>
+              <w:t>,000</w:t>
             </w:r>
           </w:p>
         </w:tc>
@@ -726,7 +770,7 @@
         </w:trPr>
         <w:tc>
           <w:tcPr>
-            <w:tcW w:w="4119" w:type="dxa"/>
+            <w:tcW w:w="3910" w:type="dxa"/>
             <w:gridSpan w:val="3"/>
             <w:vAlign w:val="center"/>
           </w:tcPr>
@@ -734,14 +778,20 @@
             <w:pPr>
               <w:spacing w:after="0" w:line="280" w:lineRule="auto"/>
               <w:jc w:val="right"/>
-            </w:pPr>
-            <w:r>
-              <w:rPr>
-                <w:rFonts w:hint="eastAsia" w:ascii="FangSong" w:hAnsi="FangSong" w:eastAsia="FangSong" w:cs="FangSong"/>
-                <w:b/>
-                <w:bCs/>
-                <w:sz w:val="24"/>
-                <w:szCs w:val="24"/>
+              <w:rPr>
+                <w:b w:val="0"/>
+                <w:bCs w:val="0"/>
+                <w:sz w:val="20"/>
+                <w:szCs w:val="20"/>
+              </w:rPr>
+            </w:pPr>
+            <w:r>
+              <w:rPr>
+                <w:rFonts w:hint="eastAsia" w:ascii="仿宋" w:hAnsi="仿宋" w:eastAsia="仿宋" w:cs="仿宋"/>
+                <w:b w:val="0"/>
+                <w:bCs w:val="0"/>
+                <w:sz w:val="20"/>
+                <w:szCs w:val="20"/>
                 <w:lang w:val="en-US" w:eastAsia="zh-CN"/>
               </w:rPr>
               <w:t>含税总计</w:t>
@@ -750,7 +800,7 @@
         </w:tc>
         <w:tc>
           <w:tcPr>
-            <w:tcW w:w="5671" w:type="dxa"/>
+            <w:tcW w:w="6124" w:type="dxa"/>
             <w:gridSpan w:val="2"/>
             <w:shd w:val="clear" w:color="auto" w:fill="F2F2F2"/>
             <w:vAlign w:val="center"/>
@@ -759,17 +809,67 @@
             <w:pPr>
               <w:spacing w:after="0" w:line="280" w:lineRule="auto"/>
               <w:jc w:val="left"/>
-            </w:pPr>
-            <w:r>
-              <w:rPr>
-                <w:rFonts w:hint="eastAsia" w:ascii="FangSong" w:hAnsi="FangSong" w:eastAsia="FangSong" w:cs="FangSong"/>
-                <w:b/>
-                <w:bCs/>
-                <w:sz w:val="20"/>
-                <w:szCs w:val="20"/>
-                <w:lang w:val="en-US" w:eastAsia="zh-CN"/>
-              </w:rPr>
-              <w:t>₫ 9,072,000,000</w:t>
+              <w:rPr>
+                <w:b w:val="0"/>
+                <w:bCs w:val="0"/>
+                <w:sz w:val="20"/>
+                <w:szCs w:val="20"/>
+              </w:rPr>
+            </w:pPr>
+            <w:r>
+              <w:rPr>
+                <w:rFonts w:hint="default" w:ascii="仿宋" w:hAnsi="仿宋" w:eastAsia="仿宋" w:cs="仿宋"/>
+                <w:b w:val="0"/>
+                <w:bCs w:val="0"/>
+                <w:sz w:val="20"/>
+                <w:szCs w:val="20"/>
+                <w:lang w:val="en-US" w:eastAsia="zh-CN"/>
+              </w:rPr>
+              <w:t>9</w:t>
+            </w:r>
+            <w:r>
+              <w:rPr>
+                <w:rFonts w:hint="eastAsia" w:ascii="仿宋" w:hAnsi="仿宋" w:eastAsia="仿宋" w:cs="仿宋"/>
+                <w:b w:val="0"/>
+                <w:bCs w:val="0"/>
+                <w:sz w:val="20"/>
+                <w:szCs w:val="20"/>
+                <w:lang w:val="en-US" w:eastAsia="zh-CN"/>
+              </w:rPr>
+              <w:t>,</w:t>
+            </w:r>
+            <w:r>
+              <w:rPr>
+                <w:rFonts w:hint="default" w:ascii="仿宋" w:hAnsi="仿宋" w:eastAsia="仿宋" w:cs="仿宋"/>
+                <w:b w:val="0"/>
+                <w:bCs w:val="0"/>
+                <w:sz w:val="20"/>
+                <w:szCs w:val="20"/>
+                <w:lang w:val="en-US" w:eastAsia="zh-CN"/>
+              </w:rPr>
+              <w:t>072</w:t>
+            </w:r>
+            <w:r>
+              <w:rPr>
+                <w:rFonts w:hint="eastAsia" w:ascii="仿宋" w:hAnsi="仿宋" w:eastAsia="仿宋" w:cs="仿宋"/>
+                <w:b w:val="0"/>
+                <w:bCs w:val="0"/>
+                <w:sz w:val="20"/>
+                <w:szCs w:val="20"/>
+                <w:lang w:val="en-US" w:eastAsia="zh-CN"/>
+              </w:rPr>
+              <w:t>,000</w:t>
+            </w:r>
+            <w:r>
+              <w:rPr>
+                <w:rFonts w:hint="default" w:ascii="仿宋" w:hAnsi="仿宋" w:eastAsia="仿宋" w:cs="仿宋"/>
+                <w:b w:val="0"/>
+                <w:bCs w:val="0"/>
+                <w:sz w:val="20"/>
+                <w:szCs w:val="20"/>
+                <w:lang w:val="en-US" w:eastAsia="zh-CN"/>
+              </w:rPr>
+              <w:t>,000</w:t>
             </w:r>
           </w:p>
         </w:tc>
@@ -838,18 +938,7 @@
           <w:szCs w:val="21"/>
           <w:lang w:val="en-US" w:eastAsia="zh-CN"/>
         </w:rPr>
-        <w:t>- 文件翻译费</w:t>
-      </w:r>
-      <w:bookmarkStart w:id="0" w:name="_GoBack"/>
-      <w:bookmarkEnd w:id="0"/>
-      <w:r>
-        <w:rPr>
-          <w:rFonts w:hint="eastAsia" w:ascii="FangSong" w:hAnsi="FangSong" w:eastAsia="FangSong" w:cs="FangSong"/>
-          <w:sz w:val="21"/>
-          <w:szCs w:val="21"/>
-          <w:lang w:val="en-US" w:eastAsia="zh-CN"/>
-        </w:rPr>
-        <w:t>；</w:t>
+        <w:t>- 文件翻译费；</w:t>
       </w:r>
     </w:p>
     <w:p>
@@ -884,11 +973,16 @@
     </w:p>
     <w:p>
       <w:pPr>
+        <w:spacing w:before="100" w:after="0" w:line="280" w:lineRule="auto"/>
+      </w:pPr>
+    </w:p>
+    <w:p>
+      <w:pPr>
         <w:spacing w:after="0" w:line="280" w:lineRule="auto"/>
       </w:pPr>
       <w:r>
         <w:rPr>
-          <w:rFonts w:hint="eastAsia" w:ascii="FangSong" w:hAnsi="FangSong" w:eastAsia="FangSong" w:cs="FangSong"/>
+          <w:rFonts w:hint="eastAsia" w:ascii="仿宋" w:hAnsi="仿宋" w:eastAsia="仿宋" w:cs="仿宋"/>
           <w:b/>
           <w:bCs/>
           <w:color w:val="000000"/>
@@ -906,12 +1000,12 @@
       </w:pPr>
       <w:r>
         <w:rPr>
-          <w:rFonts w:hint="eastAsia" w:ascii="FangSong" w:hAnsi="FangSong" w:eastAsia="FangSong" w:cs="FangSong"/>
-          <w:sz w:val="21"/>
-          <w:szCs w:val="21"/>
+          <w:rFonts w:hint="eastAsia" w:ascii="仿宋" w:hAnsi="仿宋" w:eastAsia="仿宋" w:cs="仿宋"/>
+          <w:sz w:val="22"/>
+          <w:szCs w:val="22"/>
           <w:lang w:val="en-US" w:eastAsia="zh-CN"/>
         </w:rPr>
-        <w:t>合同签订后支付合同金额的 70%，剩余 30% 在所有服务完成后 5 个工作日内支付。</w:t>
+        <w:t>甲方应在收到发票后 5 个工作日内支付合同金额的 100%。</w:t>
       </w:r>
     </w:p>
     <w:p>
@@ -925,7 +1019,7 @@
       </w:pPr>
       <w:r>
         <w:rPr>
-          <w:rFonts w:hint="eastAsia" w:ascii="FangSong" w:hAnsi="FangSong" w:eastAsia="FangSong" w:cs="FangSong"/>
+          <w:rFonts w:hint="eastAsia" w:ascii="仿宋" w:hAnsi="仿宋" w:eastAsia="仿宋" w:cs="仿宋"/>
           <w:b/>
           <w:bCs/>
           <w:color w:val="000000"/>
@@ -944,7 +1038,7 @@
     <w:tbl>
       <w:tblPr>
         <w:tblStyle w:val="11"/>
-        <w:tblW w:w="9790" w:type="dxa"/>
+        <w:tblW w:w="10067" w:type="dxa"/>
         <w:tblInd w:w="-439" w:type="dxa"/>
         <w:tblBorders>
           <w:top w:val="single" w:color="auto" w:sz="4" w:space="0"/>
@@ -963,10 +1057,11 @@
         </w:tblCellMar>
       </w:tblPr>
       <w:tblGrid>
-        <w:gridCol w:w="555"/>
-        <w:gridCol w:w="2100"/>
-        <w:gridCol w:w="3635"/>
-        <w:gridCol w:w="3500"/>
+        <w:gridCol w:w="596"/>
+        <w:gridCol w:w="2249"/>
+        <w:gridCol w:w="872"/>
+        <w:gridCol w:w="3679"/>
+        <w:gridCol w:w="2671"/>
       </w:tblGrid>
       <w:tr>
         <w:trPr>
@@ -974,7 +1069,7 @@
         </w:trPr>
         <w:tc>
           <w:tcPr>
-            <w:tcW w:w="555" w:type="dxa"/>
+            <w:tcW w:w="596" w:type="dxa"/>
             <w:shd w:val="clear" w:color="auto" w:fill="BDD6EE"/>
             <w:vAlign w:val="center"/>
           </w:tcPr>
@@ -985,11 +1080,11 @@
             </w:pPr>
             <w:r>
               <w:rPr>
-                <w:rFonts w:hint="eastAsia" w:ascii="FangSong" w:hAnsi="FangSong" w:eastAsia="FangSong" w:cs="FangSong"/>
+                <w:rFonts w:hint="eastAsia" w:ascii="仿宋" w:hAnsi="仿宋" w:eastAsia="仿宋" w:cs="仿宋"/>
                 <w:b/>
                 <w:bCs/>
-                <w:sz w:val="24"/>
-                <w:szCs w:val="24"/>
+                <w:sz w:val="20"/>
+                <w:szCs w:val="20"/>
                 <w:lang w:val="en-US" w:eastAsia="zh-CN"/>
               </w:rPr>
               <w:t>序号</w:t>
@@ -998,7 +1093,7 @@
         </w:tc>
         <w:tc>
           <w:tcPr>
-            <w:tcW w:w="2100" w:type="dxa"/>
+            <w:tcW w:w="2249" w:type="dxa"/>
             <w:shd w:val="clear" w:color="auto" w:fill="BDD6EE"/>
             <w:vAlign w:val="center"/>
           </w:tcPr>
@@ -1009,11 +1104,11 @@
             </w:pPr>
             <w:r>
               <w:rPr>
-                <w:rFonts w:hint="eastAsia" w:ascii="FangSong" w:hAnsi="FangSong" w:eastAsia="FangSong" w:cs="FangSong"/>
+                <w:rFonts w:hint="eastAsia" w:ascii="仿宋" w:hAnsi="仿宋" w:eastAsia="仿宋" w:cs="仿宋"/>
                 <w:b/>
                 <w:bCs/>
-                <w:sz w:val="24"/>
-                <w:szCs w:val="24"/>
+                <w:sz w:val="20"/>
+                <w:szCs w:val="20"/>
                 <w:lang w:val="en-US" w:eastAsia="zh-CN"/>
               </w:rPr>
               <w:t>项目</w:t>
@@ -1022,7 +1117,7 @@
         </w:tc>
         <w:tc>
           <w:tcPr>
-            <w:tcW w:w="3635" w:type="dxa"/>
+            <w:tcW w:w="872" w:type="dxa"/>
             <w:shd w:val="clear" w:color="auto" w:fill="BDD6EE"/>
             <w:vAlign w:val="center"/>
           </w:tcPr>
@@ -1033,20 +1128,37 @@
             </w:pPr>
             <w:r>
               <w:rPr>
-                <w:rFonts w:hint="eastAsia" w:ascii="FangSong" w:hAnsi="FangSong" w:eastAsia="FangSong" w:cs="FangSong"/>
+                <w:rFonts w:hint="eastAsia" w:ascii="仿宋" w:hAnsi="仿宋" w:eastAsia="仿宋" w:cs="仿宋"/>
                 <w:b/>
                 <w:bCs/>
-                <w:sz w:val="24"/>
-                <w:szCs w:val="24"/>
-                <w:lang w:val="en-US" w:eastAsia="zh-CN"/>
-              </w:rPr>
-              <w:t>流程</w:t>
-            </w:r>
-          </w:p>
-        </w:tc>
-        <w:tc>
-          <w:tcPr>
-            <w:tcW w:w="3500" w:type="dxa"/>
+                <w:sz w:val="20"/>
+                <w:szCs w:val="20"/>
+                <w:lang w:val="en-US" w:eastAsia="zh-CN"/>
+              </w:rPr>
+              <w:t>时间</w:t>
+            </w:r>
+          </w:p>
+          <w:p>
+            <w:pPr>
+              <w:spacing w:after="0" w:line="280" w:lineRule="auto"/>
+              <w:jc w:val="center"/>
+            </w:pPr>
+            <w:r>
+              <w:rPr>
+                <w:rFonts w:hint="eastAsia" w:ascii="仿宋" w:hAnsi="仿宋" w:eastAsia="仿宋" w:cs="仿宋"/>
+                <w:b/>
+                <w:bCs/>
+                <w:sz w:val="20"/>
+                <w:szCs w:val="20"/>
+                <w:lang w:val="en-US" w:eastAsia="zh-CN"/>
+              </w:rPr>
+              <w:t>工作日</w:t>
+            </w:r>
+          </w:p>
+        </w:tc>
+        <w:tc>
+          <w:tcPr>
+            <w:tcW w:w="3679" w:type="dxa"/>
             <w:shd w:val="clear" w:color="auto" w:fill="BDD6EE"/>
             <w:vAlign w:val="center"/>
           </w:tcPr>
@@ -1057,11 +1169,35 @@
             </w:pPr>
             <w:r>
               <w:rPr>
-                <w:rFonts w:hint="eastAsia" w:ascii="FangSong" w:hAnsi="FangSong" w:eastAsia="FangSong" w:cs="FangSong"/>
+                <w:rFonts w:hint="eastAsia" w:ascii="仿宋" w:hAnsi="仿宋" w:eastAsia="仿宋" w:cs="仿宋"/>
                 <w:b/>
                 <w:bCs/>
-                <w:sz w:val="24"/>
-                <w:szCs w:val="24"/>
+                <w:sz w:val="20"/>
+                <w:szCs w:val="20"/>
+                <w:lang w:val="en-US" w:eastAsia="zh-CN"/>
+              </w:rPr>
+              <w:t>流程</w:t>
+            </w:r>
+          </w:p>
+        </w:tc>
+        <w:tc>
+          <w:tcPr>
+            <w:tcW w:w="2671" w:type="dxa"/>
+            <w:shd w:val="clear" w:color="auto" w:fill="BDD6EE"/>
+            <w:vAlign w:val="center"/>
+          </w:tcPr>
+          <w:p>
+            <w:pPr>
+              <w:spacing w:after="0" w:line="280" w:lineRule="auto"/>
+              <w:jc w:val="center"/>
+            </w:pPr>
+            <w:r>
+              <w:rPr>
+                <w:rFonts w:hint="eastAsia" w:ascii="仿宋" w:hAnsi="仿宋" w:eastAsia="仿宋" w:cs="仿宋"/>
+                <w:b/>
+                <w:bCs/>
+                <w:sz w:val="20"/>
+                <w:szCs w:val="20"/>
                 <w:lang w:val="en-US" w:eastAsia="zh-CN"/>
               </w:rPr>
               <w:t>服务完成后交付文件</w:t>
@@ -1075,7 +1211,7 @@
         </w:trPr>
         <w:tc>
           <w:tcPr>
-            <w:tcW w:w="555" w:type="dxa"/>
+            <w:tcW w:w="596" w:type="dxa"/>
             <w:vAlign w:val="top"/>
           </w:tcPr>
           <w:p>
@@ -1085,9 +1221,9 @@
             </w:pPr>
             <w:r>
               <w:rPr>
-                <w:rFonts w:hint="eastAsia" w:ascii="FangSong" w:hAnsi="FangSong" w:eastAsia="FangSong" w:cs="FangSong"/>
-                <w:sz w:val="24"/>
-                <w:szCs w:val="24"/>
+                <w:rFonts w:hint="eastAsia" w:ascii="仿宋" w:hAnsi="仿宋" w:eastAsia="仿宋" w:cs="仿宋"/>
+                <w:sz w:val="20"/>
+                <w:szCs w:val="20"/>
                 <w:lang w:val="en-US" w:eastAsia="zh-CN"/>
               </w:rPr>
               <w:t>1</w:t>
@@ -1096,7 +1232,7 @@
         </w:tc>
         <w:tc>
           <w:tcPr>
-            <w:tcW w:w="2100" w:type="dxa"/>
+            <w:tcW w:w="2249" w:type="dxa"/>
             <w:vAlign w:val="top"/>
           </w:tcPr>
           <w:p>
@@ -1105,11 +1241,11 @@
             </w:pPr>
             <w:r>
               <w:rPr>
-                <w:rFonts w:hint="eastAsia" w:ascii="FangSong" w:hAnsi="FangSong" w:eastAsia="FangSong" w:cs="FangSong"/>
-                <w:b/>
-                <w:bCs/>
-                <w:sz w:val="24"/>
-                <w:szCs w:val="24"/>
+                <w:rFonts w:hint="eastAsia" w:ascii="仿宋" w:hAnsi="仿宋" w:eastAsia="仿宋" w:cs="仿宋"/>
+                <w:b w:val="0"/>
+                <w:bCs w:val="0"/>
+                <w:sz w:val="20"/>
+                <w:szCs w:val="20"/>
                 <w:lang w:val="en-US" w:eastAsia="zh-CN"/>
               </w:rPr>
               <w:t>外资公司注册</w:t>
@@ -1118,18 +1254,39 @@
         </w:tc>
         <w:tc>
           <w:tcPr>
-            <w:tcW w:w="3635" w:type="dxa"/>
+            <w:tcW w:w="872" w:type="dxa"/>
             <w:vAlign w:val="top"/>
           </w:tcPr>
           <w:p>
             <w:pPr>
               <w:spacing w:after="0" w:line="280" w:lineRule="auto"/>
-            </w:pPr>
-            <w:r>
-              <w:rPr>
-                <w:rFonts w:hint="eastAsia" w:ascii="FangSong" w:hAnsi="FangSong" w:eastAsia="FangSong" w:cs="FangSong"/>
-                <w:sz w:val="21"/>
-                <w:szCs w:val="21"/>
+              <w:jc w:val="center"/>
+            </w:pPr>
+            <w:r>
+              <w:rPr>
+                <w:rFonts w:hint="eastAsia" w:ascii="仿宋" w:hAnsi="仿宋" w:eastAsia="仿宋" w:cs="仿宋"/>
+                <w:sz w:val="20"/>
+                <w:szCs w:val="20"/>
+                <w:lang w:val="en-US" w:eastAsia="zh-CN"/>
+              </w:rPr>
+              <w:t>21</w:t>
+            </w:r>
+          </w:p>
+        </w:tc>
+        <w:tc>
+          <w:tcPr>
+            <w:tcW w:w="3679" w:type="dxa"/>
+            <w:vAlign w:val="top"/>
+          </w:tcPr>
+          <w:p>
+            <w:pPr>
+              <w:spacing w:after="0" w:line="280" w:lineRule="auto"/>
+            </w:pPr>
+            <w:r>
+              <w:rPr>
+                <w:rFonts w:hint="eastAsia" w:ascii="仿宋" w:hAnsi="仿宋" w:eastAsia="仿宋" w:cs="仿宋"/>
+                <w:sz w:val="22"/>
+                <w:szCs w:val="22"/>
                 <w:lang w:val="en-US" w:eastAsia="zh-CN"/>
               </w:rPr>
               <w:t>第一步：收集资料</w:t>
@@ -1141,9 +1298,9 @@
             </w:pPr>
             <w:r>
               <w:rPr>
-                <w:rFonts w:hint="eastAsia" w:ascii="FangSong" w:hAnsi="FangSong" w:eastAsia="FangSong" w:cs="FangSong"/>
-                <w:sz w:val="21"/>
-                <w:szCs w:val="21"/>
+                <w:rFonts w:hint="eastAsia" w:ascii="仿宋" w:hAnsi="仿宋" w:eastAsia="仿宋" w:cs="仿宋"/>
+                <w:sz w:val="22"/>
+                <w:szCs w:val="22"/>
                 <w:lang w:val="en-US" w:eastAsia="zh-CN"/>
               </w:rPr>
               <w:t>第二步：检查申请文件</w:t>
@@ -1155,9 +1312,9 @@
             </w:pPr>
             <w:r>
               <w:rPr>
-                <w:rFonts w:hint="eastAsia" w:ascii="FangSong" w:hAnsi="FangSong" w:eastAsia="FangSong" w:cs="FangSong"/>
-                <w:sz w:val="21"/>
-                <w:szCs w:val="21"/>
+                <w:rFonts w:hint="eastAsia" w:ascii="仿宋" w:hAnsi="仿宋" w:eastAsia="仿宋" w:cs="仿宋"/>
+                <w:sz w:val="22"/>
+                <w:szCs w:val="22"/>
                 <w:lang w:val="en-US" w:eastAsia="zh-CN"/>
               </w:rPr>
               <w:t>第三步：准备申请文件</w:t>
@@ -1169,9 +1326,9 @@
             </w:pPr>
             <w:r>
               <w:rPr>
-                <w:rFonts w:hint="eastAsia" w:ascii="FangSong" w:hAnsi="FangSong" w:eastAsia="FangSong" w:cs="FangSong"/>
-                <w:sz w:val="21"/>
-                <w:szCs w:val="21"/>
+                <w:rFonts w:hint="eastAsia" w:ascii="仿宋" w:hAnsi="仿宋" w:eastAsia="仿宋" w:cs="仿宋"/>
+                <w:sz w:val="22"/>
+                <w:szCs w:val="22"/>
                 <w:lang w:val="en-US" w:eastAsia="zh-CN"/>
               </w:rPr>
               <w:t>第四步：提交投资许可证的申请文件+财政厅受理审批</w:t>
@@ -1183,9 +1340,9 @@
             </w:pPr>
             <w:r>
               <w:rPr>
-                <w:rFonts w:hint="eastAsia" w:ascii="FangSong" w:hAnsi="FangSong" w:eastAsia="FangSong" w:cs="FangSong"/>
-                <w:sz w:val="21"/>
-                <w:szCs w:val="21"/>
+                <w:rFonts w:hint="eastAsia" w:ascii="仿宋" w:hAnsi="仿宋" w:eastAsia="仿宋" w:cs="仿宋"/>
+                <w:sz w:val="22"/>
+                <w:szCs w:val="22"/>
                 <w:lang w:val="en-US" w:eastAsia="zh-CN"/>
               </w:rPr>
               <w:t>第五步：财政厅颁发投资许可证</w:t>
@@ -1197,9 +1354,9 @@
             </w:pPr>
             <w:r>
               <w:rPr>
-                <w:rFonts w:hint="eastAsia" w:ascii="FangSong" w:hAnsi="FangSong" w:eastAsia="FangSong" w:cs="FangSong"/>
-                <w:sz w:val="21"/>
-                <w:szCs w:val="21"/>
+                <w:rFonts w:hint="eastAsia" w:ascii="仿宋" w:hAnsi="仿宋" w:eastAsia="仿宋" w:cs="仿宋"/>
+                <w:sz w:val="22"/>
+                <w:szCs w:val="22"/>
                 <w:lang w:val="en-US" w:eastAsia="zh-CN"/>
               </w:rPr>
               <w:t>第六步：提交营业执照的申请文件+财政厅受理审批</w:t>
@@ -1211,9 +1368,9 @@
             </w:pPr>
             <w:r>
               <w:rPr>
-                <w:rFonts w:hint="eastAsia" w:ascii="FangSong" w:hAnsi="FangSong" w:eastAsia="FangSong" w:cs="FangSong"/>
-                <w:sz w:val="21"/>
-                <w:szCs w:val="21"/>
+                <w:rFonts w:hint="eastAsia" w:ascii="仿宋" w:hAnsi="仿宋" w:eastAsia="仿宋" w:cs="仿宋"/>
+                <w:sz w:val="22"/>
+                <w:szCs w:val="22"/>
                 <w:lang w:val="en-US" w:eastAsia="zh-CN"/>
               </w:rPr>
               <w:t>第七步：财政厅颁发营业执照原件</w:t>
@@ -1225,9 +1382,9 @@
             </w:pPr>
             <w:r>
               <w:rPr>
-                <w:rFonts w:hint="eastAsia" w:ascii="FangSong" w:hAnsi="FangSong" w:eastAsia="FangSong" w:cs="FangSong"/>
-                <w:sz w:val="21"/>
-                <w:szCs w:val="21"/>
+                <w:rFonts w:hint="eastAsia" w:ascii="仿宋" w:hAnsi="仿宋" w:eastAsia="仿宋" w:cs="仿宋"/>
+                <w:sz w:val="22"/>
+                <w:szCs w:val="22"/>
                 <w:lang w:val="en-US" w:eastAsia="zh-CN"/>
               </w:rPr>
               <w:t>第八步：刻制公章</w:t>
@@ -1239,9 +1396,9 @@
             </w:pPr>
             <w:r>
               <w:rPr>
-                <w:rFonts w:hint="eastAsia" w:ascii="FangSong" w:hAnsi="FangSong" w:eastAsia="FangSong" w:cs="FangSong"/>
-                <w:sz w:val="21"/>
-                <w:szCs w:val="21"/>
+                <w:rFonts w:hint="eastAsia" w:ascii="仿宋" w:hAnsi="仿宋" w:eastAsia="仿宋" w:cs="仿宋"/>
+                <w:sz w:val="22"/>
+                <w:szCs w:val="22"/>
                 <w:lang w:val="en-US" w:eastAsia="zh-CN"/>
               </w:rPr>
               <w:t>第九步：检查所有文件</w:t>
@@ -1250,7 +1407,7 @@
         </w:tc>
         <w:tc>
           <w:tcPr>
-            <w:tcW w:w="3500" w:type="dxa"/>
+            <w:tcW w:w="2671" w:type="dxa"/>
             <w:vAlign w:val="top"/>
           </w:tcPr>
           <w:p>
@@ -1259,54 +1416,54 @@
             </w:pPr>
             <w:r>
               <w:rPr>
-                <w:rFonts w:hint="eastAsia" w:ascii="FangSong" w:hAnsi="FangSong" w:eastAsia="FangSong" w:cs="FangSong"/>
-                <w:sz w:val="21"/>
-                <w:szCs w:val="21"/>
-                <w:lang w:val="en-US" w:eastAsia="zh-CN"/>
-              </w:rPr>
-              <w:t>• 越南公司章程（原件）</w:t>
-            </w:r>
-          </w:p>
-          <w:p>
-            <w:pPr>
-              <w:spacing w:after="0" w:line="280" w:lineRule="auto"/>
-            </w:pPr>
-            <w:r>
-              <w:rPr>
-                <w:rFonts w:hint="eastAsia" w:ascii="FangSong" w:hAnsi="FangSong" w:eastAsia="FangSong" w:cs="FangSong"/>
-                <w:sz w:val="21"/>
-                <w:szCs w:val="21"/>
-                <w:lang w:val="en-US" w:eastAsia="zh-CN"/>
-              </w:rPr>
-              <w:t>• 投资许可证（IRC）（原件）</w:t>
-            </w:r>
-          </w:p>
-          <w:p>
-            <w:pPr>
-              <w:spacing w:after="0" w:line="280" w:lineRule="auto"/>
-            </w:pPr>
-            <w:r>
-              <w:rPr>
-                <w:rFonts w:hint="eastAsia" w:ascii="FangSong" w:hAnsi="FangSong" w:eastAsia="FangSong" w:cs="FangSong"/>
-                <w:sz w:val="21"/>
-                <w:szCs w:val="21"/>
-                <w:lang w:val="en-US" w:eastAsia="zh-CN"/>
-              </w:rPr>
-              <w:t>• 营业执照（ERC）（电子版）</w:t>
-            </w:r>
-          </w:p>
-          <w:p>
-            <w:pPr>
-              <w:spacing w:after="0" w:line="280" w:lineRule="auto"/>
-            </w:pPr>
-            <w:r>
-              <w:rPr>
-                <w:rFonts w:hint="eastAsia" w:ascii="FangSong" w:hAnsi="FangSong" w:eastAsia="FangSong" w:cs="FangSong"/>
-                <w:sz w:val="21"/>
-                <w:szCs w:val="21"/>
-                <w:lang w:val="en-US" w:eastAsia="zh-CN"/>
-              </w:rPr>
-              <w:t>• 公司公章（实物）</w:t>
+                <w:rFonts w:hint="eastAsia" w:ascii="仿宋" w:hAnsi="仿宋" w:eastAsia="仿宋" w:cs="仿宋"/>
+                <w:sz w:val="22"/>
+                <w:szCs w:val="22"/>
+                <w:lang w:val="en-US" w:eastAsia="zh-CN"/>
+              </w:rPr>
+              <w:t>1. 越南公司章程（原件）</w:t>
+            </w:r>
+          </w:p>
+          <w:p>
+            <w:pPr>
+              <w:spacing w:after="0" w:line="280" w:lineRule="auto"/>
+            </w:pPr>
+            <w:r>
+              <w:rPr>
+                <w:rFonts w:hint="eastAsia" w:ascii="仿宋" w:hAnsi="仿宋" w:eastAsia="仿宋" w:cs="仿宋"/>
+                <w:sz w:val="22"/>
+                <w:szCs w:val="22"/>
+                <w:lang w:val="en-US" w:eastAsia="zh-CN"/>
+              </w:rPr>
+              <w:t>2. 投资许可证（IRC）（原件）</w:t>
+            </w:r>
+          </w:p>
+          <w:p>
+            <w:pPr>
+              <w:spacing w:after="0" w:line="280" w:lineRule="auto"/>
+            </w:pPr>
+            <w:r>
+              <w:rPr>
+                <w:rFonts w:hint="eastAsia" w:ascii="仿宋" w:hAnsi="仿宋" w:eastAsia="仿宋" w:cs="仿宋"/>
+                <w:sz w:val="22"/>
+                <w:szCs w:val="22"/>
+                <w:lang w:val="en-US" w:eastAsia="zh-CN"/>
+              </w:rPr>
+              <w:t>3. 营业执照（ERC）（电子版）</w:t>
+            </w:r>
+          </w:p>
+          <w:p>
+            <w:pPr>
+              <w:spacing w:after="0" w:line="280" w:lineRule="auto"/>
+            </w:pPr>
+            <w:r>
+              <w:rPr>
+                <w:rFonts w:hint="eastAsia" w:ascii="仿宋" w:hAnsi="仿宋" w:eastAsia="仿宋" w:cs="仿宋"/>
+                <w:sz w:val="22"/>
+                <w:szCs w:val="22"/>
+                <w:lang w:val="en-US" w:eastAsia="zh-CN"/>
+              </w:rPr>
+              <w:t>4. 公司公章（实物）</w:t>
             </w:r>
           </w:p>
         </w:tc>
@@ -1317,7 +1474,7 @@
         </w:trPr>
         <w:tc>
           <w:tcPr>
-            <w:tcW w:w="555" w:type="dxa"/>
+            <w:tcW w:w="596" w:type="dxa"/>
             <w:vAlign w:val="top"/>
           </w:tcPr>
           <w:p>
@@ -1327,9 +1484,9 @@
             </w:pPr>
             <w:r>
               <w:rPr>
-                <w:rFonts w:hint="eastAsia" w:ascii="FangSong" w:hAnsi="FangSong" w:eastAsia="FangSong" w:cs="FangSong"/>
-                <w:sz w:val="24"/>
-                <w:szCs w:val="24"/>
+                <w:rFonts w:hint="eastAsia" w:ascii="仿宋" w:hAnsi="仿宋" w:eastAsia="仿宋" w:cs="仿宋"/>
+                <w:sz w:val="20"/>
+                <w:szCs w:val="20"/>
                 <w:lang w:val="en-US" w:eastAsia="zh-CN"/>
               </w:rPr>
               <w:t>2</w:t>
@@ -1338,7 +1495,7 @@
         </w:tc>
         <w:tc>
           <w:tcPr>
-            <w:tcW w:w="2100" w:type="dxa"/>
+            <w:tcW w:w="2249" w:type="dxa"/>
             <w:vAlign w:val="top"/>
           </w:tcPr>
           <w:p>
@@ -1347,11 +1504,11 @@
             </w:pPr>
             <w:r>
               <w:rPr>
-                <w:rFonts w:hint="eastAsia" w:ascii="FangSong" w:hAnsi="FangSong" w:eastAsia="FangSong" w:cs="FangSong"/>
-                <w:b/>
-                <w:bCs/>
-                <w:sz w:val="24"/>
-                <w:szCs w:val="24"/>
+                <w:rFonts w:hint="eastAsia" w:ascii="仿宋" w:hAnsi="仿宋" w:eastAsia="仿宋" w:cs="仿宋"/>
+                <w:b w:val="0"/>
+                <w:bCs w:val="0"/>
+                <w:sz w:val="20"/>
+                <w:szCs w:val="20"/>
                 <w:lang w:val="en-US" w:eastAsia="zh-CN"/>
               </w:rPr>
               <w:t>医疗器械（C、D类）产品公布</w:t>
@@ -1360,18 +1517,39 @@
         </w:tc>
         <w:tc>
           <w:tcPr>
-            <w:tcW w:w="3635" w:type="dxa"/>
+            <w:tcW w:w="872" w:type="dxa"/>
             <w:vAlign w:val="top"/>
           </w:tcPr>
           <w:p>
             <w:pPr>
               <w:spacing w:after="0" w:line="280" w:lineRule="auto"/>
-            </w:pPr>
-            <w:r>
-              <w:rPr>
-                <w:rFonts w:hint="eastAsia" w:ascii="FangSong" w:hAnsi="FangSong" w:eastAsia="FangSong" w:cs="FangSong"/>
-                <w:sz w:val="21"/>
-                <w:szCs w:val="21"/>
+              <w:jc w:val="center"/>
+            </w:pPr>
+            <w:r>
+              <w:rPr>
+                <w:rFonts w:hint="eastAsia" w:ascii="仿宋" w:hAnsi="仿宋" w:eastAsia="仿宋" w:cs="仿宋"/>
+                <w:sz w:val="20"/>
+                <w:szCs w:val="20"/>
+                <w:lang w:val="en-US" w:eastAsia="zh-CN"/>
+              </w:rPr>
+              <w:t>315</w:t>
+            </w:r>
+          </w:p>
+        </w:tc>
+        <w:tc>
+          <w:tcPr>
+            <w:tcW w:w="3679" w:type="dxa"/>
+            <w:vAlign w:val="top"/>
+          </w:tcPr>
+          <w:p>
+            <w:pPr>
+              <w:spacing w:after="0" w:line="280" w:lineRule="auto"/>
+            </w:pPr>
+            <w:r>
+              <w:rPr>
+                <w:rFonts w:hint="eastAsia" w:ascii="仿宋" w:hAnsi="仿宋" w:eastAsia="仿宋" w:cs="仿宋"/>
+                <w:sz w:val="22"/>
+                <w:szCs w:val="22"/>
                 <w:lang w:val="en-US" w:eastAsia="zh-CN"/>
               </w:rPr>
               <w:t>第一步：收集资料</w:t>
@@ -1383,9 +1561,9 @@
             </w:pPr>
             <w:r>
               <w:rPr>
-                <w:rFonts w:hint="eastAsia" w:ascii="FangSong" w:hAnsi="FangSong" w:eastAsia="FangSong" w:cs="FangSong"/>
-                <w:sz w:val="21"/>
-                <w:szCs w:val="21"/>
+                <w:rFonts w:hint="eastAsia" w:ascii="仿宋" w:hAnsi="仿宋" w:eastAsia="仿宋" w:cs="仿宋"/>
+                <w:sz w:val="22"/>
+                <w:szCs w:val="22"/>
                 <w:lang w:val="en-US" w:eastAsia="zh-CN"/>
               </w:rPr>
               <w:t>第二步：注册电子账户并起草文件（10个工作日）</w:t>
@@ -1397,9 +1575,9 @@
             </w:pPr>
             <w:r>
               <w:rPr>
-                <w:rFonts w:hint="eastAsia" w:ascii="FangSong" w:hAnsi="FangSong" w:eastAsia="FangSong" w:cs="FangSong"/>
-                <w:sz w:val="21"/>
-                <w:szCs w:val="21"/>
+                <w:rFonts w:hint="eastAsia" w:ascii="仿宋" w:hAnsi="仿宋" w:eastAsia="仿宋" w:cs="仿宋"/>
+                <w:sz w:val="22"/>
+                <w:szCs w:val="22"/>
                 <w:lang w:val="en-US" w:eastAsia="zh-CN"/>
               </w:rPr>
               <w:t>第三步：提交申请文件并收到缴纳官费通知（5个工作日）</w:t>
@@ -1411,9 +1589,9 @@
             </w:pPr>
             <w:r>
               <w:rPr>
-                <w:rFonts w:hint="eastAsia" w:ascii="FangSong" w:hAnsi="FangSong" w:eastAsia="FangSong" w:cs="FangSong"/>
-                <w:sz w:val="21"/>
-                <w:szCs w:val="21"/>
+                <w:rFonts w:hint="eastAsia" w:ascii="仿宋" w:hAnsi="仿宋" w:eastAsia="仿宋" w:cs="仿宋"/>
+                <w:sz w:val="22"/>
+                <w:szCs w:val="22"/>
                 <w:lang w:val="en-US" w:eastAsia="zh-CN"/>
               </w:rPr>
               <w:t>第四步：卫生部受理审批（300个工作日）</w:t>
@@ -1425,9 +1603,9 @@
             </w:pPr>
             <w:r>
               <w:rPr>
-                <w:rFonts w:hint="eastAsia" w:ascii="FangSong" w:hAnsi="FangSong" w:eastAsia="FangSong" w:cs="FangSong"/>
-                <w:sz w:val="21"/>
-                <w:szCs w:val="21"/>
+                <w:rFonts w:hint="eastAsia" w:ascii="仿宋" w:hAnsi="仿宋" w:eastAsia="仿宋" w:cs="仿宋"/>
+                <w:sz w:val="22"/>
+                <w:szCs w:val="22"/>
                 <w:lang w:val="en-US" w:eastAsia="zh-CN"/>
               </w:rPr>
               <w:t>第五步：交付文件</w:t>
@@ -1436,7 +1614,7 @@
         </w:tc>
         <w:tc>
           <w:tcPr>
-            <w:tcW w:w="3500" w:type="dxa"/>
+            <w:tcW w:w="2671" w:type="dxa"/>
             <w:vAlign w:val="top"/>
           </w:tcPr>
           <w:p>
@@ -1445,26 +1623,26 @@
             </w:pPr>
             <w:r>
               <w:rPr>
-                <w:rFonts w:hint="eastAsia" w:ascii="FangSong" w:hAnsi="FangSong" w:eastAsia="FangSong" w:cs="FangSong"/>
-                <w:sz w:val="21"/>
-                <w:szCs w:val="21"/>
-                <w:lang w:val="en-US" w:eastAsia="zh-CN"/>
-              </w:rPr>
-              <w:t>• C、D类医疗器械公布证书（电子版）</w:t>
-            </w:r>
-          </w:p>
-          <w:p>
-            <w:pPr>
-              <w:spacing w:after="0" w:line="280" w:lineRule="auto"/>
-            </w:pPr>
-            <w:r>
-              <w:rPr>
-                <w:rFonts w:hint="eastAsia" w:ascii="FangSong" w:hAnsi="FangSong" w:eastAsia="FangSong" w:cs="FangSong"/>
-                <w:sz w:val="21"/>
-                <w:szCs w:val="21"/>
-                <w:lang w:val="en-US" w:eastAsia="zh-CN"/>
-              </w:rPr>
-              <w:t>• 电子账户（如有）</w:t>
+                <w:rFonts w:hint="eastAsia" w:ascii="仿宋" w:hAnsi="仿宋" w:eastAsia="仿宋" w:cs="仿宋"/>
+                <w:sz w:val="22"/>
+                <w:szCs w:val="22"/>
+                <w:lang w:val="en-US" w:eastAsia="zh-CN"/>
+              </w:rPr>
+              <w:t>1. C、D类医疗器械公布证书（电子版）</w:t>
+            </w:r>
+          </w:p>
+          <w:p>
+            <w:pPr>
+              <w:spacing w:after="0" w:line="280" w:lineRule="auto"/>
+            </w:pPr>
+            <w:r>
+              <w:rPr>
+                <w:rFonts w:hint="eastAsia" w:ascii="仿宋" w:hAnsi="仿宋" w:eastAsia="仿宋" w:cs="仿宋"/>
+                <w:sz w:val="22"/>
+                <w:szCs w:val="22"/>
+                <w:lang w:val="en-US" w:eastAsia="zh-CN"/>
+              </w:rPr>
+              <w:t>2. 电子账户（如有）</w:t>
             </w:r>
           </w:p>
         </w:tc>
@@ -1481,7 +1659,7 @@
       </w:pPr>
       <w:r>
         <w:rPr>
-          <w:rFonts w:hint="eastAsia" w:ascii="FangSong" w:hAnsi="FangSong" w:eastAsia="FangSong" w:cs="FangSong"/>
+          <w:rFonts w:hint="eastAsia" w:ascii="仿宋" w:hAnsi="仿宋" w:eastAsia="仿宋" w:cs="仿宋"/>
           <w:b/>
           <w:bCs/>
           <w:color w:val="000000"/>
@@ -1500,7 +1678,7 @@
     <w:tbl>
       <w:tblPr>
         <w:tblStyle w:val="11"/>
-        <w:tblW w:w="9790" w:type="dxa"/>
+        <w:tblW w:w="10102" w:type="dxa"/>
         <w:tblInd w:w="-439" w:type="dxa"/>
         <w:tblBorders>
           <w:top w:val="single" w:color="auto" w:sz="4" w:space="0"/>
@@ -1519,9 +1697,9 @@
         </w:tblCellMar>
       </w:tblPr>
       <w:tblGrid>
-        <w:gridCol w:w="555"/>
-        <w:gridCol w:w="2400"/>
-        <w:gridCol w:w="6835"/>
+        <w:gridCol w:w="654"/>
+        <w:gridCol w:w="2219"/>
+        <w:gridCol w:w="7229"/>
       </w:tblGrid>
       <w:tr>
         <w:trPr>
@@ -1529,7 +1707,7 @@
         </w:trPr>
         <w:tc>
           <w:tcPr>
-            <w:tcW w:w="555" w:type="dxa"/>
+            <w:tcW w:w="654" w:type="dxa"/>
             <w:shd w:val="clear" w:color="auto" w:fill="BDD6EE"/>
             <w:vAlign w:val="center"/>
           </w:tcPr>
@@ -1540,11 +1718,11 @@
             </w:pPr>
             <w:r>
               <w:rPr>
-                <w:rFonts w:hint="eastAsia" w:ascii="FangSong" w:hAnsi="FangSong" w:eastAsia="FangSong" w:cs="FangSong"/>
+                <w:rFonts w:hint="eastAsia" w:ascii="仿宋" w:hAnsi="仿宋" w:eastAsia="仿宋" w:cs="仿宋"/>
                 <w:b/>
                 <w:bCs/>
-                <w:sz w:val="24"/>
-                <w:szCs w:val="24"/>
+                <w:sz w:val="20"/>
+                <w:szCs w:val="20"/>
                 <w:lang w:val="en-US" w:eastAsia="zh-CN"/>
               </w:rPr>
               <w:t>序号</w:t>
@@ -1553,7 +1731,7 @@
         </w:tc>
         <w:tc>
           <w:tcPr>
-            <w:tcW w:w="2400" w:type="dxa"/>
+            <w:tcW w:w="2219" w:type="dxa"/>
             <w:shd w:val="clear" w:color="auto" w:fill="BDD6EE"/>
             <w:vAlign w:val="center"/>
           </w:tcPr>
@@ -1564,11 +1742,11 @@
             </w:pPr>
             <w:r>
               <w:rPr>
-                <w:rFonts w:hint="eastAsia" w:ascii="FangSong" w:hAnsi="FangSong" w:eastAsia="FangSong" w:cs="FangSong"/>
+                <w:rFonts w:hint="eastAsia" w:ascii="仿宋" w:hAnsi="仿宋" w:eastAsia="仿宋" w:cs="仿宋"/>
                 <w:b/>
                 <w:bCs/>
-                <w:sz w:val="24"/>
-                <w:szCs w:val="24"/>
+                <w:sz w:val="20"/>
+                <w:szCs w:val="20"/>
                 <w:lang w:val="en-US" w:eastAsia="zh-CN"/>
               </w:rPr>
               <w:t>项目</w:t>
@@ -1577,7 +1755,7 @@
         </w:tc>
         <w:tc>
           <w:tcPr>
-            <w:tcW w:w="6835" w:type="dxa"/>
+            <w:tcW w:w="7229" w:type="dxa"/>
             <w:shd w:val="clear" w:color="auto" w:fill="BDD6EE"/>
             <w:vAlign w:val="center"/>
           </w:tcPr>
@@ -1588,11 +1766,11 @@
             </w:pPr>
             <w:r>
               <w:rPr>
-                <w:rFonts w:hint="eastAsia" w:ascii="FangSong" w:hAnsi="FangSong" w:eastAsia="FangSong" w:cs="FangSong"/>
+                <w:rFonts w:hint="eastAsia" w:ascii="仿宋" w:hAnsi="仿宋" w:eastAsia="仿宋" w:cs="仿宋"/>
                 <w:b/>
                 <w:bCs/>
-                <w:sz w:val="24"/>
-                <w:szCs w:val="24"/>
+                <w:sz w:val="20"/>
+                <w:szCs w:val="20"/>
                 <w:lang w:val="en-US" w:eastAsia="zh-CN"/>
               </w:rPr>
               <w:t>所需材料</w:t>
@@ -1606,7 +1784,7 @@
         </w:trPr>
         <w:tc>
           <w:tcPr>
-            <w:tcW w:w="555" w:type="dxa"/>
+            <w:tcW w:w="654" w:type="dxa"/>
             <w:vAlign w:val="top"/>
           </w:tcPr>
           <w:p>
@@ -1616,9 +1794,9 @@
             </w:pPr>
             <w:r>
               <w:rPr>
-                <w:rFonts w:hint="eastAsia" w:ascii="FangSong" w:hAnsi="FangSong" w:eastAsia="FangSong" w:cs="FangSong"/>
-                <w:sz w:val="24"/>
-                <w:szCs w:val="24"/>
+                <w:rFonts w:hint="eastAsia" w:ascii="仿宋" w:hAnsi="仿宋" w:eastAsia="仿宋" w:cs="仿宋"/>
+                <w:sz w:val="20"/>
+                <w:szCs w:val="20"/>
                 <w:lang w:val="en-US" w:eastAsia="zh-CN"/>
               </w:rPr>
               <w:t>1</w:t>
@@ -1627,7 +1805,7 @@
         </w:tc>
         <w:tc>
           <w:tcPr>
-            <w:tcW w:w="2400" w:type="dxa"/>
+            <w:tcW w:w="2219" w:type="dxa"/>
             <w:vAlign w:val="top"/>
           </w:tcPr>
           <w:p>
@@ -1636,11 +1814,11 @@
             </w:pPr>
             <w:r>
               <w:rPr>
-                <w:rFonts w:hint="eastAsia" w:ascii="FangSong" w:hAnsi="FangSong" w:eastAsia="FangSong" w:cs="FangSong"/>
-                <w:b/>
-                <w:bCs/>
-                <w:sz w:val="24"/>
-                <w:szCs w:val="24"/>
+                <w:rFonts w:hint="eastAsia" w:ascii="仿宋" w:hAnsi="仿宋" w:eastAsia="仿宋" w:cs="仿宋"/>
+                <w:b w:val="0"/>
+                <w:bCs w:val="0"/>
+                <w:sz w:val="20"/>
+                <w:szCs w:val="20"/>
                 <w:lang w:val="en-US" w:eastAsia="zh-CN"/>
               </w:rPr>
               <w:t>外资公司注册</w:t>
@@ -1649,7 +1827,7 @@
         </w:tc>
         <w:tc>
           <w:tcPr>
-            <w:tcW w:w="6835" w:type="dxa"/>
+            <w:tcW w:w="7229" w:type="dxa"/>
             <w:vAlign w:val="top"/>
           </w:tcPr>
           <w:p>
@@ -1658,9 +1836,9 @@
             </w:pPr>
             <w:r>
               <w:rPr>
-                <w:rFonts w:hint="eastAsia" w:ascii="FangSong" w:hAnsi="FangSong" w:eastAsia="FangSong" w:cs="FangSong"/>
-                <w:sz w:val="21"/>
-                <w:szCs w:val="21"/>
+                <w:rFonts w:hint="eastAsia" w:ascii="仿宋" w:hAnsi="仿宋" w:eastAsia="仿宋" w:cs="仿宋"/>
+                <w:sz w:val="22"/>
+                <w:szCs w:val="22"/>
                 <w:lang w:val="en-US" w:eastAsia="zh-CN"/>
               </w:rPr>
               <w:t>1. 公司名称（越南语全名、英语全名、英语缩写）、经营范围、注册资本等基础信息</w:t>
@@ -1672,9 +1850,9 @@
             </w:pPr>
             <w:r>
               <w:rPr>
-                <w:rFonts w:hint="eastAsia" w:ascii="FangSong" w:hAnsi="FangSong" w:eastAsia="FangSong" w:cs="FangSong"/>
-                <w:sz w:val="21"/>
-                <w:szCs w:val="21"/>
+                <w:rFonts w:hint="eastAsia" w:ascii="仿宋" w:hAnsi="仿宋" w:eastAsia="仿宋" w:cs="仿宋"/>
+                <w:sz w:val="22"/>
+                <w:szCs w:val="22"/>
                 <w:lang w:val="en-US" w:eastAsia="zh-CN"/>
               </w:rPr>
               <w:t>2. 注册地址资料（越南公证件原件）：</w:t>
@@ -1686,9 +1864,9 @@
             </w:pPr>
             <w:r>
               <w:rPr>
-                <w:rFonts w:hint="eastAsia" w:ascii="FangSong" w:hAnsi="FangSong" w:eastAsia="FangSong" w:cs="FangSong"/>
-                <w:sz w:val="21"/>
-                <w:szCs w:val="21"/>
+                <w:rFonts w:hint="eastAsia" w:ascii="仿宋" w:hAnsi="仿宋" w:eastAsia="仿宋" w:cs="仿宋"/>
+                <w:sz w:val="22"/>
+                <w:szCs w:val="22"/>
                 <w:lang w:val="en-US" w:eastAsia="zh-CN"/>
               </w:rPr>
               <w:t>（1）租赁合同</w:t>
@@ -1700,9 +1878,9 @@
             </w:pPr>
             <w:r>
               <w:rPr>
-                <w:rFonts w:hint="eastAsia" w:ascii="FangSong" w:hAnsi="FangSong" w:eastAsia="FangSong" w:cs="FangSong"/>
-                <w:sz w:val="21"/>
-                <w:szCs w:val="21"/>
+                <w:rFonts w:hint="eastAsia" w:ascii="仿宋" w:hAnsi="仿宋" w:eastAsia="仿宋" w:cs="仿宋"/>
+                <w:sz w:val="22"/>
+                <w:szCs w:val="22"/>
                 <w:lang w:val="en-US" w:eastAsia="zh-CN"/>
               </w:rPr>
               <w:t>（2）土地使用权证书</w:t>
@@ -1714,9 +1892,9 @@
             </w:pPr>
             <w:r>
               <w:rPr>
-                <w:rFonts w:hint="eastAsia" w:ascii="FangSong" w:hAnsi="FangSong" w:eastAsia="FangSong" w:cs="FangSong"/>
-                <w:sz w:val="21"/>
-                <w:szCs w:val="21"/>
+                <w:rFonts w:hint="eastAsia" w:ascii="仿宋" w:hAnsi="仿宋" w:eastAsia="仿宋" w:cs="仿宋"/>
+                <w:sz w:val="22"/>
+                <w:szCs w:val="22"/>
                 <w:lang w:val="en-US" w:eastAsia="zh-CN"/>
               </w:rPr>
               <w:t>（3）业主营业执照或身份证</w:t>
@@ -1728,9 +1906,9 @@
             </w:pPr>
             <w:r>
               <w:rPr>
-                <w:rFonts w:hint="eastAsia" w:ascii="FangSong" w:hAnsi="FangSong" w:eastAsia="FangSong" w:cs="FangSong"/>
-                <w:sz w:val="21"/>
-                <w:szCs w:val="21"/>
+                <w:rFonts w:hint="eastAsia" w:ascii="仿宋" w:hAnsi="仿宋" w:eastAsia="仿宋" w:cs="仿宋"/>
+                <w:sz w:val="22"/>
+                <w:szCs w:val="22"/>
                 <w:lang w:val="en-US" w:eastAsia="zh-CN"/>
               </w:rPr>
               <w:t>3. 越南公司法定代表人越南身份证或护照（越南公证原件）（中国大陆护照需要同时提供原件）</w:t>
@@ -1742,9 +1920,9 @@
             </w:pPr>
             <w:r>
               <w:rPr>
-                <w:rFonts w:hint="eastAsia" w:ascii="FangSong" w:hAnsi="FangSong" w:eastAsia="FangSong" w:cs="FangSong"/>
-                <w:sz w:val="21"/>
-                <w:szCs w:val="21"/>
+                <w:rFonts w:hint="eastAsia" w:ascii="仿宋" w:hAnsi="仿宋" w:eastAsia="仿宋" w:cs="仿宋"/>
+                <w:sz w:val="22"/>
+                <w:szCs w:val="22"/>
                 <w:lang w:val="en-US" w:eastAsia="zh-CN"/>
               </w:rPr>
               <w:t>4. 股东证件：</w:t>
@@ -1756,9 +1934,9 @@
             </w:pPr>
             <w:r>
               <w:rPr>
-                <w:rFonts w:hint="eastAsia" w:ascii="FangSong" w:hAnsi="FangSong" w:eastAsia="FangSong" w:cs="FangSong"/>
-                <w:sz w:val="21"/>
-                <w:szCs w:val="21"/>
+                <w:rFonts w:hint="eastAsia" w:ascii="仿宋" w:hAnsi="仿宋" w:eastAsia="仿宋" w:cs="仿宋"/>
+                <w:sz w:val="22"/>
+                <w:szCs w:val="22"/>
                 <w:lang w:val="en-US" w:eastAsia="zh-CN"/>
               </w:rPr>
               <w:t>（1）个人作为股东</w:t>
@@ -1770,9 +1948,9 @@
             </w:pPr>
             <w:r>
               <w:rPr>
-                <w:rFonts w:hint="eastAsia" w:ascii="FangSong" w:hAnsi="FangSong" w:eastAsia="FangSong" w:cs="FangSong"/>
-                <w:sz w:val="21"/>
-                <w:szCs w:val="21"/>
+                <w:rFonts w:hint="eastAsia" w:ascii="仿宋" w:hAnsi="仿宋" w:eastAsia="仿宋" w:cs="仿宋"/>
+                <w:sz w:val="22"/>
+                <w:szCs w:val="22"/>
                 <w:lang w:val="en-US" w:eastAsia="zh-CN"/>
               </w:rPr>
               <w:t>a. 护照（越南公证原件）（中国大陆护照同时需要原件）</w:t>
@@ -1784,9 +1962,9 @@
             </w:pPr>
             <w:r>
               <w:rPr>
-                <w:rFonts w:hint="eastAsia" w:ascii="FangSong" w:hAnsi="FangSong" w:eastAsia="FangSong" w:cs="FangSong"/>
-                <w:sz w:val="21"/>
-                <w:szCs w:val="21"/>
+                <w:rFonts w:hint="eastAsia" w:ascii="仿宋" w:hAnsi="仿宋" w:eastAsia="仿宋" w:cs="仿宋"/>
+                <w:sz w:val="22"/>
+                <w:szCs w:val="22"/>
                 <w:lang w:val="en-US" w:eastAsia="zh-CN"/>
               </w:rPr>
               <w:t>b. 银行出具的个人银行余额证明确认书（领事合法化认证件和对应越南语翻译公证件的扫描件及原件）</w:t>
@@ -1798,9 +1976,9 @@
             </w:pPr>
             <w:r>
               <w:rPr>
-                <w:rFonts w:hint="eastAsia" w:ascii="FangSong" w:hAnsi="FangSong" w:eastAsia="FangSong" w:cs="FangSong"/>
-                <w:sz w:val="21"/>
-                <w:szCs w:val="21"/>
+                <w:rFonts w:hint="eastAsia" w:ascii="仿宋" w:hAnsi="仿宋" w:eastAsia="仿宋" w:cs="仿宋"/>
+                <w:sz w:val="22"/>
+                <w:szCs w:val="22"/>
                 <w:lang w:val="en-US" w:eastAsia="zh-CN"/>
               </w:rPr>
               <w:t>（2）公司作为股东</w:t>
@@ -1812,9 +1990,9 @@
             </w:pPr>
             <w:r>
               <w:rPr>
-                <w:rFonts w:hint="eastAsia" w:ascii="FangSong" w:hAnsi="FangSong" w:eastAsia="FangSong" w:cs="FangSong"/>
-                <w:sz w:val="21"/>
-                <w:szCs w:val="21"/>
+                <w:rFonts w:hint="eastAsia" w:ascii="仿宋" w:hAnsi="仿宋" w:eastAsia="仿宋" w:cs="仿宋"/>
+                <w:sz w:val="22"/>
+                <w:szCs w:val="22"/>
                 <w:lang w:val="en-US" w:eastAsia="zh-CN"/>
               </w:rPr>
               <w:t>a. 公司法律文件，如营业执照、公司章程、审计报告等（按照股东的国籍与注册省份来确认）（领事合法化认证件和对应越南语翻译公证件的扫描件及原件）</w:t>
@@ -1826,9 +2004,9 @@
             </w:pPr>
             <w:r>
               <w:rPr>
-                <w:rFonts w:hint="eastAsia" w:ascii="FangSong" w:hAnsi="FangSong" w:eastAsia="FangSong" w:cs="FangSong"/>
-                <w:sz w:val="21"/>
-                <w:szCs w:val="21"/>
+                <w:rFonts w:hint="eastAsia" w:ascii="仿宋" w:hAnsi="仿宋" w:eastAsia="仿宋" w:cs="仿宋"/>
+                <w:sz w:val="22"/>
+                <w:szCs w:val="22"/>
                 <w:lang w:val="en-US" w:eastAsia="zh-CN"/>
               </w:rPr>
               <w:t>b. 银行出具的公司账户余额证明确认书（领事合法化认证件和对应越南语翻译公证件的扫描件及原件）</w:t>
@@ -1840,9 +2018,9 @@
             </w:pPr>
             <w:r>
               <w:rPr>
-                <w:rFonts w:hint="eastAsia" w:ascii="FangSong" w:hAnsi="FangSong" w:eastAsia="FangSong" w:cs="FangSong"/>
-                <w:sz w:val="21"/>
-                <w:szCs w:val="21"/>
+                <w:rFonts w:hint="eastAsia" w:ascii="仿宋" w:hAnsi="仿宋" w:eastAsia="仿宋" w:cs="仿宋"/>
+                <w:sz w:val="22"/>
+                <w:szCs w:val="22"/>
                 <w:lang w:val="en-US" w:eastAsia="zh-CN"/>
               </w:rPr>
               <w:t>c. 股东公司法定代表人护照（扫描件）（中国大陆护照需要同时提供原件）</w:t>
@@ -1856,7 +2034,7 @@
         </w:trPr>
         <w:tc>
           <w:tcPr>
-            <w:tcW w:w="555" w:type="dxa"/>
+            <w:tcW w:w="654" w:type="dxa"/>
             <w:vAlign w:val="top"/>
           </w:tcPr>
           <w:p>
@@ -1866,9 +2044,9 @@
             </w:pPr>
             <w:r>
               <w:rPr>
-                <w:rFonts w:hint="eastAsia" w:ascii="FangSong" w:hAnsi="FangSong" w:eastAsia="FangSong" w:cs="FangSong"/>
-                <w:sz w:val="24"/>
-                <w:szCs w:val="24"/>
+                <w:rFonts w:hint="eastAsia" w:ascii="仿宋" w:hAnsi="仿宋" w:eastAsia="仿宋" w:cs="仿宋"/>
+                <w:sz w:val="20"/>
+                <w:szCs w:val="20"/>
                 <w:lang w:val="en-US" w:eastAsia="zh-CN"/>
               </w:rPr>
               <w:t>2</w:t>
@@ -1877,7 +2055,7 @@
         </w:tc>
         <w:tc>
           <w:tcPr>
-            <w:tcW w:w="2400" w:type="dxa"/>
+            <w:tcW w:w="2219" w:type="dxa"/>
             <w:vAlign w:val="top"/>
           </w:tcPr>
           <w:p>
@@ -1886,11 +2064,11 @@
             </w:pPr>
             <w:r>
               <w:rPr>
-                <w:rFonts w:hint="eastAsia" w:ascii="FangSong" w:hAnsi="FangSong" w:eastAsia="FangSong" w:cs="FangSong"/>
-                <w:b/>
-                <w:bCs/>
-                <w:sz w:val="24"/>
-                <w:szCs w:val="24"/>
+                <w:rFonts w:hint="eastAsia" w:ascii="仿宋" w:hAnsi="仿宋" w:eastAsia="仿宋" w:cs="仿宋"/>
+                <w:b w:val="0"/>
+                <w:bCs w:val="0"/>
+                <w:sz w:val="20"/>
+                <w:szCs w:val="20"/>
                 <w:lang w:val="en-US" w:eastAsia="zh-CN"/>
               </w:rPr>
               <w:t>医疗器械（C、D类）产品公布</w:t>
@@ -1899,7 +2077,7 @@
         </w:tc>
         <w:tc>
           <w:tcPr>
-            <w:tcW w:w="6835" w:type="dxa"/>
+            <w:tcW w:w="7229" w:type="dxa"/>
             <w:vAlign w:val="top"/>
           </w:tcPr>
           <w:p>
@@ -1908,9 +2086,9 @@
             </w:pPr>
             <w:r>
               <w:rPr>
-                <w:rFonts w:hint="eastAsia" w:ascii="FangSong" w:hAnsi="FangSong" w:eastAsia="FangSong" w:cs="FangSong"/>
-                <w:sz w:val="21"/>
-                <w:szCs w:val="21"/>
+                <w:rFonts w:hint="eastAsia" w:ascii="仿宋" w:hAnsi="仿宋" w:eastAsia="仿宋" w:cs="仿宋"/>
+                <w:sz w:val="22"/>
+                <w:szCs w:val="22"/>
                 <w:lang w:val="en-US" w:eastAsia="zh-CN"/>
               </w:rPr>
               <w:t>1. 营业执照（ERC）（扫描件）</w:t>
@@ -1922,9 +2100,9 @@
             </w:pPr>
             <w:r>
               <w:rPr>
-                <w:rFonts w:hint="eastAsia" w:ascii="FangSong" w:hAnsi="FangSong" w:eastAsia="FangSong" w:cs="FangSong"/>
-                <w:sz w:val="21"/>
-                <w:szCs w:val="21"/>
+                <w:rFonts w:hint="eastAsia" w:ascii="仿宋" w:hAnsi="仿宋" w:eastAsia="仿宋" w:cs="仿宋"/>
+                <w:sz w:val="22"/>
+                <w:szCs w:val="22"/>
                 <w:lang w:val="en-US" w:eastAsia="zh-CN"/>
               </w:rPr>
               <w:t>2. CFS（领事合法化认证件和对应越南语翻译公证件的扫描件及原件）</w:t>
@@ -1936,9 +2114,9 @@
             </w:pPr>
             <w:r>
               <w:rPr>
-                <w:rFonts w:hint="eastAsia" w:ascii="FangSong" w:hAnsi="FangSong" w:eastAsia="FangSong" w:cs="FangSong"/>
-                <w:sz w:val="21"/>
-                <w:szCs w:val="21"/>
+                <w:rFonts w:hint="eastAsia" w:ascii="仿宋" w:hAnsi="仿宋" w:eastAsia="仿宋" w:cs="仿宋"/>
+                <w:sz w:val="22"/>
+                <w:szCs w:val="22"/>
                 <w:lang w:val="en-US" w:eastAsia="zh-CN"/>
               </w:rPr>
               <w:t>3. LOA（领事合法化认证件和对应越南语翻译公证件的扫描件及原件）</w:t>
@@ -1950,9 +2128,9 @@
             </w:pPr>
             <w:r>
               <w:rPr>
-                <w:rFonts w:hint="eastAsia" w:ascii="FangSong" w:hAnsi="FangSong" w:eastAsia="FangSong" w:cs="FangSong"/>
-                <w:sz w:val="21"/>
-                <w:szCs w:val="21"/>
+                <w:rFonts w:hint="eastAsia" w:ascii="仿宋" w:hAnsi="仿宋" w:eastAsia="仿宋" w:cs="仿宋"/>
+                <w:sz w:val="22"/>
+                <w:szCs w:val="22"/>
                 <w:lang w:val="en-US" w:eastAsia="zh-CN"/>
               </w:rPr>
               <w:t>4. ISO 13485（扫描件/电子版）</w:t>
@@ -1964,9 +2142,9 @@
             </w:pPr>
             <w:r>
               <w:rPr>
-                <w:rFonts w:hint="eastAsia" w:ascii="FangSong" w:hAnsi="FangSong" w:eastAsia="FangSong" w:cs="FangSong"/>
-                <w:sz w:val="21"/>
-                <w:szCs w:val="21"/>
+                <w:rFonts w:hint="eastAsia" w:ascii="仿宋" w:hAnsi="仿宋" w:eastAsia="仿宋" w:cs="仿宋"/>
+                <w:sz w:val="22"/>
+                <w:szCs w:val="22"/>
                 <w:lang w:val="en-US" w:eastAsia="zh-CN"/>
               </w:rPr>
               <w:t>5. 产品质量合格证或等效证书（扫描件/电子版）</w:t>
@@ -1978,9 +2156,9 @@
             </w:pPr>
             <w:r>
               <w:rPr>
-                <w:rFonts w:hint="eastAsia" w:ascii="FangSong" w:hAnsi="FangSong" w:eastAsia="FangSong" w:cs="FangSong"/>
-                <w:sz w:val="21"/>
-                <w:szCs w:val="21"/>
+                <w:rFonts w:hint="eastAsia" w:ascii="仿宋" w:hAnsi="仿宋" w:eastAsia="仿宋" w:cs="仿宋"/>
+                <w:sz w:val="22"/>
+                <w:szCs w:val="22"/>
                 <w:lang w:val="en-US" w:eastAsia="zh-CN"/>
               </w:rPr>
               <w:t>6. 保修政策说明文件（扫描件/电子版）</w:t>
@@ -1992,9 +2170,9 @@
             </w:pPr>
             <w:r>
               <w:rPr>
-                <w:rFonts w:hint="eastAsia" w:ascii="FangSong" w:hAnsi="FangSong" w:eastAsia="FangSong" w:cs="FangSong"/>
-                <w:sz w:val="21"/>
-                <w:szCs w:val="21"/>
+                <w:rFonts w:hint="eastAsia" w:ascii="仿宋" w:hAnsi="仿宋" w:eastAsia="仿宋" w:cs="仿宋"/>
+                <w:sz w:val="22"/>
+                <w:szCs w:val="22"/>
                 <w:lang w:val="en-US" w:eastAsia="zh-CN"/>
               </w:rPr>
               <w:t>7. 产品使用说明书、用户手册（扫描件/电子版）</w:t>
@@ -2006,37 +2184,37 @@
             </w:pPr>
             <w:r>
               <w:rPr>
-                <w:rFonts w:hint="eastAsia" w:ascii="FangSong" w:hAnsi="FangSong" w:eastAsia="FangSong" w:cs="FangSong"/>
-                <w:sz w:val="21"/>
-                <w:szCs w:val="21"/>
-                <w:lang w:val="en-US" w:eastAsia="zh-CN"/>
-              </w:rPr>
-              <w:t>8. CDST档案（电子版）</w:t>
-            </w:r>
-          </w:p>
-          <w:p>
-            <w:pPr>
-              <w:spacing w:after="0" w:line="280" w:lineRule="auto"/>
-            </w:pPr>
-            <w:r>
-              <w:rPr>
-                <w:rFonts w:hint="eastAsia" w:ascii="FangSong" w:hAnsi="FangSong" w:eastAsia="FangSong" w:cs="FangSong"/>
-                <w:sz w:val="21"/>
-                <w:szCs w:val="21"/>
-                <w:lang w:val="en-US" w:eastAsia="zh-CN"/>
-              </w:rPr>
-              <w:t>9. 产品技术描述文件、功能参数（扫描件/电子版）</w:t>
-            </w:r>
-          </w:p>
-          <w:p>
-            <w:pPr>
-              <w:spacing w:after="0" w:line="280" w:lineRule="auto"/>
-            </w:pPr>
-            <w:r>
-              <w:rPr>
-                <w:rFonts w:hint="eastAsia" w:ascii="FangSong" w:hAnsi="FangSong" w:eastAsia="FangSong" w:cs="FangSong"/>
-                <w:sz w:val="21"/>
-                <w:szCs w:val="21"/>
+                <w:rFonts w:hint="eastAsia" w:ascii="仿宋" w:hAnsi="仿宋" w:eastAsia="仿宋" w:cs="仿宋"/>
+                <w:sz w:val="22"/>
+                <w:szCs w:val="22"/>
+                <w:lang w:val="en-US" w:eastAsia="zh-CN"/>
+              </w:rPr>
+              <w:t>8. CDST 档案（电子版）</w:t>
+            </w:r>
+          </w:p>
+          <w:p>
+            <w:pPr>
+              <w:spacing w:after="0" w:line="280" w:lineRule="auto"/>
+            </w:pPr>
+            <w:r>
+              <w:rPr>
+                <w:rFonts w:hint="eastAsia" w:ascii="仿宋" w:hAnsi="仿宋" w:eastAsia="仿宋" w:cs="仿宋"/>
+                <w:sz w:val="22"/>
+                <w:szCs w:val="22"/>
+                <w:lang w:val="en-US" w:eastAsia="zh-CN"/>
+              </w:rPr>
+              <w:t>9. 产品技术描述文件（功能、参数）（扫描件/电子版）</w:t>
+            </w:r>
+          </w:p>
+          <w:p>
+            <w:pPr>
+              <w:spacing w:after="0" w:line="280" w:lineRule="auto"/>
+            </w:pPr>
+            <w:r>
+              <w:rPr>
+                <w:rFonts w:hint="eastAsia" w:ascii="仿宋" w:hAnsi="仿宋" w:eastAsia="仿宋" w:cs="仿宋"/>
+                <w:sz w:val="22"/>
+                <w:szCs w:val="22"/>
                 <w:lang w:val="en-US" w:eastAsia="zh-CN"/>
               </w:rPr>
               <w:t>10. 产品包装标签、产品图片（扫描件/电子版）</w:t>
@@ -2048,9 +2226,9 @@
             </w:pPr>
             <w:r>
               <w:rPr>
-                <w:rFonts w:hint="eastAsia" w:ascii="FangSong" w:hAnsi="FangSong" w:eastAsia="FangSong" w:cs="FangSong"/>
-                <w:sz w:val="21"/>
-                <w:szCs w:val="21"/>
+                <w:rFonts w:hint="eastAsia" w:ascii="仿宋" w:hAnsi="仿宋" w:eastAsia="仿宋" w:cs="仿宋"/>
+                <w:sz w:val="22"/>
+                <w:szCs w:val="22"/>
                 <w:lang w:val="en-US" w:eastAsia="zh-CN"/>
               </w:rPr>
               <w:t>11. 越南公司信息（越南电话、邮箱）</w:t>
@@ -2065,12 +2243,26 @@
       </w:pPr>
       <w:r>
         <w:rPr>
-          <w:rFonts w:hint="eastAsia" w:ascii="FangSong" w:hAnsi="FangSong" w:eastAsia="FangSong" w:cs="FangSong"/>
-          <w:sz w:val="21"/>
-          <w:szCs w:val="21"/>
+          <w:rFonts w:hint="eastAsia" w:ascii="仿宋" w:hAnsi="仿宋" w:eastAsia="仿宋" w:cs="仿宋"/>
+          <w:sz w:val="22"/>
+          <w:szCs w:val="22"/>
           <w:lang w:val="en-US" w:eastAsia="zh-CN"/>
         </w:rPr>
-        <w:t>上述办理时间不包括收集材料时间、检查资料时间、客户签字盖章反馈时间、客户修改或补充资料的时间和文件邮寄时间。</w:t>
+        <w:t>备注：客户必须提供办理服务所需材料，如因材料不足或材料提供不及时耽误了办理进度，所产生的额外费用则由客户承担。</w:t>
+      </w:r>
+    </w:p>
+    <w:p>
+      <w:pPr>
+        <w:spacing w:after="0" w:line="280" w:lineRule="auto"/>
+      </w:pPr>
+      <w:r>
+        <w:rPr>
+          <w:rFonts w:hint="eastAsia" w:ascii="仿宋" w:hAnsi="仿宋" w:eastAsia="仿宋" w:cs="仿宋"/>
+          <w:sz w:val="22"/>
+          <w:szCs w:val="22"/>
+          <w:lang w:val="en-US" w:eastAsia="zh-CN"/>
+        </w:rPr>
+        <w:t>办理起止时间计算：外资公司注册和医疗器械（C、D类）产品公布的办理时间均以所需资料/文件收集齐全后开始算起，法定节假日及办证政府机构休息日不算入办理时间。</w:t>
       </w:r>
     </w:p>
     <w:p>
@@ -2084,11 +2276,11 @@
       </w:pPr>
       <w:r>
         <w:rPr>
-          <w:rFonts w:hint="eastAsia" w:ascii="FangSong" w:hAnsi="FangSong" w:eastAsia="FangSong" w:cs="FangSong"/>
+          <w:rFonts w:hint="eastAsia" w:ascii="仿宋" w:hAnsi="仿宋" w:eastAsia="仿宋" w:cs="仿宋"/>
           <w:b/>
           <w:bCs/>
-          <w:sz w:val="24"/>
-          <w:szCs w:val="24"/>
+          <w:sz w:val="22"/>
+          <w:szCs w:val="22"/>
           <w:lang w:val="en-US" w:eastAsia="zh-CN"/>
         </w:rPr>
         <w:t>所有款项汇到指定的银行账户，银行账户信息如下：</w:t>
@@ -2097,12 +2289,21 @@
     <w:p>
       <w:pPr>
         <w:spacing w:after="0" w:line="280" w:lineRule="auto"/>
+        <w:rPr>
+          <w:rFonts w:hint="eastAsia" w:ascii="仿宋" w:hAnsi="仿宋" w:eastAsia="仿宋" w:cs="仿宋"/>
+          <w:b w:val="0"/>
+          <w:bCs w:val="0"/>
+          <w:sz w:val="22"/>
+          <w:szCs w:val="22"/>
+        </w:rPr>
       </w:pPr>
       <w:r>
         <w:rPr>
-          <w:rFonts w:hint="eastAsia" w:ascii="FangSong" w:hAnsi="FangSong" w:eastAsia="FangSong" w:cs="FangSong"/>
-          <w:sz w:val="21"/>
-          <w:szCs w:val="21"/>
+          <w:rFonts w:hint="eastAsia" w:ascii="仿宋" w:hAnsi="仿宋" w:eastAsia="仿宋" w:cs="仿宋"/>
+          <w:b w:val="0"/>
+          <w:bCs w:val="0"/>
+          <w:sz w:val="22"/>
+          <w:szCs w:val="22"/>
           <w:lang w:val="en-US" w:eastAsia="zh-CN"/>
         </w:rPr>
         <w:t>银行名称 Tên Ngân hàng：Vietcombank - Chi nhánh Thăng Long</w:t>
@@ -2111,12 +2312,21 @@
     <w:p>
       <w:pPr>
         <w:spacing w:after="0" w:line="280" w:lineRule="auto"/>
+        <w:rPr>
+          <w:rFonts w:hint="eastAsia" w:ascii="仿宋" w:hAnsi="仿宋" w:eastAsia="仿宋" w:cs="仿宋"/>
+          <w:b w:val="0"/>
+          <w:bCs w:val="0"/>
+          <w:sz w:val="22"/>
+          <w:szCs w:val="22"/>
+        </w:rPr>
       </w:pPr>
       <w:r>
         <w:rPr>
-          <w:rFonts w:hint="eastAsia" w:ascii="FangSong" w:hAnsi="FangSong" w:eastAsia="FangSong" w:cs="FangSong"/>
-          <w:sz w:val="21"/>
-          <w:szCs w:val="21"/>
+          <w:rFonts w:hint="eastAsia" w:ascii="仿宋" w:hAnsi="仿宋" w:eastAsia="仿宋" w:cs="仿宋"/>
+          <w:b w:val="0"/>
+          <w:bCs w:val="0"/>
+          <w:sz w:val="22"/>
+          <w:szCs w:val="22"/>
           <w:lang w:val="en-US" w:eastAsia="zh-CN"/>
         </w:rPr>
         <w:t>账号名称 Chủ tài khoản：Cong ty TNHH Shanhaimap Viet Nam</w:t>
@@ -2125,12 +2335,21 @@
     <w:p>
       <w:pPr>
         <w:spacing w:after="0" w:line="280" w:lineRule="auto"/>
+        <w:rPr>
+          <w:rFonts w:hint="eastAsia" w:ascii="仿宋" w:hAnsi="仿宋" w:eastAsia="仿宋" w:cs="仿宋"/>
+          <w:b w:val="0"/>
+          <w:bCs w:val="0"/>
+          <w:sz w:val="22"/>
+          <w:szCs w:val="22"/>
+        </w:rPr>
       </w:pPr>
       <w:r>
         <w:rPr>
-          <w:rFonts w:hint="eastAsia" w:ascii="FangSong" w:hAnsi="FangSong" w:eastAsia="FangSong" w:cs="FangSong"/>
-          <w:sz w:val="21"/>
-          <w:szCs w:val="21"/>
+          <w:rFonts w:hint="eastAsia" w:ascii="仿宋" w:hAnsi="仿宋" w:eastAsia="仿宋" w:cs="仿宋"/>
+          <w:b w:val="0"/>
+          <w:bCs w:val="0"/>
+          <w:sz w:val="22"/>
+          <w:szCs w:val="22"/>
           <w:lang w:val="en-US" w:eastAsia="zh-CN"/>
         </w:rPr>
         <w:t>银行账号 Tài khoản：104 799 1200 (VND)</w:t>
@@ -2139,12 +2358,21 @@
     <w:p>
       <w:pPr>
         <w:spacing w:after="0" w:line="280" w:lineRule="auto"/>
+        <w:rPr>
+          <w:rFonts w:hint="eastAsia" w:ascii="仿宋" w:hAnsi="仿宋" w:eastAsia="仿宋" w:cs="仿宋"/>
+          <w:b w:val="0"/>
+          <w:bCs w:val="0"/>
+          <w:sz w:val="22"/>
+          <w:szCs w:val="22"/>
+        </w:rPr>
       </w:pPr>
       <w:r>
         <w:rPr>
-          <w:rFonts w:hint="eastAsia" w:ascii="FangSong" w:hAnsi="FangSong" w:eastAsia="FangSong" w:cs="FangSong"/>
-          <w:sz w:val="21"/>
-          <w:szCs w:val="21"/>
+          <w:rFonts w:hint="eastAsia" w:ascii="仿宋" w:hAnsi="仿宋" w:eastAsia="仿宋" w:cs="仿宋"/>
+          <w:b w:val="0"/>
+          <w:bCs w:val="0"/>
+          <w:sz w:val="22"/>
+          <w:szCs w:val="22"/>
           <w:lang w:val="en-US" w:eastAsia="zh-CN"/>
         </w:rPr>
         <w:t>国际银行代码 Mã ngân hàng quốc tế (SWIFT)：BFTVVNVX</w:t>
@@ -2153,16 +2381,27 @@
     <w:p>
       <w:pPr>
         <w:spacing w:after="0" w:line="280" w:lineRule="auto"/>
+        <w:rPr>
+          <w:rFonts w:hint="eastAsia" w:ascii="仿宋" w:hAnsi="仿宋" w:eastAsia="仿宋" w:cs="仿宋"/>
+          <w:b w:val="0"/>
+          <w:bCs w:val="0"/>
+          <w:sz w:val="22"/>
+          <w:szCs w:val="22"/>
+        </w:rPr>
       </w:pPr>
       <w:r>
         <w:rPr>
-          <w:rFonts w:hint="eastAsia" w:ascii="FangSong" w:hAnsi="FangSong" w:eastAsia="FangSong" w:cs="FangSong"/>
-          <w:sz w:val="21"/>
-          <w:szCs w:val="21"/>
+          <w:rFonts w:hint="eastAsia" w:ascii="仿宋" w:hAnsi="仿宋" w:eastAsia="仿宋" w:cs="仿宋"/>
+          <w:b w:val="0"/>
+          <w:bCs w:val="0"/>
+          <w:sz w:val="22"/>
+          <w:szCs w:val="22"/>
           <w:lang w:val="en-US" w:eastAsia="zh-CN"/>
         </w:rPr>
         <w:t>分行地址 Địa chỉ：Tòa Nhà Pvoil Phú Thọ, Số 148 Hoàng Quốc Việt, Phường Nghĩa Tân, Quận Cầu Giấy, Thành Phố Hà Nội</w:t>
       </w:r>
+      <w:bookmarkStart w:id="0" w:name="_GoBack"/>
+      <w:bookmarkEnd w:id="0"/>
     </w:p>
     <w:p>
       <w:pPr>
@@ -2175,9 +2414,9 @@
       </w:pPr>
       <w:r>
         <w:rPr>
-          <w:rFonts w:hint="eastAsia" w:ascii="FangSong" w:hAnsi="FangSong" w:eastAsia="FangSong" w:cs="FangSong"/>
-          <w:sz w:val="21"/>
-          <w:szCs w:val="21"/>
+          <w:rFonts w:hint="eastAsia" w:ascii="仿宋" w:hAnsi="仿宋" w:eastAsia="仿宋" w:cs="仿宋"/>
+          <w:sz w:val="22"/>
+          <w:szCs w:val="22"/>
           <w:lang w:val="en-US" w:eastAsia="zh-CN"/>
         </w:rPr>
         <w:t>对于客户提供的纸质或电子版的证件、资料，应负有妥善保管和保密义务，不得将上述秘密泄露给任何第三方或用于其他用途。</w:t>
@@ -2189,9 +2428,9 @@
       </w:pPr>
       <w:r>
         <w:rPr>
-          <w:rFonts w:hint="eastAsia" w:ascii="FangSong" w:hAnsi="FangSong" w:eastAsia="FangSong" w:cs="FangSong"/>
-          <w:sz w:val="21"/>
-          <w:szCs w:val="21"/>
+          <w:rFonts w:hint="eastAsia" w:ascii="仿宋" w:hAnsi="仿宋" w:eastAsia="仿宋" w:cs="仿宋"/>
+          <w:sz w:val="22"/>
+          <w:szCs w:val="22"/>
           <w:lang w:val="en-US" w:eastAsia="zh-CN"/>
         </w:rPr>
         <w:t>此报价从报价日起生效30天。</w:t>
@@ -2204,7 +2443,7 @@
     </w:p>
     <w:tbl>
       <w:tblPr>
-        <w:tblStyle w:val="11"/>
+        <w:tblStyle w:val="10"/>
         <w:tblW w:w="9790" w:type="dxa"/>
         <w:tblInd w:w="0" w:type="dxa"/>
         <w:tblLayout w:type="fixed"/>
@@ -2236,11 +2475,11 @@
             </w:pPr>
             <w:r>
               <w:rPr>
-                <w:rFonts w:hint="eastAsia" w:ascii="FangSong" w:hAnsi="FangSong" w:eastAsia="FangSong" w:cs="FangSong"/>
+                <w:rFonts w:hint="eastAsia" w:ascii="仿宋" w:hAnsi="仿宋" w:eastAsia="仿宋" w:cs="仿宋"/>
                 <w:b/>
                 <w:bCs/>
-                <w:sz w:val="24"/>
-                <w:szCs w:val="24"/>
+                <w:sz w:val="20"/>
+                <w:szCs w:val="20"/>
                 <w:lang w:val="en-US" w:eastAsia="zh-CN"/>
               </w:rPr>
               <w:t>报价人：</w:t>
@@ -2263,11 +2502,11 @@
             </w:pPr>
             <w:r>
               <w:rPr>
-                <w:rFonts w:hint="eastAsia" w:ascii="FangSong" w:hAnsi="FangSong" w:eastAsia="FangSong" w:cs="FangSong"/>
+                <w:rFonts w:hint="eastAsia" w:ascii="仿宋" w:hAnsi="仿宋" w:eastAsia="仿宋" w:cs="仿宋"/>
                 <w:b/>
                 <w:bCs/>
-                <w:sz w:val="24"/>
-                <w:szCs w:val="24"/>
+                <w:sz w:val="20"/>
+                <w:szCs w:val="20"/>
                 <w:lang w:val="en-US" w:eastAsia="zh-CN"/>
               </w:rPr>
               <w:t>同意报价人：</w:t>
@@ -2292,9 +2531,11 @@
             </w:pPr>
             <w:r>
               <w:rPr>
-                <w:rFonts w:hint="eastAsia" w:ascii="FangSong" w:hAnsi="FangSong" w:eastAsia="FangSong" w:cs="FangSong"/>
-                <w:sz w:val="21"/>
-                <w:szCs w:val="21"/>
+                <w:rFonts w:hint="eastAsia" w:ascii="仿宋" w:hAnsi="仿宋" w:eastAsia="仿宋" w:cs="仿宋"/>
+                <w:b w:val="0"/>
+                <w:bCs w:val="0"/>
+                <w:sz w:val="22"/>
+                <w:szCs w:val="22"/>
                 <w:lang w:val="en-US" w:eastAsia="zh-CN"/>
               </w:rPr>
               <w:t>CÔNG TY TNHH SHANHAIMAP VIỆT NAM</w:t>
@@ -2361,7 +2602,7 @@
 <w:ftr xmlns:wpc="http://schemas.microsoft.com/office/word/2010/wordprocessingCanvas" xmlns:mc="http://schemas.openxmlformats.org/markup-compatibility/2006" xmlns:o="urn:schemas-microsoft-com:office:office" xmlns:r="http://schemas.openxmlformats.org/officeDocument/2006/relationships" xmlns:m="http://schemas.openxmlformats.org/officeDocument/2006/math" xmlns:v="urn:schemas-microsoft-com:vml" xmlns:wp14="http://schemas.microsoft.com/office/word/2010/wordprocessingDrawing" xmlns:wp="http://schemas.openxmlformats.org/drawingml/2006/wordprocessingDrawing" xmlns:w10="urn:schemas-microsoft-com:office:word" xmlns:w="http://schemas.openxmlformats.org/wordprocessingml/2006/main" xmlns:w14="http://schemas.microsoft.com/office/word/2010/wordml" xmlns:w15="http://schemas.microsoft.com/office/word/2012/wordml" xmlns:wpg="http://schemas.microsoft.com/office/word/2010/wordprocessingGroup" xmlns:wpi="http://schemas.microsoft.com/office/word/2010/wordprocessingInk" xmlns:wne="http://schemas.microsoft.com/office/word/2006/wordml" xmlns:wps="http://schemas.microsoft.com/office/word/2010/wordprocessingShape" xmlns:wpsCustomData="http://www.wps.cn/officeDocument/2013/wpsCustomData" mc:Ignorable="w14 w15 wp14">
   <w:p>
     <w:pPr>
-      <w:pStyle w:val="5"/>
+      <w:pStyle w:val="4"/>
     </w:pPr>
     <w:r>
       <w:rPr>
@@ -2370,7 +2611,7 @@
       <mc:AlternateContent>
         <mc:Choice Requires="wps">
           <w:drawing>
-            <wp:anchor distT="0" distB="0" distL="114300" distR="114300" simplePos="0" relativeHeight="251661312" behindDoc="0" locked="0" layoutInCell="1" allowOverlap="1">
+            <wp:anchor distT="0" distB="0" distL="114300" distR="114300" simplePos="0" relativeHeight="251659264" behindDoc="0" locked="0" layoutInCell="1" allowOverlap="1">
               <wp:simplePos x="0" y="0"/>
               <wp:positionH relativeFrom="margin">
                 <wp:align>center</wp:align>
@@ -2418,7 +2659,7 @@
                       <w:txbxContent>
                         <w:p>
                           <w:pPr>
-                            <w:pStyle w:val="5"/>
+                            <w:pStyle w:val="4"/>
                           </w:pPr>
                           <w:r>
                             <w:fldChar w:fldCharType="begin"/>
@@ -2467,7 +2708,7 @@
         </mc:Choice>
         <mc:Fallback>
           <w:pict>
-            <v:shape id="_x0000_s1026" o:spid="_x0000_s1026" o:spt="202" type="#_x0000_t202" style="position:absolute;left:0pt;margin-top:0pt;height:144pt;width:144pt;mso-position-horizontal:center;mso-position-horizontal-relative:margin;mso-wrap-style:none;z-index:251661312;mso-width-relative:page;mso-height-relative:page;" filled="f" stroked="f" coordsize="21600,21600" o:gfxdata="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">
+            <v:shape id="_x0000_s1026" o:spid="_x0000_s1026" o:spt="202" type="#_x0000_t202" style="position:absolute;left:0pt;margin-top:0pt;height:144pt;width:144pt;mso-position-horizontal:center;mso-position-horizontal-relative:margin;mso-wrap-style:none;z-index:251659264;mso-width-relative:page;mso-height-relative:page;" filled="f" stroked="f" coordsize="21600,21600" o:gfxdata="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">
               <v:fill on="f" focussize="0,0"/>
               <v:stroke on="f" weight="0.5pt"/>
               <v:imagedata o:title=""/>
@@ -2476,7 +2717,7 @@
                 <w:txbxContent>
                   <w:p>
                     <w:pPr>
-                      <w:pStyle w:val="5"/>
+                      <w:pStyle w:val="4"/>
                     </w:pPr>
                     <w:r>
                       <w:fldChar w:fldCharType="begin"/>
@@ -2553,50 +2794,46 @@
   <w:p>
     <w:pPr>
       <w:pStyle w:val="5"/>
-      <w:keepNext w:val="0"/>
-      <w:keepLines w:val="0"/>
-      <w:pageBreakBefore w:val="0"/>
-      <w:widowControl/>
-      <w:kinsoku/>
       <w:wordWrap/>
-      <w:overflowPunct/>
-      <w:topLinePunct w:val="0"/>
-      <w:bidi w:val="0"/>
-      <w:adjustRightInd/>
-      <w:snapToGrid/>
-      <w:spacing w:line="192" w:lineRule="auto"/>
+      <w:spacing w:line="240" w:lineRule="auto"/>
       <w:jc w:val="right"/>
-      <w:textAlignment w:val="auto"/>
       <w:rPr>
-        <w:rFonts w:hint="default"/>
+        <w:rFonts w:hint="default" w:ascii="Arial" w:hAnsi="Arial" w:eastAsia="微软雅黑" w:cs="Arial"/>
+        <w:b w:val="0"/>
+        <w:bCs/>
+        <w:color w:val="0039C2"/>
         <w:sz w:val="40"/>
         <w:szCs w:val="40"/>
+        <w:shd w:val="clear" w:color="auto" w:fill="FFFFFF"/>
         <w:lang w:val="en-US" w:eastAsia="zh-CN"/>
       </w:rPr>
     </w:pPr>
     <w:r>
       <w:rPr>
+        <w:rFonts w:hint="default" w:ascii="Arial" w:hAnsi="Arial" w:cs="Arial"/>
+        <w:b w:val="0"/>
+        <w:color w:val="0039C2"/>
         <w:sz w:val="40"/>
         <w:szCs w:val="40"/>
         <w:lang w:eastAsia="zh-CN"/>
       </w:rPr>
       <w:drawing>
-        <wp:anchor distT="0" distB="0" distL="114300" distR="114300" simplePos="0" relativeHeight="251659264" behindDoc="1" locked="0" layoutInCell="1" allowOverlap="1">
+        <wp:anchor distT="0" distB="0" distL="114300" distR="114300" simplePos="0" relativeHeight="251661312" behindDoc="1" locked="0" layoutInCell="1" allowOverlap="1">
           <wp:simplePos x="0" y="0"/>
           <wp:positionH relativeFrom="column">
-            <wp:posOffset>-24130</wp:posOffset>
+            <wp:posOffset>32385</wp:posOffset>
           </wp:positionH>
           <wp:positionV relativeFrom="paragraph">
-            <wp:posOffset>199390</wp:posOffset>
+            <wp:posOffset>-13335</wp:posOffset>
           </wp:positionV>
-          <wp:extent cx="854710" cy="991870"/>
-          <wp:effectExtent l="0" t="0" r="0" b="0"/>
+          <wp:extent cx="682625" cy="791845"/>
+          <wp:effectExtent l="0" t="0" r="53975" b="46355"/>
           <wp:wrapThrough wrapText="bothSides">
             <wp:wrapPolygon>
               <wp:start x="0" y="0"/>
-              <wp:lineTo x="0" y="21157"/>
-              <wp:lineTo x="21183" y="21157"/>
-              <wp:lineTo x="21183" y="0"/>
+              <wp:lineTo x="0" y="20786"/>
+              <wp:lineTo x="20897" y="20786"/>
+              <wp:lineTo x="20897" y="0"/>
               <wp:lineTo x="0" y="0"/>
             </wp:wrapPolygon>
           </wp:wrapThrough>
@@ -2622,7 +2859,7 @@
                 <pic:spPr>
                   <a:xfrm>
                     <a:off x="0" y="0"/>
-                    <a:ext cx="854710" cy="991870"/>
+                    <a:ext cx="682625" cy="791845"/>
                   </a:xfrm>
                   <a:prstGeom prst="rect">
                     <a:avLst/>
@@ -2636,107 +2873,63 @@
     </w:r>
     <w:r>
       <w:rPr>
+        <w:rFonts w:hint="default" w:ascii="Arial" w:hAnsi="Arial" w:eastAsia="微软雅黑" w:cs="Arial"/>
+        <w:b w:val="0"/>
+        <w:bCs/>
+        <w:color w:val="0039C2"/>
         <w:sz w:val="40"/>
         <w:szCs w:val="40"/>
+        <w:shd w:val="clear" w:color="auto" w:fill="FFFFFF"/>
         <w:lang w:val="en-US" w:eastAsia="zh-CN"/>
       </w:rPr>
-      <w:t>C</w:t>
-    </w:r>
-    <w:r>
-      <w:rPr>
-        <w:rFonts w:hint="default"/>
-        <w:sz w:val="40"/>
-        <w:szCs w:val="40"/>
-        <w:lang w:val="en-US" w:eastAsia="zh-CN"/>
-      </w:rPr>
-      <w:t>ÔNG TY TNHH SHANHAIMAP VIỆT NAM</w:t>
+      <w:t>CÔNG TY TNHH SHANHAIMAP VIỆT NAM</w:t>
     </w:r>
   </w:p>
   <w:p>
     <w:pPr>
-      <w:keepNext w:val="0"/>
-      <w:keepLines w:val="0"/>
-      <w:pageBreakBefore w:val="0"/>
-      <w:widowControl/>
-      <w:suppressLineNumbers w:val="0"/>
-      <w:kinsoku/>
-      <w:wordWrap/>
-      <w:overflowPunct/>
-      <w:topLinePunct w:val="0"/>
-      <w:bidi w:val="0"/>
-      <w:adjustRightInd/>
-      <w:snapToGrid/>
-      <w:spacing w:line="192" w:lineRule="auto"/>
+      <w:spacing w:after="0" w:line="240" w:lineRule="auto"/>
       <w:jc w:val="right"/>
-      <w:textAlignment w:val="auto"/>
       <w:rPr>
-        <w:rFonts w:hint="eastAsia" w:ascii="微软雅黑" w:hAnsi="微软雅黑" w:eastAsia="微软雅黑" w:cs="Calibri"/>
-        <w:b/>
+        <w:rFonts w:hint="default" w:ascii="Arial" w:hAnsi="Arial" w:eastAsia="微软雅黑" w:cs="Arial"/>
+        <w:b w:val="0"/>
         <w:bCs/>
+        <w:sz w:val="20"/>
+        <w:szCs w:val="20"/>
         <w:lang w:val="en-US" w:eastAsia="zh-CN"/>
       </w:rPr>
     </w:pPr>
     <w:r>
       <w:rPr>
-        <w:rFonts w:hint="eastAsia" w:ascii="微软雅黑" w:hAnsi="微软雅黑" w:eastAsia="微软雅黑" w:cs="Calibri"/>
-        <w:b/>
+        <w:rFonts w:hint="default" w:ascii="Arial" w:hAnsi="Arial" w:eastAsia="微软雅黑" w:cs="Arial"/>
+        <w:b w:val="0"/>
         <w:bCs/>
+        <w:sz w:val="20"/>
+        <w:szCs w:val="20"/>
         <w:lang w:val="en-US" w:eastAsia="zh-CN"/>
       </w:rPr>
-      <w:t>T</w:t>
-    </w:r>
-    <w:r>
-      <w:rPr>
-        <w:rFonts w:hint="default" w:ascii="微软雅黑" w:hAnsi="微软雅黑" w:eastAsia="微软雅黑" w:cs="Calibri"/>
-        <w:b/>
-        <w:bCs/>
-        <w:lang w:val="en-US" w:eastAsia="zh-CN"/>
-      </w:rPr>
-      <w:t>ầng 6, Số 89 Phan Đình Phùng, Phường Phú Nhuận,TPHCM</w:t>
-    </w:r>
-    <w:r>
-      <w:rPr>
-        <w:rFonts w:hint="eastAsia" w:ascii="微软雅黑" w:hAnsi="微软雅黑" w:eastAsia="微软雅黑" w:cs="Calibri"/>
-        <w:b/>
-        <w:bCs/>
-        <w:lang w:val="en-US" w:eastAsia="zh-CN"/>
-      </w:rPr>
-      <w:t xml:space="preserve">. </w:t>
+      <w:t>Tầng 6, Số 89 Phan Đình Phùng, Phường Phú Nhuận,TPHCM.</w:t>
     </w:r>
   </w:p>
   <w:p>
     <w:pPr>
-      <w:keepNext w:val="0"/>
-      <w:keepLines w:val="0"/>
-      <w:pageBreakBefore w:val="0"/>
-      <w:widowControl/>
-      <w:suppressLineNumbers w:val="0"/>
-      <w:kinsoku/>
-      <w:wordWrap/>
-      <w:overflowPunct/>
-      <w:topLinePunct w:val="0"/>
-      <w:bidi w:val="0"/>
-      <w:adjustRightInd/>
-      <w:snapToGrid/>
-      <w:spacing w:line="192" w:lineRule="auto"/>
+      <w:spacing w:after="0" w:line="240" w:lineRule="auto"/>
       <w:jc w:val="right"/>
-      <w:textAlignment w:val="auto"/>
       <w:rPr>
-        <w:rFonts w:hint="default" w:ascii="微软雅黑" w:hAnsi="微软雅黑" w:eastAsia="微软雅黑" w:cs="Calibri"/>
-        <w:b/>
+        <w:rFonts w:hint="default" w:ascii="Arial" w:hAnsi="Arial" w:eastAsia="微软雅黑" w:cs="Arial"/>
+        <w:b w:val="0"/>
         <w:bCs/>
-        <w:sz w:val="28"/>
-        <w:szCs w:val="28"/>
-        <w:lang w:val="de-DE" w:eastAsia="zh-CN"/>
+        <w:sz w:val="16"/>
+        <w:szCs w:val="16"/>
+        <w:lang w:val="en-US" w:eastAsia="zh-CN"/>
       </w:rPr>
     </w:pPr>
     <w:r>
       <w:rPr>
-        <w:rFonts w:hint="eastAsia" w:ascii="微软雅黑" w:hAnsi="微软雅黑" w:eastAsia="微软雅黑" w:cs="Calibri"/>
-        <w:b/>
+        <w:rFonts w:hint="eastAsia" w:ascii="仿宋" w:hAnsi="仿宋" w:eastAsia="仿宋" w:cs="仿宋"/>
+        <w:b w:val="0"/>
         <w:bCs/>
-        <w:sz w:val="28"/>
-        <w:szCs w:val="28"/>
+        <w:sz w:val="20"/>
+        <w:szCs w:val="20"/>
         <w:lang w:val="en-US" w:eastAsia="zh-CN"/>
       </w:rPr>
       <w:t>越南胡志明市富润坊潘廷逢街 89 号 6 楼</w:t>
@@ -2744,50 +2937,117 @@
   </w:p>
   <w:p>
     <w:pPr>
-      <w:keepNext w:val="0"/>
-      <w:keepLines w:val="0"/>
-      <w:pageBreakBefore w:val="0"/>
-      <w:widowControl/>
-      <w:kinsoku/>
-      <w:wordWrap/>
-      <w:overflowPunct/>
-      <w:topLinePunct w:val="0"/>
-      <w:bidi w:val="0"/>
-      <w:adjustRightInd/>
-      <w:snapToGrid/>
-      <w:spacing w:after="0" w:line="192" w:lineRule="auto"/>
+      <w:spacing w:after="0" w:line="240" w:lineRule="auto"/>
       <w:jc w:val="center"/>
-      <w:textAlignment w:val="auto"/>
       <w:rPr>
-        <w:rFonts w:ascii="微软雅黑" w:hAnsi="微软雅黑" w:eastAsia="微软雅黑" w:cs="Calibri"/>
-        <w:b/>
-        <w:bCs/>
+        <w:rFonts w:hint="default" w:ascii="Arial" w:hAnsi="Arial" w:eastAsia="微软雅黑" w:cs="Arial"/>
+        <w:b w:val="0"/>
+        <w:bCs w:val="0"/>
         <w:lang w:val="de-DE" w:eastAsia="zh-CN"/>
       </w:rPr>
     </w:pPr>
     <w:r>
+      <w:rPr>
+        <w:rFonts w:hint="default" w:ascii="Arial" w:hAnsi="Arial" w:cs="Arial" w:eastAsiaTheme="minorEastAsia"/>
+        <w:b w:val="0"/>
+        <w:bCs w:val="0"/>
+        <w:lang w:eastAsia="zh-CN"/>
+      </w:rPr>
+      <mc:AlternateContent>
+        <mc:Choice Requires="wps">
+          <w:drawing>
+            <wp:anchor distT="0" distB="0" distL="114300" distR="114300" simplePos="0" relativeHeight="251660288" behindDoc="0" locked="0" layoutInCell="1" allowOverlap="1">
+              <wp:simplePos x="0" y="0"/>
+              <wp:positionH relativeFrom="column">
+                <wp:posOffset>-259080</wp:posOffset>
+              </wp:positionH>
+              <wp:positionV relativeFrom="paragraph">
+                <wp:posOffset>254635</wp:posOffset>
+              </wp:positionV>
+              <wp:extent cx="6405245" cy="0"/>
+              <wp:effectExtent l="0" t="19050" r="0" b="19050"/>
+              <wp:wrapNone/>
+              <wp:docPr id="4" name="直接连接符 4"/>
+              <wp:cNvGraphicFramePr/>
+              <a:graphic xmlns:a="http://schemas.openxmlformats.org/drawingml/2006/main">
+                <a:graphicData uri="http://schemas.microsoft.com/office/word/2010/wordprocessingShape">
+                  <wps:wsp>
+                    <wps:cNvCnPr/>
+                    <wps:spPr>
+                      <a:xfrm>
+                        <a:off x="0" y="0"/>
+                        <a:ext cx="6404997" cy="0"/>
+                      </a:xfrm>
+                      <a:prstGeom prst="line">
+                        <a:avLst/>
+                      </a:prstGeom>
+                      <a:noFill/>
+                      <a:ln w="38100" cap="flat" cmpd="sng" algn="ctr">
+                        <a:solidFill>
+                          <a:srgbClr val="0039C2"/>
+                        </a:solidFill>
+                        <a:prstDash val="solid"/>
+                        <a:miter lim="800000"/>
+                      </a:ln>
+                      <a:effectLst/>
+                    </wps:spPr>
+                    <wps:bodyPr upright="0"/>
+                  </wps:wsp>
+                </a:graphicData>
+              </a:graphic>
+            </wp:anchor>
+          </w:drawing>
+        </mc:Choice>
+        <mc:Fallback>
+          <w:pict>
+            <v:line id="_x0000_s1026" o:spid="_x0000_s1026" o:spt="20" style="position:absolute;left:0pt;margin-left:-20.4pt;margin-top:20.05pt;height:0pt;width:504.35pt;z-index:251660288;mso-width-relative:page;mso-height-relative:page;" filled="f" stroked="t" coordsize="21600,21600" o:gfxdata="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">
+              <v:fill on="f" focussize="0,0"/>
+              <v:stroke weight="3pt" color="#0039C2" miterlimit="8" joinstyle="miter"/>
+              <v:imagedata o:title=""/>
+              <o:lock v:ext="edit" aspectratio="f"/>
+            </v:line>
+          </w:pict>
+        </mc:Fallback>
+      </mc:AlternateContent>
+    </w:r>
+    <w:r>
+      <w:rPr>
+        <w:rFonts w:hint="default" w:ascii="Arial" w:hAnsi="Arial" w:cs="Arial"/>
+        <w:b w:val="0"/>
+        <w:bCs w:val="0"/>
+      </w:rPr>
       <w:fldChar w:fldCharType="begin"/>
     </w:r>
     <w:r>
+      <w:rPr>
+        <w:rFonts w:hint="default" w:ascii="Arial" w:hAnsi="Arial" w:cs="Arial"/>
+        <w:b w:val="0"/>
+        <w:bCs w:val="0"/>
+      </w:rPr>
       <w:instrText xml:space="preserve"> HYPERLINK "http://www.shanhaimap.com" </w:instrText>
     </w:r>
     <w:r>
+      <w:rPr>
+        <w:rFonts w:hint="default" w:ascii="Arial" w:hAnsi="Arial" w:cs="Arial"/>
+        <w:b w:val="0"/>
+        <w:bCs w:val="0"/>
+      </w:rPr>
       <w:fldChar w:fldCharType="separate"/>
     </w:r>
     <w:r>
       <w:rPr>
-        <w:rFonts w:ascii="微软雅黑" w:hAnsi="微软雅黑" w:eastAsia="微软雅黑" w:cs="Calibri"/>
-        <w:b/>
-        <w:bCs/>
+        <w:rFonts w:hint="default" w:ascii="Arial" w:hAnsi="Arial" w:eastAsia="微软雅黑" w:cs="Arial"/>
+        <w:b w:val="0"/>
+        <w:bCs w:val="0"/>
         <w:lang w:val="de-DE" w:eastAsia="zh-CN"/>
       </w:rPr>
       <w:fldChar w:fldCharType="end"/>
     </w:r>
     <w:r>
       <w:rPr>
-        <w:rFonts w:ascii="微软雅黑" w:hAnsi="微软雅黑" w:eastAsia="微软雅黑" w:cs="Calibri"/>
-        <w:b/>
-        <w:bCs/>
+        <w:rFonts w:hint="default" w:ascii="Arial" w:hAnsi="Arial" w:eastAsia="微软雅黑" w:cs="Arial"/>
+        <w:b w:val="0"/>
+        <w:bCs w:val="0"/>
         <w:lang w:val="de-DE" w:eastAsia="zh-CN"/>
       </w:rPr>
       <w:t>Web: www.shanhaimap.com</w:t>
@@ -2795,7 +3055,7 @@
   </w:p>
   <w:p>
     <w:pPr>
-      <w:pStyle w:val="6"/>
+      <w:pStyle w:val="5"/>
       <w:tabs>
         <w:tab w:val="right" w:pos="10260"/>
       </w:tabs>
@@ -2809,23 +3069,23 @@
         <w:lang w:val="de-DE" w:eastAsia="zh-CN"/>
       </w:rPr>
     </w:pPr>
-    <w:r>
+  </w:p>
+  <w:p>
+    <w:pPr>
+      <w:pStyle w:val="5"/>
+      <w:tabs>
+        <w:tab w:val="right" w:pos="10260"/>
+      </w:tabs>
+      <w:spacing w:line="276" w:lineRule="auto"/>
+      <w:ind w:left="1276" w:right="-279"/>
+      <w:jc w:val="center"/>
       <w:rPr>
-        <w:rFonts w:hint="eastAsia" w:ascii="Arial" w:hAnsi="Arial" w:cs="Arial" w:eastAsiaTheme="minorEastAsia"/>
+        <w:rFonts w:ascii="Arial" w:hAnsi="Arial" w:cs="Arial" w:eastAsiaTheme="minorEastAsia"/>
         <w:b/>
         <w:bCs/>
-        <w:lang w:eastAsia="zh-CN"/>
+        <w:lang w:val="de-DE" w:eastAsia="zh-CN"/>
       </w:rPr>
-      <w:pict>
-        <v:line id="直接连接符 1" o:spid="_x0000_s4097" o:spt="20" style="position:absolute;left:0pt;margin-left:-20.9pt;margin-top:4.1pt;height:0pt;width:504.35pt;z-index:251660288;mso-width-relative:page;mso-height-relative:page;" filled="f" stroked="t" coordsize="21600,21600" o:gfxdata="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">
-          <v:path arrowok="t"/>
-          <v:fill on="f" focussize="0,0"/>
-          <v:stroke weight="3pt" color="#0039C2" miterlimit="8" joinstyle="miter"/>
-          <v:imagedata o:title=""/>
-          <o:lock v:ext="edit" aspectratio="f"/>
-        </v:line>
-      </w:pict>
-    </w:r>
+    </w:pPr>
   </w:p>
 </w:hdr>
 </file>
@@ -2843,8 +3103,8 @@
   <w:latentStyles w:count="260" w:defQFormat="0" w:defUnhideWhenUsed="1" w:defSemiHidden="1" w:defUIPriority="99" w:defLockedState="0">
     <w:lsdException w:qFormat="1" w:unhideWhenUsed="0" w:uiPriority="0" w:semiHidden="0" w:name="Normal"/>
     <w:lsdException w:qFormat="1" w:unhideWhenUsed="0" w:uiPriority="9" w:semiHidden="0" w:name="heading 1"/>
-    <w:lsdException w:qFormat="1" w:uiPriority="9" w:semiHidden="0" w:name="heading 2"/>
-    <w:lsdException w:qFormat="1" w:uiPriority="9" w:semiHidden="0" w:name="heading 3"/>
+    <w:lsdException w:qFormat="1" w:uiPriority="9" w:name="heading 2"/>
+    <w:lsdException w:qFormat="1" w:uiPriority="9" w:name="heading 3"/>
     <w:lsdException w:qFormat="1" w:uiPriority="9" w:name="heading 4"/>
     <w:lsdException w:qFormat="1" w:uiPriority="9" w:name="heading 5"/>
     <w:lsdException w:qFormat="1" w:uiPriority="9" w:name="heading 6"/>
@@ -3111,7 +3371,7 @@
     <w:name w:val="heading 1"/>
     <w:basedOn w:val="1"/>
     <w:next w:val="1"/>
-    <w:link w:val="23"/>
+    <w:link w:val="22"/>
     <w:qFormat/>
     <w:uiPriority w:val="9"/>
     <w:pPr>
@@ -3132,7 +3392,8 @@
     <w:name w:val="heading 2"/>
     <w:basedOn w:val="1"/>
     <w:next w:val="1"/>
-    <w:link w:val="46"/>
+    <w:link w:val="45"/>
+    <w:semiHidden/>
     <w:unhideWhenUsed/>
     <w:qFormat/>
     <w:uiPriority w:val="9"/>
@@ -3150,30 +3411,12 @@
       <w:szCs w:val="32"/>
     </w:rPr>
   </w:style>
-  <w:style w:type="paragraph" w:styleId="4">
-    <w:name w:val="heading 3"/>
-    <w:basedOn w:val="1"/>
-    <w:next w:val="1"/>
-    <w:unhideWhenUsed/>
-    <w:qFormat/>
-    <w:uiPriority w:val="9"/>
-    <w:pPr>
-      <w:keepNext/>
-      <w:keepLines/>
-      <w:spacing w:before="260" w:beforeLines="0" w:beforeAutospacing="0" w:after="260" w:afterLines="0" w:afterAutospacing="0" w:line="413" w:lineRule="auto"/>
-      <w:outlineLvl w:val="2"/>
-    </w:pPr>
-    <w:rPr>
-      <w:b/>
-      <w:sz w:val="32"/>
-    </w:rPr>
-  </w:style>
-  <w:style w:type="character" w:default="1" w:styleId="13">
+  <w:style w:type="character" w:default="1" w:styleId="12">
     <w:name w:val="Default Paragraph Font"/>
     <w:unhideWhenUsed/>
     <w:uiPriority w:val="1"/>
   </w:style>
-  <w:style w:type="table" w:default="1" w:styleId="11">
+  <w:style w:type="table" w:default="1" w:styleId="10">
     <w:name w:val="Normal Table"/>
     <w:semiHidden/>
     <w:unhideWhenUsed/>
@@ -3187,7 +3430,7 @@
       </w:tblCellMar>
     </w:tblPr>
   </w:style>
-  <w:style w:type="paragraph" w:styleId="5">
+  <w:style w:type="paragraph" w:styleId="4">
     <w:name w:val="Body Text"/>
     <w:basedOn w:val="1"/>
     <w:qFormat/>
@@ -3202,10 +3445,10 @@
       <w:lang w:eastAsia="en-US"/>
     </w:rPr>
   </w:style>
-  <w:style w:type="paragraph" w:styleId="6">
+  <w:style w:type="paragraph" w:styleId="5">
     <w:name w:val="Balloon Text"/>
     <w:basedOn w:val="1"/>
-    <w:link w:val="42"/>
+    <w:link w:val="41"/>
     <w:semiHidden/>
     <w:unhideWhenUsed/>
     <w:qFormat/>
@@ -3218,7 +3461,7 @@
       <w:szCs w:val="18"/>
     </w:rPr>
   </w:style>
-  <w:style w:type="paragraph" w:styleId="7">
+  <w:style w:type="paragraph" w:styleId="6">
     <w:name w:val="footer"/>
     <w:basedOn w:val="1"/>
     <w:unhideWhenUsed/>
@@ -3236,10 +3479,10 @@
       <w:szCs w:val="18"/>
     </w:rPr>
   </w:style>
-  <w:style w:type="paragraph" w:styleId="8">
+  <w:style w:type="paragraph" w:styleId="7">
     <w:name w:val="header"/>
     <w:basedOn w:val="1"/>
-    <w:link w:val="16"/>
+    <w:link w:val="15"/>
     <w:unhideWhenUsed/>
     <w:qFormat/>
     <w:uiPriority w:val="99"/>
@@ -3251,7 +3494,7 @@
       <w:spacing w:after="0" w:line="240" w:lineRule="auto"/>
     </w:pPr>
   </w:style>
-  <w:style w:type="paragraph" w:styleId="9">
+  <w:style w:type="paragraph" w:styleId="8">
     <w:name w:val="HTML Preformatted"/>
     <w:basedOn w:val="1"/>
     <w:unhideWhenUsed/>
@@ -3283,7 +3526,7 @@
       <w:szCs w:val="24"/>
     </w:rPr>
   </w:style>
-  <w:style w:type="paragraph" w:styleId="10">
+  <w:style w:type="paragraph" w:styleId="9">
     <w:name w:val="Normal (Web)"/>
     <w:basedOn w:val="1"/>
     <w:unhideWhenUsed/>
@@ -3298,9 +3541,9 @@
       <w:lang w:val="en-US"/>
     </w:rPr>
   </w:style>
-  <w:style w:type="table" w:styleId="12">
+  <w:style w:type="table" w:styleId="11">
     <w:name w:val="Table Grid"/>
-    <w:basedOn w:val="11"/>
+    <w:basedOn w:val="10"/>
     <w:qFormat/>
     <w:uiPriority w:val="39"/>
     <w:tblPr>
@@ -3314,9 +3557,9 @@
       </w:tblBorders>
     </w:tblPr>
   </w:style>
-  <w:style w:type="character" w:styleId="14">
+  <w:style w:type="character" w:styleId="13">
     <w:name w:val="Emphasis"/>
-    <w:basedOn w:val="13"/>
+    <w:basedOn w:val="12"/>
     <w:qFormat/>
     <w:uiPriority w:val="20"/>
     <w:rPr>
@@ -3324,9 +3567,9 @@
       <w:iCs/>
     </w:rPr>
   </w:style>
-  <w:style w:type="character" w:styleId="15">
+  <w:style w:type="character" w:styleId="14">
     <w:name w:val="Hyperlink"/>
-    <w:basedOn w:val="13"/>
+    <w:basedOn w:val="12"/>
     <w:unhideWhenUsed/>
     <w:qFormat/>
     <w:uiPriority w:val="99"/>
@@ -3340,21 +3583,21 @@
       </w14:textFill>
     </w:rPr>
   </w:style>
-  <w:style w:type="character" w:customStyle="1" w:styleId="16">
+  <w:style w:type="character" w:customStyle="1" w:styleId="15">
     <w:name w:val="Header Char"/>
-    <w:basedOn w:val="13"/>
-    <w:link w:val="8"/>
+    <w:basedOn w:val="12"/>
+    <w:link w:val="7"/>
     <w:qFormat/>
     <w:uiPriority w:val="99"/>
     <w:rPr>
       <w:lang w:val="id-ID"/>
     </w:rPr>
   </w:style>
-  <w:style w:type="paragraph" w:styleId="17">
+  <w:style w:type="paragraph" w:styleId="16">
     <w:name w:val="Intense Quote"/>
     <w:basedOn w:val="1"/>
     <w:next w:val="1"/>
-    <w:link w:val="18"/>
+    <w:link w:val="17"/>
     <w:qFormat/>
     <w:uiPriority w:val="30"/>
     <w:pPr>
@@ -3377,10 +3620,10 @@
       </w14:textFill>
     </w:rPr>
   </w:style>
-  <w:style w:type="character" w:customStyle="1" w:styleId="18">
+  <w:style w:type="character" w:customStyle="1" w:styleId="17">
     <w:name w:val="Intense Quote Char"/>
-    <w:basedOn w:val="13"/>
-    <w:link w:val="17"/>
+    <w:basedOn w:val="12"/>
+    <w:link w:val="16"/>
     <w:qFormat/>
     <w:uiPriority w:val="30"/>
     <w:rPr>
@@ -3397,7 +3640,7 @@
       </w14:textFill>
     </w:rPr>
   </w:style>
-  <w:style w:type="paragraph" w:styleId="19">
+  <w:style w:type="paragraph" w:styleId="18">
     <w:name w:val="No Spacing"/>
     <w:qFormat/>
     <w:uiPriority w:val="1"/>
@@ -3411,7 +3654,7 @@
       <w:lang w:val="id-ID" w:eastAsia="zh-CN" w:bidi="ar-SA"/>
     </w:rPr>
   </w:style>
-  <w:style w:type="paragraph" w:customStyle="1" w:styleId="20">
+  <w:style w:type="paragraph" w:customStyle="1" w:styleId="19">
     <w:name w:val="正文1"/>
     <w:qFormat/>
     <w:uiPriority w:val="0"/>
@@ -3425,7 +3668,7 @@
       <w:lang w:val="id-ID" w:eastAsia="zh-CN" w:bidi="ar-SA"/>
     </w:rPr>
   </w:style>
-  <w:style w:type="paragraph" w:customStyle="1" w:styleId="21">
+  <w:style w:type="paragraph" w:customStyle="1" w:styleId="20">
     <w:name w:val="页脚1"/>
     <w:basedOn w:val="1"/>
     <w:semiHidden/>
@@ -3440,9 +3683,9 @@
       <w:szCs w:val="24"/>
     </w:rPr>
   </w:style>
-  <w:style w:type="table" w:customStyle="1" w:styleId="22">
+  <w:style w:type="table" w:customStyle="1" w:styleId="21">
     <w:name w:val="Table Grid1"/>
-    <w:basedOn w:val="11"/>
+    <w:basedOn w:val="10"/>
     <w:qFormat/>
     <w:uiPriority w:val="39"/>
     <w:tblPr>
@@ -3456,9 +3699,9 @@
       </w:tblBorders>
     </w:tblPr>
   </w:style>
-  <w:style w:type="character" w:customStyle="1" w:styleId="23">
+  <w:style w:type="character" w:customStyle="1" w:styleId="22">
     <w:name w:val="Heading 1 Char"/>
-    <w:basedOn w:val="13"/>
+    <w:basedOn w:val="12"/>
     <w:link w:val="2"/>
     <w:qFormat/>
     <w:uiPriority w:val="9"/>
@@ -3470,9 +3713,9 @@
       <w:lang w:eastAsia="en-US"/>
     </w:rPr>
   </w:style>
-  <w:style w:type="table" w:customStyle="1" w:styleId="24">
+  <w:style w:type="table" w:customStyle="1" w:styleId="23">
     <w:name w:val="网格型1"/>
-    <w:basedOn w:val="11"/>
+    <w:basedOn w:val="10"/>
     <w:qFormat/>
     <w:uiPriority w:val="0"/>
     <w:rPr>
@@ -3485,9 +3728,9 @@
       </w:tblCellMar>
     </w:tblPr>
   </w:style>
-  <w:style w:type="table" w:customStyle="1" w:styleId="25">
+  <w:style w:type="table" w:customStyle="1" w:styleId="24">
     <w:name w:val="Table Grid3"/>
-    <w:basedOn w:val="11"/>
+    <w:basedOn w:val="10"/>
     <w:qFormat/>
     <w:uiPriority w:val="39"/>
     <w:tblPr>
@@ -3501,10 +3744,10 @@
       </w:tblBorders>
     </w:tblPr>
   </w:style>
-  <w:style w:type="paragraph" w:styleId="26">
+  <w:style w:type="paragraph" w:styleId="25">
     <w:name w:val="List Paragraph"/>
     <w:basedOn w:val="1"/>
-    <w:link w:val="44"/>
+    <w:link w:val="43"/>
     <w:qFormat/>
     <w:uiPriority w:val="34"/>
     <w:pPr>
@@ -3512,9 +3755,9 @@
       <w:contextualSpacing/>
     </w:pPr>
   </w:style>
-  <w:style w:type="table" w:customStyle="1" w:styleId="27">
+  <w:style w:type="table" w:customStyle="1" w:styleId="26">
     <w:name w:val="Table Grid2"/>
-    <w:basedOn w:val="11"/>
+    <w:basedOn w:val="10"/>
     <w:qFormat/>
     <w:uiPriority w:val="39"/>
     <w:tblPr>
@@ -3528,9 +3771,9 @@
       </w:tblBorders>
     </w:tblPr>
   </w:style>
-  <w:style w:type="table" w:customStyle="1" w:styleId="28">
+  <w:style w:type="table" w:customStyle="1" w:styleId="27">
     <w:name w:val="Table Grid11"/>
-    <w:basedOn w:val="11"/>
+    <w:basedOn w:val="10"/>
     <w:qFormat/>
     <w:uiPriority w:val="39"/>
     <w:tblPr>
@@ -3544,9 +3787,9 @@
       </w:tblBorders>
     </w:tblPr>
   </w:style>
-  <w:style w:type="table" w:customStyle="1" w:styleId="29">
+  <w:style w:type="table" w:customStyle="1" w:styleId="28">
     <w:name w:val="Table Grid5"/>
-    <w:basedOn w:val="11"/>
+    <w:basedOn w:val="10"/>
     <w:qFormat/>
     <w:uiPriority w:val="39"/>
     <w:rPr>
@@ -3563,9 +3806,9 @@
       </w:tblBorders>
     </w:tblPr>
   </w:style>
-  <w:style w:type="table" w:customStyle="1" w:styleId="30">
+  <w:style w:type="table" w:customStyle="1" w:styleId="29">
     <w:name w:val="Table Grid21"/>
-    <w:basedOn w:val="11"/>
+    <w:basedOn w:val="10"/>
     <w:qFormat/>
     <w:uiPriority w:val="39"/>
     <w:tblPr>
@@ -3579,9 +3822,9 @@
       </w:tblBorders>
     </w:tblPr>
   </w:style>
-  <w:style w:type="table" w:customStyle="1" w:styleId="31">
+  <w:style w:type="table" w:customStyle="1" w:styleId="30">
     <w:name w:val="Table Grid31"/>
-    <w:basedOn w:val="11"/>
+    <w:basedOn w:val="10"/>
     <w:qFormat/>
     <w:uiPriority w:val="39"/>
     <w:tblPr>
@@ -3595,9 +3838,9 @@
       </w:tblBorders>
     </w:tblPr>
   </w:style>
-  <w:style w:type="table" w:customStyle="1" w:styleId="32">
+  <w:style w:type="table" w:customStyle="1" w:styleId="31">
     <w:name w:val="Table Grid4"/>
-    <w:basedOn w:val="11"/>
+    <w:basedOn w:val="10"/>
     <w:qFormat/>
     <w:uiPriority w:val="39"/>
     <w:tblPr>
@@ -3611,9 +3854,9 @@
       </w:tblBorders>
     </w:tblPr>
   </w:style>
-  <w:style w:type="table" w:customStyle="1" w:styleId="33">
+  <w:style w:type="table" w:customStyle="1" w:styleId="32">
     <w:name w:val="网格型13"/>
-    <w:basedOn w:val="11"/>
+    <w:basedOn w:val="10"/>
     <w:qFormat/>
     <w:uiPriority w:val="0"/>
     <w:rPr>
@@ -3626,7 +3869,7 @@
       </w:tblCellMar>
     </w:tblPr>
   </w:style>
-  <w:style w:type="paragraph" w:customStyle="1" w:styleId="34">
+  <w:style w:type="paragraph" w:customStyle="1" w:styleId="33">
     <w:name w:val="Table Paragraph"/>
     <w:basedOn w:val="1"/>
     <w:qFormat/>
@@ -3643,9 +3886,9 @@
       <w:lang w:val="en-US" w:eastAsia="en-US"/>
     </w:rPr>
   </w:style>
-  <w:style w:type="table" w:customStyle="1" w:styleId="35">
+  <w:style w:type="table" w:customStyle="1" w:styleId="34">
     <w:name w:val="Table Grid6"/>
-    <w:basedOn w:val="11"/>
+    <w:basedOn w:val="10"/>
     <w:qFormat/>
     <w:uiPriority w:val="39"/>
     <w:tblPr>
@@ -3659,9 +3902,9 @@
       </w:tblBorders>
     </w:tblPr>
   </w:style>
-  <w:style w:type="table" w:customStyle="1" w:styleId="36">
+  <w:style w:type="table" w:customStyle="1" w:styleId="35">
     <w:name w:val="Table Grid7"/>
-    <w:basedOn w:val="11"/>
+    <w:basedOn w:val="10"/>
     <w:qFormat/>
     <w:uiPriority w:val="39"/>
     <w:tblPr>
@@ -3675,9 +3918,9 @@
       </w:tblBorders>
     </w:tblPr>
   </w:style>
-  <w:style w:type="table" w:customStyle="1" w:styleId="37">
+  <w:style w:type="table" w:customStyle="1" w:styleId="36">
     <w:name w:val="Table Grid8"/>
-    <w:basedOn w:val="11"/>
+    <w:basedOn w:val="10"/>
     <w:qFormat/>
     <w:uiPriority w:val="39"/>
     <w:tblPr>
@@ -3691,9 +3934,9 @@
       </w:tblBorders>
     </w:tblPr>
   </w:style>
-  <w:style w:type="table" w:customStyle="1" w:styleId="38">
+  <w:style w:type="table" w:customStyle="1" w:styleId="37">
     <w:name w:val="Table Grid32"/>
-    <w:basedOn w:val="11"/>
+    <w:basedOn w:val="10"/>
     <w:qFormat/>
     <w:uiPriority w:val="39"/>
     <w:pPr>
@@ -3710,9 +3953,9 @@
       </w:tblBorders>
     </w:tblPr>
   </w:style>
-  <w:style w:type="table" w:customStyle="1" w:styleId="39">
+  <w:style w:type="table" w:customStyle="1" w:styleId="38">
     <w:name w:val="Table Grid33"/>
-    <w:basedOn w:val="11"/>
+    <w:basedOn w:val="10"/>
     <w:qFormat/>
     <w:uiPriority w:val="39"/>
     <w:pPr>
@@ -3729,7 +3972,7 @@
       </w:tblBorders>
     </w:tblPr>
   </w:style>
-  <w:style w:type="character" w:customStyle="1" w:styleId="40">
+  <w:style w:type="character" w:customStyle="1" w:styleId="39">
     <w:name w:val="列出段落 Char"/>
     <w:qFormat/>
     <w:uiPriority w:val="34"/>
@@ -3740,16 +3983,16 @@
       <w:lang w:val="id-ID"/>
     </w:rPr>
   </w:style>
-  <w:style w:type="character" w:customStyle="1" w:styleId="41">
+  <w:style w:type="character" w:customStyle="1" w:styleId="40">
     <w:name w:val="normaltextrun"/>
-    <w:basedOn w:val="13"/>
+    <w:basedOn w:val="12"/>
     <w:qFormat/>
     <w:uiPriority w:val="0"/>
   </w:style>
-  <w:style w:type="character" w:customStyle="1" w:styleId="42">
+  <w:style w:type="character" w:customStyle="1" w:styleId="41">
     <w:name w:val="Balloon Text Char"/>
-    <w:basedOn w:val="13"/>
-    <w:link w:val="6"/>
+    <w:basedOn w:val="12"/>
+    <w:link w:val="5"/>
     <w:semiHidden/>
     <w:qFormat/>
     <w:uiPriority w:val="99"/>
@@ -3760,7 +4003,7 @@
       <w:lang w:val="id-ID"/>
     </w:rPr>
   </w:style>
-  <w:style w:type="paragraph" w:customStyle="1" w:styleId="43">
+  <w:style w:type="paragraph" w:customStyle="1" w:styleId="42">
     <w:name w:val="msolistparagraph"/>
     <w:qFormat/>
     <w:uiPriority w:val="0"/>
@@ -3776,9 +4019,9 @@
       <w:lang w:val="en-US" w:eastAsia="zh-CN" w:bidi="ar-SA"/>
     </w:rPr>
   </w:style>
-  <w:style w:type="character" w:customStyle="1" w:styleId="44">
+  <w:style w:type="character" w:customStyle="1" w:styleId="43">
     <w:name w:val="List Paragraph Char"/>
-    <w:link w:val="26"/>
+    <w:link w:val="25"/>
     <w:qFormat/>
     <w:uiPriority w:val="34"/>
     <w:rPr>
@@ -3788,7 +4031,7 @@
       <w:lang w:val="id-ID"/>
     </w:rPr>
   </w:style>
-  <w:style w:type="paragraph" w:customStyle="1" w:styleId="45">
+  <w:style w:type="paragraph" w:customStyle="1" w:styleId="44">
     <w:name w:val="Badan"/>
     <w:qFormat/>
     <w:uiPriority w:val="0"/>
@@ -3800,9 +4043,9 @@
       <w:lang w:val="zh-TW" w:eastAsia="zh-TW" w:bidi="ar-SA"/>
     </w:rPr>
   </w:style>
-  <w:style w:type="character" w:customStyle="1" w:styleId="46">
+  <w:style w:type="character" w:customStyle="1" w:styleId="45">
     <w:name w:val="Heading 2 Char"/>
-    <w:basedOn w:val="13"/>
+    <w:basedOn w:val="12"/>
     <w:link w:val="3"/>
     <w:semiHidden/>
     <w:uiPriority w:val="9"/>
@@ -4077,14 +4320,13 @@
 <s:customData xmlns="http://www.wps.cn/officeDocument/2013/wpsCustomData" xmlns:s="http://www.wps.cn/officeDocument/2013/wpsCustomData">
   <customSectProps/>
   <customShpExts>
-    <customShpInfo spid="_x0000_s4097" textRotate="1"/>
     <customShpInfo spid="_x0000_s1026" textRotate="1"/>
   </customShpExts>
 </s:customData>
 </file>
 
 <file path=customXml/item2.xml><?xml version="1.0" encoding="utf-8"?>
-<b:Sources xmlns="http://schemas.openxmlformats.org/officeDocument/2006/bibliography" xmlns:b="http://schemas.openxmlformats.org/officeDocument/2006/bibliography" Version="6" SelectedStyle="\APASixthEditionOfficeOnline.xsl" StyleName="APA"/>
+<b:Sources xmlns="http://schemas.openxmlformats.org/officeDocument/2006/bibliography" xmlns:b="http://schemas.openxmlformats.org/officeDocument/2006/bibliography" StyleName="APA" SelectedStyle="\APASixthEditionOfficeOnline.xsl" Version="6"/>
 </file>
 
 <file path=customXml/itemProps1.xml><?xml version="1.0" encoding="utf-8"?>

--- a/quotation-generator/assets/报价单模版-越南公司.docx
+++ b/quotation-generator/assets/报价单模版-越南公司.docx
@@ -883,8 +883,6 @@
     <w:p>
       <w:pPr>
         <w:spacing w:after="0" w:line="280" w:lineRule="auto"/>
-      </w:pPr>
-      <w:r>
         <w:rPr>
           <w:rFonts w:hint="eastAsia" w:ascii="FangSong" w:hAnsi="FangSong" w:eastAsia="FangSong" w:cs="FangSong"/>
           <w:b/>
@@ -893,13 +891,22 @@
           <w:szCs w:val="24"/>
           <w:lang w:val="en-US" w:eastAsia="zh-CN"/>
         </w:rPr>
+      </w:pPr>
+      <w:r>
+        <w:rPr>
+          <w:rFonts w:hint="eastAsia" w:ascii="FangSong" w:hAnsi="FangSong" w:eastAsia="FangSong" w:cs="FangSong"/>
+          <w:b/>
+          <w:bCs/>
+          <w:sz w:val="24"/>
+          <w:szCs w:val="24"/>
+          <w:lang w:val="en-US" w:eastAsia="zh-CN"/>
+        </w:rPr>
         <w:t>*备注：</w:t>
       </w:r>
     </w:p>
     <w:p>
       <w:pPr>
         <w:spacing w:after="0" w:line="280" w:lineRule="auto"/>
-        <w:ind w:left="360"/>
       </w:pPr>
       <w:r>
         <w:rPr>
@@ -908,28 +915,13 @@
           <w:szCs w:val="21"/>
           <w:lang w:val="en-US" w:eastAsia="zh-CN"/>
         </w:rPr>
-        <w:t>a. 以上办理时间均为收集齐资料开始的官方办理时间；</w:t>
+        <w:t>以上服务报价不包括：</w:t>
       </w:r>
     </w:p>
     <w:p>
       <w:pPr>
         <w:spacing w:after="0" w:line="280" w:lineRule="auto"/>
-        <w:ind w:left="360"/>
-      </w:pPr>
-      <w:r>
-        <w:rPr>
-          <w:rFonts w:hint="eastAsia" w:ascii="FangSong" w:hAnsi="FangSong" w:eastAsia="FangSong" w:cs="FangSong"/>
-          <w:sz w:val="21"/>
-          <w:szCs w:val="21"/>
-          <w:lang w:val="en-US" w:eastAsia="zh-CN"/>
-        </w:rPr>
-        <w:t>b. 以上服务报价不包括：</w:t>
-      </w:r>
-    </w:p>
-    <w:p>
-      <w:pPr>
-        <w:spacing w:after="0" w:line="280" w:lineRule="auto"/>
-        <w:ind w:left="720"/>
+        <w:ind w:firstLine="720" w:firstLineChars="0"/>
       </w:pPr>
       <w:r>
         <w:rPr>
@@ -1015,24 +1007,154 @@
     </w:p>
     <w:p>
       <w:pPr>
+        <w:numPr>
+          <w:ilvl w:val="0"/>
+          <w:numId w:val="1"/>
+        </w:numPr>
         <w:spacing w:after="0" w:line="280" w:lineRule="auto"/>
-      </w:pPr>
-      <w:r>
         <w:rPr>
           <w:rFonts w:hint="eastAsia" w:ascii="仿宋" w:hAnsi="仿宋" w:eastAsia="仿宋" w:cs="仿宋"/>
           <w:b/>
           <w:bCs/>
-          <w:color w:val="000000"/>
+          <w:sz w:val="28"/>
+          <w:szCs w:val="28"/>
+          <w:shd w:val="clear" w:color="auto" w:fill="FFFFFF"/>
+        </w:rPr>
+      </w:pPr>
+      <w:r>
+        <w:rPr>
+          <w:rFonts w:hint="eastAsia" w:ascii="仿宋" w:hAnsi="仿宋" w:eastAsia="仿宋" w:cs="仿宋"/>
+          <w:b/>
+          <w:bCs/>
+          <w:color w:val="000000" w:themeColor="text1"/>
+          <w:sz w:val="28"/>
+          <w:szCs w:val="28"/>
+          <w:lang w:val="en-US"/>
+          <w14:textFill>
+            <w14:solidFill>
+              <w14:schemeClr w14:val="tx1"/>
+            </w14:solidFill>
+          </w14:textFill>
+        </w:rPr>
+        <w:t>服务</w:t>
+      </w:r>
+      <w:r>
+        <w:rPr>
+          <w:rFonts w:hint="eastAsia" w:ascii="仿宋" w:hAnsi="仿宋" w:eastAsia="仿宋" w:cs="仿宋"/>
+          <w:b/>
+          <w:bCs/>
+          <w:color w:val="000000" w:themeColor="text1"/>
+          <w:sz w:val="28"/>
+          <w:szCs w:val="28"/>
+          <w14:textFill>
+            <w14:solidFill>
+              <w14:schemeClr w14:val="tx1"/>
+            </w14:solidFill>
+          </w14:textFill>
+        </w:rPr>
+        <w:t>流程</w:t>
+      </w:r>
+      <w:r>
+        <w:rPr>
+          <w:rFonts w:hint="eastAsia" w:ascii="仿宋" w:hAnsi="仿宋" w:eastAsia="仿宋" w:cs="仿宋"/>
+          <w:b/>
+          <w:bCs/>
+          <w:color w:val="000000" w:themeColor="text1"/>
+          <w:sz w:val="28"/>
+          <w:szCs w:val="28"/>
+          <w:lang w:eastAsia="zh-CN"/>
+          <w14:textFill>
+            <w14:solidFill>
+              <w14:schemeClr w14:val="tx1"/>
+            </w14:solidFill>
+          </w14:textFill>
+        </w:rPr>
+        <w:t>、</w:t>
+      </w:r>
+      <w:r>
+        <w:rPr>
+          <w:rFonts w:hint="eastAsia" w:ascii="仿宋" w:hAnsi="仿宋" w:eastAsia="仿宋" w:cs="仿宋"/>
+          <w:b/>
+          <w:bCs/>
+          <w:color w:val="000000" w:themeColor="text1"/>
           <w:sz w:val="28"/>
           <w:szCs w:val="28"/>
           <w:lang w:val="en-US" w:eastAsia="zh-CN"/>
-        </w:rPr>
-        <w:t>3.服务流程及交付材料清单</w:t>
+          <w14:textFill>
+            <w14:solidFill>
+              <w14:schemeClr w14:val="tx1"/>
+            </w14:solidFill>
+          </w14:textFill>
+        </w:rPr>
+        <w:t>时间</w:t>
+      </w:r>
+      <w:r>
+        <w:rPr>
+          <w:rFonts w:hint="eastAsia" w:ascii="仿宋" w:hAnsi="仿宋" w:eastAsia="仿宋" w:cs="仿宋"/>
+          <w:b/>
+          <w:bCs/>
+          <w:color w:val="000000" w:themeColor="text1"/>
+          <w:sz w:val="28"/>
+          <w:szCs w:val="28"/>
+          <w:lang w:val="en-US"/>
+          <w14:textFill>
+            <w14:solidFill>
+              <w14:schemeClr w14:val="tx1"/>
+            </w14:solidFill>
+          </w14:textFill>
+        </w:rPr>
+        <w:t>及</w:t>
+      </w:r>
+      <w:r>
+        <w:rPr>
+          <w:rFonts w:hint="eastAsia" w:ascii="仿宋" w:hAnsi="仿宋" w:eastAsia="仿宋" w:cs="仿宋"/>
+          <w:b/>
+          <w:bCs/>
+          <w:sz w:val="28"/>
+          <w:szCs w:val="28"/>
+          <w:shd w:val="clear" w:color="auto" w:fill="FFFFFF"/>
+        </w:rPr>
+        <w:t>交付</w:t>
+      </w:r>
+      <w:r>
+        <w:rPr>
+          <w:rFonts w:hint="eastAsia" w:ascii="仿宋" w:hAnsi="仿宋" w:eastAsia="仿宋" w:cs="仿宋"/>
+          <w:b/>
+          <w:bCs/>
+          <w:sz w:val="28"/>
+          <w:szCs w:val="28"/>
+          <w:shd w:val="clear" w:color="auto" w:fill="FFFFFF"/>
+          <w:lang w:val="en-US" w:eastAsia="zh-CN"/>
+        </w:rPr>
+        <w:t>文件</w:t>
+      </w:r>
+      <w:r>
+        <w:rPr>
+          <w:rFonts w:hint="eastAsia" w:ascii="仿宋" w:hAnsi="仿宋" w:eastAsia="仿宋" w:cs="仿宋"/>
+          <w:b/>
+          <w:bCs/>
+          <w:sz w:val="28"/>
+          <w:szCs w:val="28"/>
+          <w:shd w:val="clear" w:color="auto" w:fill="FFFFFF"/>
+        </w:rPr>
+        <w:t>清单</w:t>
       </w:r>
     </w:p>
     <w:p>
       <w:pPr>
-        <w:spacing w:after="120" w:line="280" w:lineRule="auto"/>
+        <w:numPr>
+          <w:ilvl w:val="0"/>
+          <w:numId w:val="0"/>
+        </w:numPr>
+        <w:spacing w:after="0" w:line="280" w:lineRule="auto"/>
+        <w:rPr>
+          <w:rFonts w:hint="eastAsia" w:ascii="仿宋" w:hAnsi="仿宋" w:eastAsia="仿宋" w:cs="仿宋"/>
+          <w:b/>
+          <w:bCs/>
+          <w:sz w:val="28"/>
+          <w:szCs w:val="28"/>
+          <w:shd w:val="clear" w:color="auto" w:fill="FFFFFF"/>
+        </w:rPr>
       </w:pPr>
     </w:p>
     <w:tbl>
@@ -1058,9 +1180,9 @@
       </w:tblPr>
       <w:tblGrid>
         <w:gridCol w:w="596"/>
-        <w:gridCol w:w="2249"/>
-        <w:gridCol w:w="872"/>
-        <w:gridCol w:w="3679"/>
+        <w:gridCol w:w="2190"/>
+        <w:gridCol w:w="1087"/>
+        <w:gridCol w:w="3523"/>
         <w:gridCol w:w="2671"/>
       </w:tblGrid>
       <w:tr>
@@ -1093,7 +1215,7 @@
         </w:tc>
         <w:tc>
           <w:tcPr>
-            <w:tcW w:w="2249" w:type="dxa"/>
+            <w:tcW w:w="2190" w:type="dxa"/>
             <w:shd w:val="clear" w:color="auto" w:fill="BDD6EE"/>
             <w:vAlign w:val="center"/>
           </w:tcPr>
@@ -1101,23 +1223,25 @@
             <w:pPr>
               <w:spacing w:after="0" w:line="280" w:lineRule="auto"/>
               <w:jc w:val="center"/>
+              <w:rPr>
+                <w:rFonts w:hint="default" w:eastAsiaTheme="minorEastAsia"/>
+                <w:lang w:val="en-US" w:eastAsia="zh-CN"/>
+              </w:rPr>
             </w:pPr>
             <w:r>
               <w:rPr>
                 <w:rFonts w:hint="eastAsia" w:ascii="仿宋" w:hAnsi="仿宋" w:eastAsia="仿宋" w:cs="仿宋"/>
                 <w:b/>
                 <w:bCs/>
-                <w:sz w:val="20"/>
-                <w:szCs w:val="20"/>
-                <w:lang w:val="en-US" w:eastAsia="zh-CN"/>
-              </w:rPr>
-              <w:t>项目</w:t>
+                <w:lang w:val="en-US" w:eastAsia="zh-CN"/>
+              </w:rPr>
+              <w:t>服务内容</w:t>
             </w:r>
           </w:p>
         </w:tc>
         <w:tc>
           <w:tcPr>
-            <w:tcW w:w="872" w:type="dxa"/>
+            <w:tcW w:w="1087" w:type="dxa"/>
             <w:shd w:val="clear" w:color="auto" w:fill="BDD6EE"/>
             <w:vAlign w:val="center"/>
           </w:tcPr>
@@ -1135,30 +1259,13 @@
                 <w:szCs w:val="20"/>
                 <w:lang w:val="en-US" w:eastAsia="zh-CN"/>
               </w:rPr>
-              <w:t>时间</w:t>
-            </w:r>
-          </w:p>
-          <w:p>
-            <w:pPr>
-              <w:spacing w:after="0" w:line="280" w:lineRule="auto"/>
-              <w:jc w:val="center"/>
-            </w:pPr>
-            <w:r>
-              <w:rPr>
-                <w:rFonts w:hint="eastAsia" w:ascii="仿宋" w:hAnsi="仿宋" w:eastAsia="仿宋" w:cs="仿宋"/>
-                <w:b/>
-                <w:bCs/>
-                <w:sz w:val="20"/>
-                <w:szCs w:val="20"/>
-                <w:lang w:val="en-US" w:eastAsia="zh-CN"/>
-              </w:rPr>
-              <w:t>工作日</w:t>
+              <w:t>办理时间</w:t>
             </w:r>
           </w:p>
         </w:tc>
         <w:tc>
           <w:tcPr>
-            <w:tcW w:w="3679" w:type="dxa"/>
+            <w:tcW w:w="3523" w:type="dxa"/>
             <w:shd w:val="clear" w:color="auto" w:fill="BDD6EE"/>
             <w:vAlign w:val="center"/>
           </w:tcPr>
@@ -1232,7 +1339,7 @@
         </w:tc>
         <w:tc>
           <w:tcPr>
-            <w:tcW w:w="2249" w:type="dxa"/>
+            <w:tcW w:w="2190" w:type="dxa"/>
             <w:vAlign w:val="top"/>
           </w:tcPr>
           <w:p>
@@ -1254,28 +1361,32 @@
         </w:tc>
         <w:tc>
           <w:tcPr>
-            <w:tcW w:w="872" w:type="dxa"/>
+            <w:tcW w:w="1087" w:type="dxa"/>
             <w:vAlign w:val="top"/>
           </w:tcPr>
           <w:p>
             <w:pPr>
               <w:spacing w:after="0" w:line="280" w:lineRule="auto"/>
               <w:jc w:val="center"/>
-            </w:pPr>
-            <w:r>
-              <w:rPr>
-                <w:rFonts w:hint="eastAsia" w:ascii="仿宋" w:hAnsi="仿宋" w:eastAsia="仿宋" w:cs="仿宋"/>
-                <w:sz w:val="20"/>
-                <w:szCs w:val="20"/>
-                <w:lang w:val="en-US" w:eastAsia="zh-CN"/>
-              </w:rPr>
-              <w:t>21</w:t>
+              <w:rPr>
+                <w:rFonts w:hint="default"/>
+                <w:lang w:val="en-US"/>
+              </w:rPr>
+            </w:pPr>
+            <w:r>
+              <w:rPr>
+                <w:rFonts w:hint="eastAsia" w:ascii="仿宋" w:hAnsi="仿宋" w:eastAsia="仿宋" w:cs="仿宋"/>
+                <w:sz w:val="20"/>
+                <w:szCs w:val="20"/>
+                <w:lang w:val="en-US" w:eastAsia="zh-CN"/>
+              </w:rPr>
+              <w:t>21个工作日</w:t>
             </w:r>
           </w:p>
         </w:tc>
         <w:tc>
           <w:tcPr>
-            <w:tcW w:w="3679" w:type="dxa"/>
+            <w:tcW w:w="3523" w:type="dxa"/>
             <w:vAlign w:val="top"/>
           </w:tcPr>
           <w:p>
@@ -1495,7 +1606,7 @@
         </w:tc>
         <w:tc>
           <w:tcPr>
-            <w:tcW w:w="2249" w:type="dxa"/>
+            <w:tcW w:w="2190" w:type="dxa"/>
             <w:vAlign w:val="top"/>
           </w:tcPr>
           <w:p>
@@ -1517,7 +1628,7 @@
         </w:tc>
         <w:tc>
           <w:tcPr>
-            <w:tcW w:w="872" w:type="dxa"/>
+            <w:tcW w:w="1087" w:type="dxa"/>
             <w:vAlign w:val="top"/>
           </w:tcPr>
           <w:p>
@@ -1532,13 +1643,13 @@
                 <w:szCs w:val="20"/>
                 <w:lang w:val="en-US" w:eastAsia="zh-CN"/>
               </w:rPr>
-              <w:t>315</w:t>
+              <w:t>315个工作日</w:t>
             </w:r>
           </w:p>
         </w:tc>
         <w:tc>
           <w:tcPr>
-            <w:tcW w:w="3679" w:type="dxa"/>
+            <w:tcW w:w="3523" w:type="dxa"/>
             <w:vAlign w:val="top"/>
           </w:tcPr>
           <w:p>
@@ -1667,7 +1778,7 @@
           <w:szCs w:val="28"/>
           <w:lang w:val="en-US" w:eastAsia="zh-CN"/>
         </w:rPr>
-        <w:t>4.所需材料清单</w:t>
+        <w:t>4.所需资料及信息清单</w:t>
       </w:r>
     </w:p>
     <w:p>
@@ -1739,6 +1850,10 @@
             <w:pPr>
               <w:spacing w:after="0" w:line="280" w:lineRule="auto"/>
               <w:jc w:val="center"/>
+              <w:rPr>
+                <w:rFonts w:hint="default"/>
+                <w:lang w:val="en-US"/>
+              </w:rPr>
             </w:pPr>
             <w:r>
               <w:rPr>
@@ -1749,7 +1864,7 @@
                 <w:szCs w:val="20"/>
                 <w:lang w:val="en-US" w:eastAsia="zh-CN"/>
               </w:rPr>
-              <w:t>项目</w:t>
+              <w:t>服务内容</w:t>
             </w:r>
           </w:p>
         </w:tc>
@@ -1768,12 +1883,33 @@
               <w:rPr>
                 <w:rFonts w:hint="eastAsia" w:ascii="仿宋" w:hAnsi="仿宋" w:eastAsia="仿宋" w:cs="仿宋"/>
                 <w:b/>
-                <w:bCs/>
-                <w:sz w:val="20"/>
-                <w:szCs w:val="20"/>
-                <w:lang w:val="en-US" w:eastAsia="zh-CN"/>
-              </w:rPr>
-              <w:t>所需材料</w:t>
+                <w:color w:val="000000" w:themeColor="text1"/>
+                <w:sz w:val="20"/>
+                <w:szCs w:val="20"/>
+                <w:lang w:val="en-US"/>
+                <w14:textFill>
+                  <w14:solidFill>
+                    <w14:schemeClr w14:val="tx1"/>
+                  </w14:solidFill>
+                </w14:textFill>
+              </w:rPr>
+              <w:t>所需</w:t>
+            </w:r>
+            <w:r>
+              <w:rPr>
+                <w:rFonts w:hint="eastAsia" w:ascii="仿宋" w:hAnsi="仿宋" w:eastAsia="仿宋" w:cs="仿宋"/>
+                <w:b/>
+                <w:color w:val="000000" w:themeColor="text1"/>
+                <w:sz w:val="20"/>
+                <w:szCs w:val="20"/>
+                <w:lang w:val="en-US" w:eastAsia="zh-CN"/>
+                <w14:textFill>
+                  <w14:solidFill>
+                    <w14:schemeClr w14:val="tx1"/>
+                  </w14:solidFill>
+                </w14:textFill>
+              </w:rPr>
+              <w:t>资料及信息</w:t>
             </w:r>
           </w:p>
         </w:tc>
@@ -2239,62 +2375,132 @@
     </w:tbl>
     <w:p>
       <w:pPr>
-        <w:spacing w:before="80" w:after="0" w:line="280" w:lineRule="auto"/>
+        <w:rPr>
+          <w:rFonts w:hint="eastAsia" w:ascii="仿宋" w:hAnsi="仿宋" w:eastAsia="仿宋" w:cs="仿宋"/>
+          <w:b/>
+          <w:color w:val="000000"/>
+          <w:sz w:val="20"/>
+          <w:szCs w:val="20"/>
+          <w:lang w:val="en-US"/>
+        </w:rPr>
+      </w:pPr>
+    </w:p>
+    <w:p>
+      <w:pPr>
+        <w:rPr>
+          <w:rFonts w:hint="eastAsia" w:ascii="仿宋" w:hAnsi="仿宋" w:eastAsia="仿宋" w:cs="仿宋"/>
+          <w:b/>
+          <w:color w:val="000000"/>
+          <w:sz w:val="20"/>
+          <w:szCs w:val="20"/>
+          <w:lang w:val="en-US"/>
+        </w:rPr>
       </w:pPr>
       <w:r>
         <w:rPr>
           <w:rFonts w:hint="eastAsia" w:ascii="仿宋" w:hAnsi="仿宋" w:eastAsia="仿宋" w:cs="仿宋"/>
-          <w:sz w:val="22"/>
-          <w:szCs w:val="22"/>
-          <w:lang w:val="en-US" w:eastAsia="zh-CN"/>
-        </w:rPr>
-        <w:t>备注：客户必须提供办理服务所需材料，如因材料不足或材料提供不及时耽误了办理进度，所产生的额外费用则由客户承担。</w:t>
+          <w:b/>
+          <w:color w:val="000000"/>
+          <w:sz w:val="20"/>
+          <w:szCs w:val="20"/>
+          <w:lang w:val="en-US"/>
+        </w:rPr>
+        <w:t>备注：</w:t>
       </w:r>
     </w:p>
     <w:p>
       <w:pPr>
-        <w:spacing w:after="0" w:line="280" w:lineRule="auto"/>
+        <w:numPr>
+          <w:ilvl w:val="0"/>
+          <w:numId w:val="2"/>
+        </w:numPr>
+        <w:spacing w:after="0" w:line="240" w:lineRule="auto"/>
+        <w:rPr>
+          <w:rFonts w:hint="eastAsia" w:ascii="仿宋" w:hAnsi="仿宋" w:eastAsia="仿宋" w:cs="仿宋"/>
+          <w:color w:val="000000"/>
+          <w:sz w:val="20"/>
+          <w:szCs w:val="20"/>
+          <w:lang w:val="en-US"/>
+        </w:rPr>
       </w:pPr>
       <w:r>
         <w:rPr>
           <w:rFonts w:hint="eastAsia" w:ascii="仿宋" w:hAnsi="仿宋" w:eastAsia="仿宋" w:cs="仿宋"/>
-          <w:sz w:val="22"/>
-          <w:szCs w:val="22"/>
-          <w:lang w:val="en-US" w:eastAsia="zh-CN"/>
-        </w:rPr>
-        <w:t>办理起止时间计算：外资公司注册和医疗器械（C、D类）产品公布的办理时间均以所需资料/文件收集齐全后开始算起，法定节假日及办证政府机构休息日不算入办理时间。</w:t>
+          <w:color w:val="000000"/>
+          <w:sz w:val="20"/>
+          <w:szCs w:val="20"/>
+          <w:lang w:val="en-US"/>
+        </w:rPr>
+        <w:t>以上办理时间为收集齐所需资料及信息开始的官方办理时间，法定节假日及办证政府机构休息日不算入办理时间。</w:t>
       </w:r>
     </w:p>
     <w:p>
       <w:pPr>
-        <w:spacing w:before="120" w:after="0" w:line="280" w:lineRule="auto"/>
-      </w:pPr>
-    </w:p>
-    <w:p>
-      <w:pPr>
-        <w:spacing w:after="0" w:line="280" w:lineRule="auto"/>
+        <w:numPr>
+          <w:ilvl w:val="0"/>
+          <w:numId w:val="2"/>
+        </w:numPr>
+        <w:spacing w:after="0" w:line="240" w:lineRule="auto"/>
+        <w:rPr>
+          <w:rFonts w:hint="eastAsia" w:ascii="仿宋" w:hAnsi="仿宋" w:eastAsia="仿宋" w:cs="仿宋"/>
+          <w:color w:val="000000"/>
+          <w:sz w:val="20"/>
+          <w:szCs w:val="20"/>
+          <w:lang w:val="en-US"/>
+        </w:rPr>
       </w:pPr>
       <w:r>
         <w:rPr>
           <w:rFonts w:hint="eastAsia" w:ascii="仿宋" w:hAnsi="仿宋" w:eastAsia="仿宋" w:cs="仿宋"/>
-          <w:b/>
-          <w:bCs/>
-          <w:sz w:val="22"/>
-          <w:szCs w:val="22"/>
-          <w:lang w:val="en-US" w:eastAsia="zh-CN"/>
-        </w:rPr>
-        <w:t>所有款项汇到指定的银行账户，银行账户信息如下：</w:t>
+          <w:color w:val="000000"/>
+          <w:sz w:val="20"/>
+          <w:szCs w:val="20"/>
+          <w:lang w:val="en-US"/>
+        </w:rPr>
+        <w:t>甲方必须提供办理服务所需资料及信息，如因资料及信息不足或提供不及时耽误了办理进度，则所产生的额外费用由甲方承担。</w:t>
       </w:r>
     </w:p>
     <w:p>
       <w:pPr>
-        <w:spacing w:after="0" w:line="280" w:lineRule="auto"/>
+        <w:numPr>
+          <w:ilvl w:val="0"/>
+          <w:numId w:val="2"/>
+        </w:numPr>
+        <w:spacing w:after="0" w:line="240" w:lineRule="auto"/>
+        <w:rPr>
+          <w:rFonts w:hint="eastAsia" w:ascii="仿宋" w:hAnsi="仿宋" w:eastAsia="仿宋" w:cs="仿宋"/>
+          <w:color w:val="000000"/>
+          <w:sz w:val="20"/>
+          <w:szCs w:val="20"/>
+          <w:lang w:val="en-US"/>
+        </w:rPr>
+      </w:pPr>
+      <w:r>
+        <w:rPr>
+          <w:rFonts w:hint="eastAsia" w:ascii="仿宋" w:hAnsi="仿宋" w:eastAsia="仿宋" w:cs="仿宋"/>
+          <w:color w:val="000000"/>
+          <w:sz w:val="20"/>
+          <w:szCs w:val="20"/>
+          <w:lang w:val="en-US"/>
+        </w:rPr>
+        <w:t>以上服务价格和办理时间按照甲方提供的信息及资料进行评估，如发生变化，则根据最新信息及资料进行价格和时间调整。</w:t>
+      </w:r>
+    </w:p>
+    <w:p>
+      <w:pPr>
+        <w:numPr>
+          <w:ilvl w:val="0"/>
+          <w:numId w:val="2"/>
+        </w:numPr>
+        <w:spacing w:after="0" w:line="240" w:lineRule="auto"/>
         <w:rPr>
           <w:rFonts w:hint="eastAsia" w:ascii="仿宋" w:hAnsi="仿宋" w:eastAsia="仿宋" w:cs="仿宋"/>
           <w:b w:val="0"/>
           <w:bCs w:val="0"/>
-          <w:sz w:val="22"/>
-          <w:szCs w:val="22"/>
+          <w:color w:val="000000"/>
+          <w:sz w:val="20"/>
+          <w:szCs w:val="20"/>
+          <w:lang w:val="en-US"/>
         </w:rPr>
       </w:pPr>
       <w:r>
@@ -2302,8 +2508,148 @@
           <w:rFonts w:hint="eastAsia" w:ascii="仿宋" w:hAnsi="仿宋" w:eastAsia="仿宋" w:cs="仿宋"/>
           <w:b w:val="0"/>
           <w:bCs w:val="0"/>
-          <w:sz w:val="22"/>
-          <w:szCs w:val="22"/>
+          <w:color w:val="000000"/>
+          <w:sz w:val="20"/>
+          <w:szCs w:val="20"/>
+          <w:lang w:val="en-US"/>
+        </w:rPr>
+        <w:t>未列入本报价单或不属于本报价单服务范围内的服务，将另行报价。</w:t>
+      </w:r>
+    </w:p>
+    <w:p>
+      <w:pPr>
+        <w:numPr>
+          <w:ilvl w:val="0"/>
+          <w:numId w:val="2"/>
+        </w:numPr>
+        <w:spacing w:after="0" w:line="240" w:lineRule="auto"/>
+        <w:rPr>
+          <w:rFonts w:hint="eastAsia" w:ascii="仿宋" w:hAnsi="仿宋" w:eastAsia="仿宋" w:cs="仿宋"/>
+          <w:b w:val="0"/>
+          <w:bCs w:val="0"/>
+          <w:color w:val="000000"/>
+          <w:sz w:val="20"/>
+          <w:szCs w:val="20"/>
+          <w:lang w:val="en-US"/>
+        </w:rPr>
+      </w:pPr>
+      <w:r>
+        <w:rPr>
+          <w:rFonts w:hint="eastAsia" w:ascii="仿宋" w:hAnsi="仿宋" w:eastAsia="仿宋" w:cs="仿宋"/>
+          <w:b w:val="0"/>
+          <w:bCs w:val="0"/>
+          <w:color w:val="000000"/>
+          <w:sz w:val="20"/>
+          <w:szCs w:val="20"/>
+          <w:lang w:val="en-US"/>
+        </w:rPr>
+        <w:t>本报价单中所列“（如需）”服务，须在办理过程中根据甲方实际需求及情况重新评估，最终服务价格、数量及办理时间以评估结果为准。</w:t>
+      </w:r>
+    </w:p>
+    <w:p>
+      <w:pPr>
+        <w:numPr>
+          <w:ilvl w:val="0"/>
+          <w:numId w:val="2"/>
+        </w:numPr>
+        <w:spacing w:after="0" w:line="240" w:lineRule="auto"/>
+        <w:rPr>
+          <w:rFonts w:hint="eastAsia" w:ascii="仿宋" w:hAnsi="仿宋" w:eastAsia="仿宋" w:cs="仿宋"/>
+          <w:b w:val="0"/>
+          <w:bCs w:val="0"/>
+          <w:color w:val="000000"/>
+          <w:sz w:val="20"/>
+          <w:szCs w:val="20"/>
+          <w:lang w:val="en-US"/>
+        </w:rPr>
+      </w:pPr>
+      <w:r>
+        <w:rPr>
+          <w:rFonts w:hint="eastAsia" w:ascii="仿宋" w:hAnsi="仿宋" w:eastAsia="仿宋" w:cs="仿宋"/>
+          <w:b w:val="0"/>
+          <w:bCs w:val="0"/>
+          <w:color w:val="000000"/>
+          <w:sz w:val="20"/>
+          <w:szCs w:val="20"/>
+          <w:lang w:val="en-US"/>
+        </w:rPr>
+        <w:t>如果</w:t>
+      </w:r>
+      <w:r>
+        <w:rPr>
+          <w:rFonts w:hint="eastAsia" w:ascii="仿宋" w:hAnsi="仿宋" w:eastAsia="仿宋" w:cs="仿宋"/>
+          <w:b w:val="0"/>
+          <w:bCs w:val="0"/>
+          <w:color w:val="000000"/>
+          <w:sz w:val="20"/>
+          <w:szCs w:val="20"/>
+          <w:lang w:val="en-US" w:eastAsia="zh-CN"/>
+        </w:rPr>
+        <w:t>当地</w:t>
+      </w:r>
+      <w:r>
+        <w:rPr>
+          <w:rFonts w:hint="eastAsia" w:ascii="仿宋" w:hAnsi="仿宋" w:eastAsia="仿宋" w:cs="仿宋"/>
+          <w:b w:val="0"/>
+          <w:bCs w:val="0"/>
+          <w:color w:val="000000"/>
+          <w:sz w:val="20"/>
+          <w:szCs w:val="20"/>
+          <w:lang w:val="en-US"/>
+        </w:rPr>
+        <w:t>法规发生变化，乙方有权调整价格及办理时间。</w:t>
+      </w:r>
+    </w:p>
+    <w:p>
+      <w:pPr>
+        <w:numPr>
+          <w:ilvl w:val="0"/>
+          <w:numId w:val="2"/>
+        </w:numPr>
+        <w:spacing w:after="0" w:line="240" w:lineRule="auto"/>
+        <w:rPr>
+          <w:rFonts w:hint="eastAsia" w:ascii="仿宋" w:hAnsi="仿宋" w:eastAsia="仿宋" w:cs="仿宋"/>
+          <w:b w:val="0"/>
+          <w:bCs w:val="0"/>
+          <w:color w:val="000000"/>
+          <w:sz w:val="20"/>
+          <w:szCs w:val="20"/>
+          <w:lang w:val="en-US"/>
+        </w:rPr>
+      </w:pPr>
+      <w:r>
+        <w:rPr>
+          <w:rFonts w:hint="eastAsia" w:ascii="仿宋" w:hAnsi="仿宋" w:eastAsia="仿宋" w:cs="仿宋"/>
+          <w:b w:val="0"/>
+          <w:bCs w:val="0"/>
+          <w:color w:val="000000"/>
+          <w:sz w:val="20"/>
+          <w:szCs w:val="20"/>
+          <w:lang w:val="en-US"/>
+        </w:rPr>
+        <w:t>所有款项汇到指定的银行账户，银行账户信息如下 :</w:t>
+      </w:r>
+    </w:p>
+    <w:p>
+      <w:pPr>
+        <w:spacing w:after="0" w:line="240" w:lineRule="auto"/>
+        <w:ind w:left="420"/>
+        <w:rPr>
+          <w:rFonts w:hint="eastAsia" w:ascii="仿宋" w:hAnsi="仿宋" w:eastAsia="仿宋" w:cs="仿宋"/>
+          <w:b/>
+          <w:color w:val="212121"/>
+          <w:sz w:val="20"/>
+          <w:szCs w:val="20"/>
+          <w:lang w:val="en-US" w:eastAsia="zh-CN"/>
+        </w:rPr>
+      </w:pPr>
+      <w:r>
+        <w:rPr>
+          <w:rFonts w:hint="eastAsia" w:ascii="仿宋" w:hAnsi="仿宋" w:eastAsia="仿宋" w:cs="仿宋"/>
+          <w:b/>
+          <w:color w:val="212121"/>
+          <w:sz w:val="20"/>
+          <w:szCs w:val="20"/>
           <w:lang w:val="en-US" w:eastAsia="zh-CN"/>
         </w:rPr>
         <w:t>银行名称 Tên Ngân hàng：Vietcombank - Chi nhánh Thăng Long</w:t>
@@ -2311,22 +2657,24 @@
     </w:p>
     <w:p>
       <w:pPr>
-        <w:spacing w:after="0" w:line="280" w:lineRule="auto"/>
-        <w:rPr>
-          <w:rFonts w:hint="eastAsia" w:ascii="仿宋" w:hAnsi="仿宋" w:eastAsia="仿宋" w:cs="仿宋"/>
-          <w:b w:val="0"/>
-          <w:bCs w:val="0"/>
-          <w:sz w:val="22"/>
-          <w:szCs w:val="22"/>
+        <w:spacing w:after="0" w:line="240" w:lineRule="auto"/>
+        <w:ind w:left="420"/>
+        <w:rPr>
+          <w:rFonts w:hint="eastAsia" w:ascii="仿宋" w:hAnsi="仿宋" w:eastAsia="仿宋" w:cs="仿宋"/>
+          <w:b/>
+          <w:color w:val="212121"/>
+          <w:sz w:val="20"/>
+          <w:szCs w:val="20"/>
+          <w:lang w:val="en-US" w:eastAsia="zh-CN"/>
         </w:rPr>
       </w:pPr>
       <w:r>
         <w:rPr>
           <w:rFonts w:hint="eastAsia" w:ascii="仿宋" w:hAnsi="仿宋" w:eastAsia="仿宋" w:cs="仿宋"/>
-          <w:b w:val="0"/>
-          <w:bCs w:val="0"/>
-          <w:sz w:val="22"/>
-          <w:szCs w:val="22"/>
+          <w:b/>
+          <w:color w:val="212121"/>
+          <w:sz w:val="20"/>
+          <w:szCs w:val="20"/>
           <w:lang w:val="en-US" w:eastAsia="zh-CN"/>
         </w:rPr>
         <w:t>账号名称 Chủ tài khoản：Cong ty TNHH Shanhaimap Viet Nam</w:t>
@@ -2334,22 +2682,24 @@
     </w:p>
     <w:p>
       <w:pPr>
-        <w:spacing w:after="0" w:line="280" w:lineRule="auto"/>
-        <w:rPr>
-          <w:rFonts w:hint="eastAsia" w:ascii="仿宋" w:hAnsi="仿宋" w:eastAsia="仿宋" w:cs="仿宋"/>
-          <w:b w:val="0"/>
-          <w:bCs w:val="0"/>
-          <w:sz w:val="22"/>
-          <w:szCs w:val="22"/>
+        <w:spacing w:after="0" w:line="240" w:lineRule="auto"/>
+        <w:ind w:left="420"/>
+        <w:rPr>
+          <w:rFonts w:hint="eastAsia" w:ascii="仿宋" w:hAnsi="仿宋" w:eastAsia="仿宋" w:cs="仿宋"/>
+          <w:b/>
+          <w:color w:val="212121"/>
+          <w:sz w:val="20"/>
+          <w:szCs w:val="20"/>
+          <w:lang w:val="en-US" w:eastAsia="zh-CN"/>
         </w:rPr>
       </w:pPr>
       <w:r>
         <w:rPr>
           <w:rFonts w:hint="eastAsia" w:ascii="仿宋" w:hAnsi="仿宋" w:eastAsia="仿宋" w:cs="仿宋"/>
-          <w:b w:val="0"/>
-          <w:bCs w:val="0"/>
-          <w:sz w:val="22"/>
-          <w:szCs w:val="22"/>
+          <w:b/>
+          <w:color w:val="212121"/>
+          <w:sz w:val="20"/>
+          <w:szCs w:val="20"/>
           <w:lang w:val="en-US" w:eastAsia="zh-CN"/>
         </w:rPr>
         <w:t>银行账号 Tài khoản：104 799 1200 (VND)</w:t>
@@ -2357,22 +2707,24 @@
     </w:p>
     <w:p>
       <w:pPr>
-        <w:spacing w:after="0" w:line="280" w:lineRule="auto"/>
-        <w:rPr>
-          <w:rFonts w:hint="eastAsia" w:ascii="仿宋" w:hAnsi="仿宋" w:eastAsia="仿宋" w:cs="仿宋"/>
-          <w:b w:val="0"/>
-          <w:bCs w:val="0"/>
-          <w:sz w:val="22"/>
-          <w:szCs w:val="22"/>
+        <w:spacing w:after="0" w:line="240" w:lineRule="auto"/>
+        <w:ind w:left="420"/>
+        <w:rPr>
+          <w:rFonts w:hint="eastAsia" w:ascii="仿宋" w:hAnsi="仿宋" w:eastAsia="仿宋" w:cs="仿宋"/>
+          <w:b/>
+          <w:color w:val="212121"/>
+          <w:sz w:val="20"/>
+          <w:szCs w:val="20"/>
+          <w:lang w:val="en-US" w:eastAsia="zh-CN"/>
         </w:rPr>
       </w:pPr>
       <w:r>
         <w:rPr>
           <w:rFonts w:hint="eastAsia" w:ascii="仿宋" w:hAnsi="仿宋" w:eastAsia="仿宋" w:cs="仿宋"/>
-          <w:b w:val="0"/>
-          <w:bCs w:val="0"/>
-          <w:sz w:val="22"/>
-          <w:szCs w:val="22"/>
+          <w:b/>
+          <w:color w:val="212121"/>
+          <w:sz w:val="20"/>
+          <w:szCs w:val="20"/>
           <w:lang w:val="en-US" w:eastAsia="zh-CN"/>
         </w:rPr>
         <w:t>国际银行代码 Mã ngân hàng quốc tế (SWIFT)：BFTVVNVX</w:t>
@@ -2380,61 +2732,112 @@
     </w:p>
     <w:p>
       <w:pPr>
-        <w:spacing w:after="0" w:line="280" w:lineRule="auto"/>
-        <w:rPr>
-          <w:rFonts w:hint="eastAsia" w:ascii="仿宋" w:hAnsi="仿宋" w:eastAsia="仿宋" w:cs="仿宋"/>
-          <w:b w:val="0"/>
-          <w:bCs w:val="0"/>
-          <w:sz w:val="22"/>
-          <w:szCs w:val="22"/>
+        <w:spacing w:after="0" w:line="240" w:lineRule="auto"/>
+        <w:ind w:left="420"/>
+        <w:rPr>
+          <w:rFonts w:hint="eastAsia" w:ascii="仿宋" w:hAnsi="仿宋" w:eastAsia="仿宋" w:cs="仿宋"/>
+          <w:b/>
+          <w:color w:val="212121"/>
+          <w:sz w:val="20"/>
+          <w:szCs w:val="20"/>
+          <w:lang w:val="en-US" w:eastAsia="zh-CN"/>
         </w:rPr>
       </w:pPr>
       <w:r>
         <w:rPr>
           <w:rFonts w:hint="eastAsia" w:ascii="仿宋" w:hAnsi="仿宋" w:eastAsia="仿宋" w:cs="仿宋"/>
-          <w:b w:val="0"/>
-          <w:bCs w:val="0"/>
-          <w:sz w:val="22"/>
-          <w:szCs w:val="22"/>
+          <w:b/>
+          <w:color w:val="212121"/>
+          <w:sz w:val="20"/>
+          <w:szCs w:val="20"/>
           <w:lang w:val="en-US" w:eastAsia="zh-CN"/>
         </w:rPr>
         <w:t>分行地址 Địa chỉ：Tòa Nhà Pvoil Phú Thọ, Số 148 Hoàng Quốc Việt, Phường Nghĩa Tân, Quận Cầu Giấy, Thành Phố Hà Nội</w:t>
-      </w:r>
-      <w:bookmarkStart w:id="0" w:name="_GoBack"/>
-      <w:bookmarkEnd w:id="0"/>
-    </w:p>
-    <w:p>
-      <w:pPr>
-        <w:spacing w:before="40" w:after="0" w:line="280" w:lineRule="auto"/>
-      </w:pPr>
-    </w:p>
-    <w:p>
-      <w:pPr>
-        <w:spacing w:after="0" w:line="280" w:lineRule="auto"/>
-      </w:pPr>
-      <w:r>
-        <w:rPr>
-          <w:rFonts w:hint="eastAsia" w:ascii="仿宋" w:hAnsi="仿宋" w:eastAsia="仿宋" w:cs="仿宋"/>
-          <w:sz w:val="22"/>
-          <w:szCs w:val="22"/>
-          <w:lang w:val="en-US" w:eastAsia="zh-CN"/>
-        </w:rPr>
-        <w:t>对于客户提供的纸质或电子版的证件、资料，应负有妥善保管和保密义务，不得将上述秘密泄露给任何第三方或用于其他用途。</w:t>
       </w:r>
     </w:p>
     <w:p>
       <w:pPr>
-        <w:spacing w:after="0" w:line="280" w:lineRule="auto"/>
+        <w:pStyle w:val="25"/>
+        <w:numPr>
+          <w:ilvl w:val="0"/>
+          <w:numId w:val="2"/>
+        </w:numPr>
+        <w:spacing w:after="0" w:line="240" w:lineRule="auto"/>
+        <w:rPr>
+          <w:rFonts w:hint="eastAsia" w:ascii="仿宋" w:hAnsi="仿宋" w:eastAsia="仿宋" w:cs="仿宋"/>
+          <w:b w:val="0"/>
+          <w:bCs w:val="0"/>
+          <w:color w:val="212121"/>
+          <w:sz w:val="20"/>
+          <w:szCs w:val="20"/>
+          <w:lang w:val="en-US" w:eastAsia="zh-CN"/>
+        </w:rPr>
       </w:pPr>
       <w:r>
         <w:rPr>
           <w:rFonts w:hint="eastAsia" w:ascii="仿宋" w:hAnsi="仿宋" w:eastAsia="仿宋" w:cs="仿宋"/>
-          <w:sz w:val="22"/>
-          <w:szCs w:val="22"/>
+          <w:b w:val="0"/>
+          <w:bCs w:val="0"/>
+          <w:color w:val="000000"/>
+          <w:sz w:val="20"/>
+          <w:szCs w:val="20"/>
           <w:lang w:val="en-US" w:eastAsia="zh-CN"/>
+        </w:rPr>
+        <w:t>本公司</w:t>
+      </w:r>
+      <w:r>
+        <w:rPr>
+          <w:rFonts w:hint="eastAsia" w:ascii="仿宋" w:hAnsi="仿宋" w:eastAsia="仿宋" w:cs="仿宋"/>
+          <w:b w:val="0"/>
+          <w:bCs w:val="0"/>
+          <w:color w:val="000000"/>
+          <w:sz w:val="20"/>
+          <w:szCs w:val="20"/>
+          <w:lang w:val="en-US"/>
+        </w:rPr>
+        <w:t>对客户提供的纸板或电子版的证件、资料负有妥善保管和保密义务，不得将上述秘密泄露给任何第三方或用于其他用途。</w:t>
+      </w:r>
+    </w:p>
+    <w:p>
+      <w:pPr>
+        <w:pStyle w:val="25"/>
+        <w:numPr>
+          <w:ilvl w:val="0"/>
+          <w:numId w:val="2"/>
+        </w:numPr>
+        <w:spacing w:after="0" w:line="240" w:lineRule="auto"/>
+        <w:rPr>
+          <w:rFonts w:hint="eastAsia" w:ascii="仿宋" w:hAnsi="仿宋" w:eastAsia="仿宋" w:cs="仿宋"/>
+          <w:b w:val="0"/>
+          <w:bCs w:val="0"/>
+          <w:color w:val="212121"/>
+          <w:sz w:val="20"/>
+          <w:szCs w:val="20"/>
+          <w:lang w:val="en-US" w:eastAsia="zh-CN"/>
+        </w:rPr>
+      </w:pPr>
+      <w:r>
+        <w:rPr>
+          <w:rFonts w:hint="eastAsia" w:ascii="仿宋" w:hAnsi="仿宋" w:eastAsia="仿宋" w:cs="仿宋"/>
+          <w:b w:val="0"/>
+          <w:bCs w:val="0"/>
+          <w:color w:val="000000"/>
+          <w:sz w:val="20"/>
+          <w:szCs w:val="20"/>
+          <w:lang w:val="en-US"/>
         </w:rPr>
         <w:t>此报价从报价日起生效30天。</w:t>
       </w:r>
+    </w:p>
+    <w:p>
+      <w:pPr>
+        <w:spacing w:before="80" w:after="0" w:line="280" w:lineRule="auto"/>
+      </w:pPr>
+    </w:p>
+    <w:p>
+      <w:pPr>
+        <w:spacing w:before="80" w:after="0" w:line="280" w:lineRule="auto"/>
+      </w:pPr>
     </w:p>
     <w:p>
       <w:pPr>
@@ -2790,7 +3193,7 @@
 </file>
 
 <file path=word/header1.xml><?xml version="1.0" encoding="utf-8"?>
-<w:hdr xmlns:wpc="http://schemas.microsoft.com/office/word/2010/wordprocessingCanvas" xmlns:mc="http://schemas.openxmlformats.org/markup-compatibility/2006" xmlns:o="urn:schemas-microsoft-com:office:office" xmlns:r="http://schemas.openxmlformats.org/officeDocument/2006/relationships" xmlns:m="http://schemas.openxmlformats.org/officeDocument/2006/math" xmlns:v="urn:schemas-microsoft-com:vml" xmlns:wp14="http://schemas.microsoft.com/office/word/2010/wordprocessingDrawing" xmlns:wp="http://schemas.openxmlformats.org/drawingml/2006/wordprocessingDrawing" xmlns:w10="urn:schemas-microsoft-com:office:word" xmlns:w="http://schemas.openxmlformats.org/wordprocessingml/2006/main" xmlns:w14="http://schemas.microsoft.com/office/word/2010/wordml" xmlns:w15="http://schemas.microsoft.com/office/word/2012/wordml" xmlns:wpg="http://schemas.microsoft.com/office/word/2010/wordprocessingGroup" xmlns:wpi="http://schemas.microsoft.com/office/word/2010/wordprocessingInk" xmlns:wne="http://schemas.microsoft.com/office/word/2006/wordml" xmlns:wps="http://schemas.microsoft.com/office/word/2010/wordprocessingShape" xmlns:wpsCustomData="http://www.wps.cn/officeDocument/2013/wpsCustomData" mc:Ignorable="w14 w15 wp14">
+<w:hdr xmlns:a="http://schemas.openxmlformats.org/drawingml/2006/main" xmlns:mc="http://schemas.openxmlformats.org/markup-compatibility/2006" xmlns:ns5="http://schemas.openxmlformats.org/drawingml/2006/picture" xmlns:r="http://schemas.openxmlformats.org/officeDocument/2006/relationships" xmlns:w="http://schemas.openxmlformats.org/wordprocessingml/2006/main" xmlns:w14="http://schemas.microsoft.com/office/word/2010/wordml" xmlns:wp="http://schemas.openxmlformats.org/drawingml/2006/wordprocessingDrawing" xmlns:wps="http://schemas.microsoft.com/office/word/2010/wordprocessingShape" mc:Ignorable="w14 w15 wp14">
   <w:p>
     <w:pPr>
       <w:pStyle w:val="5"/>
@@ -2808,6 +3211,7 @@
         <w:lang w:val="en-US" w:eastAsia="zh-CN"/>
       </w:rPr>
     </w:pPr>
+    <w:bookmarkStart w:id="0" w:name="_GoBack"/>
     <w:r>
       <w:rPr>
         <w:rFonts w:hint="default" w:ascii="Arial" w:hAnsi="Arial" w:cs="Arial"/>
@@ -2821,10 +3225,10 @@
         <wp:anchor distT="0" distB="0" distL="114300" distR="114300" simplePos="0" relativeHeight="251661312" behindDoc="1" locked="0" layoutInCell="1" allowOverlap="1">
           <wp:simplePos x="0" y="0"/>
           <wp:positionH relativeFrom="column">
-            <wp:posOffset>32385</wp:posOffset>
+            <wp:posOffset>44450</wp:posOffset>
           </wp:positionH>
           <wp:positionV relativeFrom="paragraph">
-            <wp:posOffset>-13335</wp:posOffset>
+            <wp:posOffset>-86995</wp:posOffset>
           </wp:positionV>
           <wp:extent cx="682625" cy="791845"/>
           <wp:effectExtent l="0" t="0" r="53975" b="46355"/>
@@ -2839,24 +3243,24 @@
           </wp:wrapThrough>
           <wp:docPr id="6" name="Picture 6" descr="Logo Baru SHM 2021"/>
           <wp:cNvGraphicFramePr>
-            <a:graphicFrameLocks xmlns:a="http://schemas.openxmlformats.org/drawingml/2006/main" noChangeAspect="1"/>
+            <a:graphicFrameLocks noChangeAspect="1"/>
           </wp:cNvGraphicFramePr>
-          <a:graphic xmlns:a="http://schemas.openxmlformats.org/drawingml/2006/main">
+          <a:graphic>
             <a:graphicData uri="http://schemas.openxmlformats.org/drawingml/2006/picture">
-              <pic:pic xmlns:pic="http://schemas.openxmlformats.org/drawingml/2006/picture">
-                <pic:nvPicPr>
-                  <pic:cNvPr id="6" name="Picture 6" descr="Logo Baru SHM 2021"/>
-                  <pic:cNvPicPr>
+              <ns5:pic>
+                <ns5:nvPicPr>
+                  <ns5:cNvPr id="6" name="Picture 6" descr="Logo Baru SHM 2021"/>
+                  <ns5:cNvPicPr>
                     <a:picLocks noChangeAspect="1"/>
-                  </pic:cNvPicPr>
-                </pic:nvPicPr>
-                <pic:blipFill>
+                  </ns5:cNvPicPr>
+                </ns5:nvPicPr>
+                <ns5:blipFill>
                   <a:blip r:embed="rId1"/>
                   <a:stretch>
                     <a:fillRect/>
                   </a:stretch>
-                </pic:blipFill>
-                <pic:spPr>
+                </ns5:blipFill>
+                <ns5:spPr>
                   <a:xfrm>
                     <a:off x="0" y="0"/>
                     <a:ext cx="682625" cy="791845"/>
@@ -2864,13 +3268,14 @@
                   <a:prstGeom prst="rect">
                     <a:avLst/>
                   </a:prstGeom>
-                </pic:spPr>
-              </pic:pic>
+                </ns5:spPr>
+              </ns5:pic>
             </a:graphicData>
           </a:graphic>
         </wp:anchor>
       </w:drawing>
     </w:r>
+    <w:bookmarkEnd w:id="0"/>
     <w:r>
       <w:rPr>
         <w:rFonts w:hint="default" w:ascii="Arial" w:hAnsi="Arial" w:eastAsia="微软雅黑" w:cs="Arial"/>
@@ -2890,21 +3295,21 @@
       <w:spacing w:after="0" w:line="240" w:lineRule="auto"/>
       <w:jc w:val="right"/>
       <w:rPr>
-        <w:rFonts w:hint="default" w:ascii="Arial" w:hAnsi="Arial" w:eastAsia="微软雅黑" w:cs="Arial"/>
+        <w:rFonts w:hint="default" w:ascii="Arial Regular" w:hAnsi="Arial Regular" w:eastAsia="微软雅黑" w:cs="Arial Regular"/>
         <w:b w:val="0"/>
         <w:bCs/>
-        <w:sz w:val="20"/>
-        <w:szCs w:val="20"/>
+        <w:sz w:val="16"/>
+        <w:szCs w:val="16"/>
         <w:lang w:val="en-US" w:eastAsia="zh-CN"/>
       </w:rPr>
     </w:pPr>
     <w:r>
       <w:rPr>
-        <w:rFonts w:hint="default" w:ascii="Arial" w:hAnsi="Arial" w:eastAsia="微软雅黑" w:cs="Arial"/>
+        <w:rFonts w:hint="default" w:ascii="Arial Regular" w:hAnsi="Arial Regular" w:eastAsia="微软雅黑" w:cs="Arial Regular"/>
         <w:b w:val="0"/>
         <w:bCs/>
-        <w:sz w:val="20"/>
-        <w:szCs w:val="20"/>
+        <w:sz w:val="16"/>
+        <w:szCs w:val="16"/>
         <w:lang w:val="en-US" w:eastAsia="zh-CN"/>
       </w:rPr>
       <w:t>Tầng 6, Số 89 Phan Đình Phùng, Phường Phú Nhuận,TPHCM.</w:t>
@@ -2915,7 +3320,7 @@
       <w:spacing w:after="0" w:line="240" w:lineRule="auto"/>
       <w:jc w:val="right"/>
       <w:rPr>
-        <w:rFonts w:hint="default" w:ascii="Arial" w:hAnsi="Arial" w:eastAsia="微软雅黑" w:cs="Arial"/>
+        <w:rFonts w:hint="default" w:ascii="Arial Regular" w:hAnsi="Arial Regular" w:eastAsia="微软雅黑" w:cs="Arial Regular"/>
         <w:b w:val="0"/>
         <w:bCs/>
         <w:sz w:val="16"/>
@@ -2925,11 +3330,11 @@
     </w:pPr>
     <w:r>
       <w:rPr>
-        <w:rFonts w:hint="eastAsia" w:ascii="仿宋" w:hAnsi="仿宋" w:eastAsia="仿宋" w:cs="仿宋"/>
+        <w:rFonts w:hint="default" w:ascii="Arial Regular" w:hAnsi="Arial Regular" w:eastAsia="微软雅黑" w:cs="Arial Regular"/>
         <w:b w:val="0"/>
         <w:bCs/>
-        <w:sz w:val="20"/>
-        <w:szCs w:val="20"/>
+        <w:sz w:val="16"/>
+        <w:szCs w:val="16"/>
         <w:lang w:val="en-US" w:eastAsia="zh-CN"/>
       </w:rPr>
       <w:t>越南胡志明市富润坊潘廷逢街 89 号 6 楼</w:t>
@@ -2946,70 +3351,6 @@
         <w:lang w:val="de-DE" w:eastAsia="zh-CN"/>
       </w:rPr>
     </w:pPr>
-    <w:r>
-      <w:rPr>
-        <w:rFonts w:hint="default" w:ascii="Arial" w:hAnsi="Arial" w:cs="Arial" w:eastAsiaTheme="minorEastAsia"/>
-        <w:b w:val="0"/>
-        <w:bCs w:val="0"/>
-        <w:lang w:eastAsia="zh-CN"/>
-      </w:rPr>
-      <mc:AlternateContent>
-        <mc:Choice Requires="wps">
-          <w:drawing>
-            <wp:anchor distT="0" distB="0" distL="114300" distR="114300" simplePos="0" relativeHeight="251660288" behindDoc="0" locked="0" layoutInCell="1" allowOverlap="1">
-              <wp:simplePos x="0" y="0"/>
-              <wp:positionH relativeFrom="column">
-                <wp:posOffset>-259080</wp:posOffset>
-              </wp:positionH>
-              <wp:positionV relativeFrom="paragraph">
-                <wp:posOffset>254635</wp:posOffset>
-              </wp:positionV>
-              <wp:extent cx="6405245" cy="0"/>
-              <wp:effectExtent l="0" t="19050" r="0" b="19050"/>
-              <wp:wrapNone/>
-              <wp:docPr id="4" name="直接连接符 4"/>
-              <wp:cNvGraphicFramePr/>
-              <a:graphic xmlns:a="http://schemas.openxmlformats.org/drawingml/2006/main">
-                <a:graphicData uri="http://schemas.microsoft.com/office/word/2010/wordprocessingShape">
-                  <wps:wsp>
-                    <wps:cNvCnPr/>
-                    <wps:spPr>
-                      <a:xfrm>
-                        <a:off x="0" y="0"/>
-                        <a:ext cx="6404997" cy="0"/>
-                      </a:xfrm>
-                      <a:prstGeom prst="line">
-                        <a:avLst/>
-                      </a:prstGeom>
-                      <a:noFill/>
-                      <a:ln w="38100" cap="flat" cmpd="sng" algn="ctr">
-                        <a:solidFill>
-                          <a:srgbClr val="0039C2"/>
-                        </a:solidFill>
-                        <a:prstDash val="solid"/>
-                        <a:miter lim="800000"/>
-                      </a:ln>
-                      <a:effectLst/>
-                    </wps:spPr>
-                    <wps:bodyPr upright="0"/>
-                  </wps:wsp>
-                </a:graphicData>
-              </a:graphic>
-            </wp:anchor>
-          </w:drawing>
-        </mc:Choice>
-        <mc:Fallback>
-          <w:pict>
-            <v:line id="_x0000_s1026" o:spid="_x0000_s1026" o:spt="20" style="position:absolute;left:0pt;margin-left:-20.4pt;margin-top:20.05pt;height:0pt;width:504.35pt;z-index:251660288;mso-width-relative:page;mso-height-relative:page;" filled="f" stroked="t" coordsize="21600,21600" o:gfxdata="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">
-              <v:fill on="f" focussize="0,0"/>
-              <v:stroke weight="3pt" color="#0039C2" miterlimit="8" joinstyle="miter"/>
-              <v:imagedata o:title=""/>
-              <o:lock v:ext="edit" aspectratio="f"/>
-            </v:line>
-          </w:pict>
-        </mc:Fallback>
-      </mc:AlternateContent>
-    </w:r>
     <w:r>
       <w:rPr>
         <w:rFonts w:hint="default" w:ascii="Arial" w:hAnsi="Arial" w:cs="Arial"/>
@@ -3069,25 +3410,165 @@
         <w:lang w:val="de-DE" w:eastAsia="zh-CN"/>
       </w:rPr>
     </w:pPr>
-  </w:p>
-  <w:p>
-    <w:pPr>
-      <w:pStyle w:val="5"/>
-      <w:tabs>
-        <w:tab w:val="right" w:pos="10260"/>
-      </w:tabs>
-      <w:spacing w:line="276" w:lineRule="auto"/>
-      <w:ind w:left="1276" w:right="-279"/>
-      <w:jc w:val="center"/>
-      <w:rPr>
-        <w:rFonts w:ascii="Arial" w:hAnsi="Arial" w:cs="Arial" w:eastAsiaTheme="minorEastAsia"/>
-        <w:b/>
-        <w:bCs/>
-        <w:lang w:val="de-DE" w:eastAsia="zh-CN"/>
-      </w:rPr>
-    </w:pPr>
+    <w:r>
+      <w:drawing>
+        <wp:anchor distT="0" distB="0" distL="114300" distR="114300" simplePos="0" relativeHeight="251660288" behindDoc="0" locked="0" layoutInCell="1" allowOverlap="1">
+          <wp:simplePos x="0" y="0"/>
+          <wp:positionH relativeFrom="column">
+            <wp:posOffset>-259080</wp:posOffset>
+          </wp:positionH>
+          <wp:positionV relativeFrom="paragraph">
+            <wp:posOffset>38735</wp:posOffset>
+          </wp:positionV>
+          <wp:extent cx="6405245" cy="0"/>
+          <wp:effectExtent l="0" t="19050" r="0" b="19050"/>
+          <wp:wrapNone/>
+          <wp:docPr id="4" name="直接连接符 4"/>
+          <wp:cNvGraphicFramePr/>
+          <a:graphic>
+            <a:graphicData uri="http://schemas.microsoft.com/office/word/2010/wordprocessingShape">
+              <wps:wsp>
+                <wps:cNvCnPr/>
+                <wps:spPr>
+                  <a:xfrm>
+                    <a:off x="0" y="0"/>
+                    <a:ext cx="6404997" cy="0"/>
+                  </a:xfrm>
+                  <a:prstGeom prst="line">
+                    <a:avLst/>
+                  </a:prstGeom>
+                  <a:noFill/>
+                  <a:ln w="38100" cap="flat" cmpd="sng" algn="ctr">
+                    <a:solidFill>
+                      <a:srgbClr val="0039C2"/>
+                    </a:solidFill>
+                    <a:prstDash val="solid"/>
+                    <a:miter lim="800000"/>
+                  </a:ln>
+                  <a:effectLst/>
+                </wps:spPr>
+                <wps:bodyPr upright="0"/>
+              </wps:wsp>
+            </a:graphicData>
+          </a:graphic>
+        </wp:anchor>
+      </w:drawing>
+    </w:r>
   </w:p>
 </w:hdr>
+</file>
+
+<file path=word/numbering.xml><?xml version="1.0" encoding="utf-8"?>
+<w:numbering xmlns:wpc="http://schemas.microsoft.com/office/word/2010/wordprocessingCanvas" xmlns:mc="http://schemas.openxmlformats.org/markup-compatibility/2006" xmlns:o="urn:schemas-microsoft-com:office:office" xmlns:r="http://schemas.openxmlformats.org/officeDocument/2006/relationships" xmlns:m="http://schemas.openxmlformats.org/officeDocument/2006/math" xmlns:v="urn:schemas-microsoft-com:vml" xmlns:wp14="http://schemas.microsoft.com/office/word/2010/wordprocessingDrawing" xmlns:wp="http://schemas.openxmlformats.org/drawingml/2006/wordprocessingDrawing" xmlns:w10="urn:schemas-microsoft-com:office:word" xmlns:w="http://schemas.openxmlformats.org/wordprocessingml/2006/main" xmlns:w14="http://schemas.microsoft.com/office/word/2010/wordml" xmlns:wpg="http://schemas.microsoft.com/office/word/2010/wordprocessingGroup" xmlns:wpi="http://schemas.microsoft.com/office/word/2010/wordprocessingInk" xmlns:wne="http://schemas.microsoft.com/office/word/2006/wordml" xmlns:wps="http://schemas.microsoft.com/office/word/2010/wordprocessingShape" xmlns:wpsCustomData="http://www.wps.cn/officeDocument/2013/wpsCustomData" mc:Ignorable="w14 wp14">
+  <w:abstractNum w:abstractNumId="0">
+    <w:nsid w:val="F6FC5382"/>
+    <w:multiLevelType w:val="singleLevel"/>
+    <w:tmpl w:val="F6FC5382"/>
+    <w:lvl w:ilvl="0" w:tentative="0">
+      <w:start w:val="3"/>
+      <w:numFmt w:val="decimal"/>
+      <w:lvlText w:val="%1."/>
+      <w:lvlJc w:val="left"/>
+      <w:pPr>
+        <w:tabs>
+          <w:tab w:val="left" w:pos="312"/>
+        </w:tabs>
+      </w:pPr>
+    </w:lvl>
+  </w:abstractNum>
+  <w:abstractNum w:abstractNumId="1">
+    <w:nsid w:val="2B4F366B"/>
+    <w:multiLevelType w:val="multilevel"/>
+    <w:tmpl w:val="2B4F366B"/>
+    <w:lvl w:ilvl="0" w:tentative="0">
+      <w:start w:val="1"/>
+      <w:numFmt w:val="decimal"/>
+      <w:lvlText w:val="%1."/>
+      <w:lvlJc w:val="left"/>
+      <w:pPr>
+        <w:ind w:left="420" w:hanging="420"/>
+      </w:pPr>
+    </w:lvl>
+    <w:lvl w:ilvl="1" w:tentative="0">
+      <w:start w:val="1"/>
+      <w:numFmt w:val="lowerLetter"/>
+      <w:lvlText w:val="%2)"/>
+      <w:lvlJc w:val="left"/>
+      <w:pPr>
+        <w:ind w:left="840" w:hanging="420"/>
+      </w:pPr>
+    </w:lvl>
+    <w:lvl w:ilvl="2" w:tentative="0">
+      <w:start w:val="1"/>
+      <w:numFmt w:val="lowerRoman"/>
+      <w:lvlText w:val="%3."/>
+      <w:lvlJc w:val="right"/>
+      <w:pPr>
+        <w:ind w:left="1260" w:hanging="420"/>
+      </w:pPr>
+    </w:lvl>
+    <w:lvl w:ilvl="3" w:tentative="0">
+      <w:start w:val="1"/>
+      <w:numFmt w:val="decimal"/>
+      <w:lvlText w:val="%4."/>
+      <w:lvlJc w:val="left"/>
+      <w:pPr>
+        <w:ind w:left="1680" w:hanging="420"/>
+      </w:pPr>
+    </w:lvl>
+    <w:lvl w:ilvl="4" w:tentative="0">
+      <w:start w:val="1"/>
+      <w:numFmt w:val="lowerLetter"/>
+      <w:lvlText w:val="%5)"/>
+      <w:lvlJc w:val="left"/>
+      <w:pPr>
+        <w:ind w:left="2100" w:hanging="420"/>
+      </w:pPr>
+    </w:lvl>
+    <w:lvl w:ilvl="5" w:tentative="0">
+      <w:start w:val="1"/>
+      <w:numFmt w:val="lowerRoman"/>
+      <w:lvlText w:val="%6."/>
+      <w:lvlJc w:val="right"/>
+      <w:pPr>
+        <w:ind w:left="2520" w:hanging="420"/>
+      </w:pPr>
+    </w:lvl>
+    <w:lvl w:ilvl="6" w:tentative="0">
+      <w:start w:val="1"/>
+      <w:numFmt w:val="decimal"/>
+      <w:lvlText w:val="%7."/>
+      <w:lvlJc w:val="left"/>
+      <w:pPr>
+        <w:ind w:left="2940" w:hanging="420"/>
+      </w:pPr>
+    </w:lvl>
+    <w:lvl w:ilvl="7" w:tentative="0">
+      <w:start w:val="1"/>
+      <w:numFmt w:val="lowerLetter"/>
+      <w:lvlText w:val="%8)"/>
+      <w:lvlJc w:val="left"/>
+      <w:pPr>
+        <w:ind w:left="3360" w:hanging="420"/>
+      </w:pPr>
+    </w:lvl>
+    <w:lvl w:ilvl="8" w:tentative="0">
+      <w:start w:val="1"/>
+      <w:numFmt w:val="lowerRoman"/>
+      <w:lvlText w:val="%9."/>
+      <w:lvlJc w:val="right"/>
+      <w:pPr>
+        <w:ind w:left="3780" w:hanging="420"/>
+      </w:pPr>
+    </w:lvl>
+  </w:abstractNum>
+  <w:num w:numId="1">
+    <w:abstractNumId w:val="0"/>
+  </w:num>
+  <w:num w:numId="2">
+    <w:abstractNumId w:val="1"/>
+  </w:num>
+</w:numbering>
 </file>
 
 <file path=word/styles.xml><?xml version="1.0" encoding="utf-8"?>

--- a/quotation-generator/assets/报价单模版-越南公司.docx
+++ b/quotation-generator/assets/报价单模版-越南公司.docx
@@ -3212,69 +3212,6 @@
       </w:rPr>
     </w:pPr>
     <w:bookmarkStart w:id="0" w:name="_GoBack"/>
-    <w:r>
-      <w:rPr>
-        <w:rFonts w:hint="default" w:ascii="Arial" w:hAnsi="Arial" w:cs="Arial"/>
-        <w:b w:val="0"/>
-        <w:color w:val="0039C2"/>
-        <w:sz w:val="40"/>
-        <w:szCs w:val="40"/>
-        <w:lang w:eastAsia="zh-CN"/>
-      </w:rPr>
-      <w:drawing>
-        <wp:anchor distT="0" distB="0" distL="114300" distR="114300" simplePos="0" relativeHeight="251661312" behindDoc="1" locked="0" layoutInCell="1" allowOverlap="1">
-          <wp:simplePos x="0" y="0"/>
-          <wp:positionH relativeFrom="column">
-            <wp:posOffset>44450</wp:posOffset>
-          </wp:positionH>
-          <wp:positionV relativeFrom="paragraph">
-            <wp:posOffset>-86995</wp:posOffset>
-          </wp:positionV>
-          <wp:extent cx="682625" cy="791845"/>
-          <wp:effectExtent l="0" t="0" r="53975" b="46355"/>
-          <wp:wrapThrough wrapText="bothSides">
-            <wp:wrapPolygon>
-              <wp:start x="0" y="0"/>
-              <wp:lineTo x="0" y="20786"/>
-              <wp:lineTo x="20897" y="20786"/>
-              <wp:lineTo x="20897" y="0"/>
-              <wp:lineTo x="0" y="0"/>
-            </wp:wrapPolygon>
-          </wp:wrapThrough>
-          <wp:docPr id="6" name="Picture 6" descr="Logo Baru SHM 2021"/>
-          <wp:cNvGraphicFramePr>
-            <a:graphicFrameLocks noChangeAspect="1"/>
-          </wp:cNvGraphicFramePr>
-          <a:graphic>
-            <a:graphicData uri="http://schemas.openxmlformats.org/drawingml/2006/picture">
-              <ns5:pic>
-                <ns5:nvPicPr>
-                  <ns5:cNvPr id="6" name="Picture 6" descr="Logo Baru SHM 2021"/>
-                  <ns5:cNvPicPr>
-                    <a:picLocks noChangeAspect="1"/>
-                  </ns5:cNvPicPr>
-                </ns5:nvPicPr>
-                <ns5:blipFill>
-                  <a:blip r:embed="rId1"/>
-                  <a:stretch>
-                    <a:fillRect/>
-                  </a:stretch>
-                </ns5:blipFill>
-                <ns5:spPr>
-                  <a:xfrm>
-                    <a:off x="0" y="0"/>
-                    <a:ext cx="682625" cy="791845"/>
-                  </a:xfrm>
-                  <a:prstGeom prst="rect">
-                    <a:avLst/>
-                  </a:prstGeom>
-                </ns5:spPr>
-              </ns5:pic>
-            </a:graphicData>
-          </a:graphic>
-        </wp:anchor>
-      </w:drawing>
-    </w:r>
     <w:bookmarkEnd w:id="0"/>
     <w:r>
       <w:rPr>
@@ -3410,6 +3347,61 @@
         <w:lang w:val="de-DE" w:eastAsia="zh-CN"/>
       </w:rPr>
     </w:pPr>
+    <w:r>
+      <w:drawing>
+        <wp:anchor distT="0" distB="0" distL="114300" distR="114300" simplePos="0" relativeHeight="251661312" behindDoc="1" locked="0" layoutInCell="1" allowOverlap="1">
+          <wp:simplePos x="0" y="0"/>
+          <wp:positionH relativeFrom="column">
+            <wp:posOffset>44450</wp:posOffset>
+          </wp:positionH>
+          <wp:positionV relativeFrom="paragraph">
+            <wp:posOffset>-880110</wp:posOffset>
+          </wp:positionV>
+          <wp:extent cx="682625" cy="791845"/>
+          <wp:effectExtent l="0" t="0" r="53975" b="46355"/>
+          <wp:wrapThrough wrapText="bothSides">
+            <wp:wrapPolygon>
+              <wp:start x="0" y="0"/>
+              <wp:lineTo x="0" y="20786"/>
+              <wp:lineTo x="20897" y="20786"/>
+              <wp:lineTo x="20897" y="0"/>
+              <wp:lineTo x="0" y="0"/>
+            </wp:wrapPolygon>
+          </wp:wrapThrough>
+          <wp:docPr id="6" name="Picture 6" descr="Logo Baru SHM 2021"/>
+          <wp:cNvGraphicFramePr>
+            <a:graphicFrameLocks noChangeAspect="1"/>
+          </wp:cNvGraphicFramePr>
+          <a:graphic>
+            <a:graphicData uri="http://schemas.openxmlformats.org/drawingml/2006/picture">
+              <ns5:pic>
+                <ns5:nvPicPr>
+                  <ns5:cNvPr id="6" name="Picture 6" descr="Logo Baru SHM 2021"/>
+                  <ns5:cNvPicPr>
+                    <a:picLocks noChangeAspect="1"/>
+                  </ns5:cNvPicPr>
+                </ns5:nvPicPr>
+                <ns5:blipFill>
+                  <a:blip r:embed="rId1"/>
+                  <a:stretch>
+                    <a:fillRect/>
+                  </a:stretch>
+                </ns5:blipFill>
+                <ns5:spPr>
+                  <a:xfrm>
+                    <a:off x="0" y="0"/>
+                    <a:ext cx="682625" cy="791845"/>
+                  </a:xfrm>
+                  <a:prstGeom prst="rect">
+                    <a:avLst/>
+                  </a:prstGeom>
+                </ns5:spPr>
+              </ns5:pic>
+            </a:graphicData>
+          </a:graphic>
+        </wp:anchor>
+      </w:drawing>
+    </w:r>
     <w:r>
       <w:drawing>
         <wp:anchor distT="0" distB="0" distL="114300" distR="114300" simplePos="0" relativeHeight="251660288" behindDoc="0" locked="0" layoutInCell="1" allowOverlap="1">

--- a/quotation-generator/assets/报价单模版-越南公司.docx
+++ b/quotation-generator/assets/报价单模版-越南公司.docx
@@ -3006,162 +3006,41 @@
   <w:p>
     <w:pPr>
       <w:pStyle w:val="4"/>
+      <w:spacing w:after="180"/>
+      <w:ind w:left="3228"/>
     </w:pPr>
     <w:r>
-      <w:rPr>
-        <w:sz w:val="22"/>
-      </w:rPr>
-      <mc:AlternateContent>
-        <mc:Choice Requires="wps">
-          <w:drawing>
-            <wp:anchor distT="0" distB="0" distL="114300" distR="114300" simplePos="0" relativeHeight="251659264" behindDoc="0" locked="0" layoutInCell="1" allowOverlap="1">
-              <wp:simplePos x="0" y="0"/>
-              <wp:positionH relativeFrom="margin">
-                <wp:align>center</wp:align>
-              </wp:positionH>
-              <wp:positionV relativeFrom="paragraph">
-                <wp:posOffset>0</wp:posOffset>
-              </wp:positionV>
-              <wp:extent cx="1828800" cy="1828800"/>
-              <wp:effectExtent l="0" t="0" r="0" b="0"/>
-              <wp:wrapNone/>
-              <wp:docPr id="1" name="文本框 1"/>
-              <wp:cNvGraphicFramePr/>
-              <a:graphic xmlns:a="http://schemas.openxmlformats.org/drawingml/2006/main">
-                <a:graphicData uri="http://schemas.microsoft.com/office/word/2010/wordprocessingShape">
-                  <wps:wsp>
-                    <wps:cNvSpPr txBox="1"/>
-                    <wps:spPr>
-                      <a:xfrm>
-                        <a:off x="0" y="0"/>
-                        <a:ext cx="1828800" cy="1828800"/>
-                      </a:xfrm>
-                      <a:prstGeom prst="rect">
-                        <a:avLst/>
-                      </a:prstGeom>
-                      <a:noFill/>
-                      <a:ln w="6350">
-                        <a:noFill/>
-                      </a:ln>
-                    </wps:spPr>
-                    <wps:style>
-                      <a:lnRef idx="0">
-                        <a:schemeClr val="accent1"/>
-                      </a:lnRef>
-                      <a:fillRef idx="0">
-                        <a:schemeClr val="accent1"/>
-                      </a:fillRef>
-                      <a:effectRef idx="0">
-                        <a:schemeClr val="accent1"/>
-                      </a:effectRef>
-                      <a:fontRef idx="minor">
-                        <a:schemeClr val="dk1"/>
-                      </a:fontRef>
-                    </wps:style>
-                    <wps:txbx>
-                      <w:txbxContent>
-                        <w:p>
-                          <w:pPr>
-                            <w:pStyle w:val="4"/>
-                          </w:pPr>
-                          <w:r>
-                            <w:fldChar w:fldCharType="begin"/>
-                          </w:r>
-                          <w:r>
-                            <w:instrText xml:space="preserve"> PAGE  \* MERGEFORMAT </w:instrText>
-                          </w:r>
-                          <w:r>
-                            <w:fldChar w:fldCharType="separate"/>
-                          </w:r>
-                          <w:r>
-                            <w:t>1</w:t>
-                          </w:r>
-                          <w:r>
-                            <w:fldChar w:fldCharType="end"/>
-                          </w:r>
-                          <w:r>
-                            <w:t xml:space="preserve"> / </w:t>
-                          </w:r>
-                          <w:r>
-                            <w:fldChar w:fldCharType="begin"/>
-                          </w:r>
-                          <w:r>
-                            <w:instrText xml:space="preserve"> NUMPAGES  \* MERGEFORMAT </w:instrText>
-                          </w:r>
-                          <w:r>
-                            <w:fldChar w:fldCharType="separate"/>
-                          </w:r>
-                          <w:r>
-                            <w:t>18</w:t>
-                          </w:r>
-                          <w:r>
-                            <w:fldChar w:fldCharType="end"/>
-                          </w:r>
-                        </w:p>
-                      </w:txbxContent>
-                    </wps:txbx>
-                    <wps:bodyPr rot="0" spcFirstLastPara="0" vertOverflow="overflow" horzOverflow="overflow" vert="horz" wrap="none" lIns="0" tIns="0" rIns="0" bIns="0" numCol="1" spcCol="0" rtlCol="0" fromWordArt="0" anchor="t" anchorCtr="0" forceAA="0" upright="0" compatLnSpc="1">
-                      <a:spAutoFit/>
-                    </wps:bodyPr>
-                  </wps:wsp>
-                </a:graphicData>
-              </a:graphic>
-            </wp:anchor>
-          </w:drawing>
-        </mc:Choice>
-        <mc:Fallback>
-          <w:pict>
-            <v:shape id="_x0000_s1026" o:spid="_x0000_s1026" o:spt="202" type="#_x0000_t202" style="position:absolute;left:0pt;margin-top:0pt;height:144pt;width:144pt;mso-position-horizontal:center;mso-position-horizontal-relative:margin;mso-wrap-style:none;z-index:251659264;mso-width-relative:page;mso-height-relative:page;" filled="f" stroked="f" coordsize="21600,21600" o:gfxdata="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">
-              <v:fill on="f" focussize="0,0"/>
-              <v:stroke on="f" weight="0.5pt"/>
-              <v:imagedata o:title=""/>
-              <o:lock v:ext="edit" aspectratio="f"/>
-              <v:textbox inset="0mm,0mm,0mm,0mm" style="mso-fit-shape-to-text:t;">
-                <w:txbxContent>
-                  <w:p>
-                    <w:pPr>
-                      <w:pStyle w:val="4"/>
-                    </w:pPr>
-                    <w:r>
-                      <w:fldChar w:fldCharType="begin"/>
-                    </w:r>
-                    <w:r>
-                      <w:instrText xml:space="preserve"> PAGE  \* MERGEFORMAT </w:instrText>
-                    </w:r>
-                    <w:r>
-                      <w:fldChar w:fldCharType="separate"/>
-                    </w:r>
-                    <w:r>
-                      <w:t>1</w:t>
-                    </w:r>
-                    <w:r>
-                      <w:fldChar w:fldCharType="end"/>
-                    </w:r>
-                    <w:r>
-                      <w:t xml:space="preserve"> / </w:t>
-                    </w:r>
-                    <w:r>
-                      <w:fldChar w:fldCharType="begin"/>
-                    </w:r>
-                    <w:r>
-                      <w:instrText xml:space="preserve"> NUMPAGES  \* MERGEFORMAT </w:instrText>
-                    </w:r>
-                    <w:r>
-                      <w:fldChar w:fldCharType="separate"/>
-                    </w:r>
-                    <w:r>
-                      <w:t>18</w:t>
-                    </w:r>
-                    <w:r>
-                      <w:fldChar w:fldCharType="end"/>
-                    </w:r>
-                  </w:p>
-                </w:txbxContent>
-              </v:textbox>
-            </v:shape>
-          </w:pict>
-        </mc:Fallback>
-      </mc:AlternateContent>
+      <w:fldChar w:fldCharType="begin" w:dirty="true"/>
+    </w:r>
+    <w:r>
+      <w:instrText xml:space="preserve"> PAGE  \* MERGEFORMAT </w:instrText>
+    </w:r>
+    <w:r>
+      <w:fldChar w:fldCharType="separate"/>
+    </w:r>
+    <w:r>
+      <w:t>1</w:t>
+    </w:r>
+    <w:r>
+      <w:fldChar w:fldCharType="end"/>
+    </w:r>
+    <w:r>
+      <w:t xml:space="preserve"> / </w:t>
+    </w:r>
+    <w:r>
+      <w:fldChar w:fldCharType="begin" w:dirty="true"/>
+    </w:r>
+    <w:r>
+      <w:instrText xml:space="preserve"> NUMPAGES  \* MERGEFORMAT </w:instrText>
+    </w:r>
+    <w:r>
+      <w:fldChar w:fldCharType="separate"/>
+    </w:r>
+    <w:r>
+      <w:t>18</w:t>
+    </w:r>
+    <w:r>
+      <w:fldChar w:fldCharType="end"/>
     </w:r>
   </w:p>
 </w:ftr>

--- a/quotation-generator/assets/报价单模版-越南公司.docx
+++ b/quotation-generator/assets/报价单模版-越南公司.docx
@@ -3002,44 +3002,86 @@
 </file>
 
 <file path=word/footer1.xml><?xml version="1.0" encoding="utf-8"?>
-<w:ftr xmlns:wpc="http://schemas.microsoft.com/office/word/2010/wordprocessingCanvas" xmlns:mc="http://schemas.openxmlformats.org/markup-compatibility/2006" xmlns:o="urn:schemas-microsoft-com:office:office" xmlns:r="http://schemas.openxmlformats.org/officeDocument/2006/relationships" xmlns:m="http://schemas.openxmlformats.org/officeDocument/2006/math" xmlns:v="urn:schemas-microsoft-com:vml" xmlns:wp14="http://schemas.microsoft.com/office/word/2010/wordprocessingDrawing" xmlns:wp="http://schemas.openxmlformats.org/drawingml/2006/wordprocessingDrawing" xmlns:w10="urn:schemas-microsoft-com:office:word" xmlns:w="http://schemas.openxmlformats.org/wordprocessingml/2006/main" xmlns:w14="http://schemas.microsoft.com/office/word/2010/wordml" xmlns:w15="http://schemas.microsoft.com/office/word/2012/wordml" xmlns:wpg="http://schemas.microsoft.com/office/word/2010/wordprocessingGroup" xmlns:wpi="http://schemas.microsoft.com/office/word/2010/wordprocessingInk" xmlns:wne="http://schemas.microsoft.com/office/word/2006/wordml" xmlns:wps="http://schemas.microsoft.com/office/word/2010/wordprocessingShape" xmlns:wpsCustomData="http://www.wps.cn/officeDocument/2013/wpsCustomData" mc:Ignorable="w14 w15 wp14">
+<w:ftr xmlns:w="http://schemas.openxmlformats.org/wordprocessingml/2006/main">
   <w:p>
     <w:pPr>
-      <w:pStyle w:val="4"/>
-      <w:spacing w:after="180"/>
-      <w:ind w:left="3228"/>
+      <w:jc w:val="center"/>
     </w:pPr>
     <w:r>
-      <w:fldChar w:fldCharType="begin" w:dirty="true"/>
+      <w:rPr>
+        <w:rFonts w:ascii="FangSong" w:eastAsia="仿宋" w:hAnsi="FangSong"/>
+        <w:sz w:val="18"/>
+      </w:rPr>
+      <w:fldChar w:fldCharType="begin"/>
     </w:r>
     <w:r>
-      <w:instrText xml:space="preserve"> PAGE  \* MERGEFORMAT </w:instrText>
+      <w:rPr>
+        <w:rFonts w:ascii="FangSong" w:eastAsia="仿宋" w:hAnsi="FangSong"/>
+        <w:sz w:val="18"/>
+      </w:rPr>
+      <w:instrText xml:space="preserve"> PAGE </w:instrText>
     </w:r>
     <w:r>
+      <w:rPr>
+        <w:rFonts w:ascii="FangSong" w:eastAsia="仿宋" w:hAnsi="FangSong"/>
+        <w:sz w:val="18"/>
+      </w:rPr>
       <w:fldChar w:fldCharType="separate"/>
     </w:r>
     <w:r>
+      <w:rPr>
+        <w:rFonts w:ascii="FangSong" w:eastAsia="仿宋" w:hAnsi="FangSong"/>
+        <w:sz w:val="18"/>
+      </w:rPr>
       <w:t>1</w:t>
     </w:r>
     <w:r>
+      <w:rPr>
+        <w:rFonts w:ascii="FangSong" w:eastAsia="仿宋" w:hAnsi="FangSong"/>
+        <w:sz w:val="18"/>
+      </w:rPr>
       <w:fldChar w:fldCharType="end"/>
     </w:r>
     <w:r>
+      <w:rPr>
+        <w:rFonts w:ascii="FangSong" w:eastAsia="仿宋" w:hAnsi="FangSong"/>
+        <w:sz w:val="18"/>
+      </w:rPr>
       <w:t xml:space="preserve"> / </w:t>
     </w:r>
     <w:r>
-      <w:fldChar w:fldCharType="begin" w:dirty="true"/>
+      <w:rPr>
+        <w:rFonts w:ascii="FangSong" w:eastAsia="仿宋" w:hAnsi="FangSong"/>
+        <w:sz w:val="18"/>
+      </w:rPr>
+      <w:fldChar w:fldCharType="begin"/>
     </w:r>
     <w:r>
-      <w:instrText xml:space="preserve"> NUMPAGES  \* MERGEFORMAT </w:instrText>
+      <w:rPr>
+        <w:rFonts w:ascii="FangSong" w:eastAsia="仿宋" w:hAnsi="FangSong"/>
+        <w:sz w:val="18"/>
+      </w:rPr>
+      <w:instrText xml:space="preserve"> NUMPAGES </w:instrText>
     </w:r>
     <w:r>
+      <w:rPr>
+        <w:rFonts w:ascii="FangSong" w:eastAsia="仿宋" w:hAnsi="FangSong"/>
+        <w:sz w:val="18"/>
+      </w:rPr>
       <w:fldChar w:fldCharType="separate"/>
     </w:r>
     <w:r>
-      <w:t>18</w:t>
+      <w:rPr>
+        <w:rFonts w:ascii="FangSong" w:eastAsia="仿宋" w:hAnsi="FangSong"/>
+        <w:sz w:val="18"/>
+      </w:rPr>
+      <w:t>1</w:t>
     </w:r>
     <w:r>
+      <w:rPr>
+        <w:rFonts w:ascii="FangSong" w:eastAsia="仿宋" w:hAnsi="FangSong"/>
+        <w:sz w:val="18"/>
+      </w:rPr>
       <w:fldChar w:fldCharType="end"/>
     </w:r>
   </w:p>
@@ -3072,261 +3114,207 @@
 </file>
 
 <file path=word/header1.xml><?xml version="1.0" encoding="utf-8"?>
-<w:hdr xmlns:a="http://schemas.openxmlformats.org/drawingml/2006/main" xmlns:mc="http://schemas.openxmlformats.org/markup-compatibility/2006" xmlns:ns5="http://schemas.openxmlformats.org/drawingml/2006/picture" xmlns:r="http://schemas.openxmlformats.org/officeDocument/2006/relationships" xmlns:w="http://schemas.openxmlformats.org/wordprocessingml/2006/main" xmlns:w14="http://schemas.microsoft.com/office/word/2010/wordml" xmlns:wp="http://schemas.openxmlformats.org/drawingml/2006/wordprocessingDrawing" xmlns:wps="http://schemas.microsoft.com/office/word/2010/wordprocessingShape" mc:Ignorable="w14 w15 wp14">
-  <w:p>
-    <w:pPr>
-      <w:pStyle w:val="5"/>
-      <w:wordWrap/>
-      <w:spacing w:line="240" w:lineRule="auto"/>
-      <w:jc w:val="right"/>
-      <w:rPr>
-        <w:rFonts w:hint="default" w:ascii="Arial" w:hAnsi="Arial" w:eastAsia="微软雅黑" w:cs="Arial"/>
-        <w:b w:val="0"/>
-        <w:bCs/>
-        <w:color w:val="0039C2"/>
-        <w:sz w:val="40"/>
-        <w:szCs w:val="40"/>
-        <w:shd w:val="clear" w:color="auto" w:fill="FFFFFF"/>
-        <w:lang w:val="en-US" w:eastAsia="zh-CN"/>
-      </w:rPr>
-    </w:pPr>
-    <w:bookmarkStart w:id="0" w:name="_GoBack"/>
-    <w:bookmarkEnd w:id="0"/>
-    <w:r>
-      <w:rPr>
-        <w:rFonts w:hint="default" w:ascii="Arial" w:hAnsi="Arial" w:eastAsia="微软雅黑" w:cs="Arial"/>
-        <w:b w:val="0"/>
-        <w:bCs/>
-        <w:color w:val="0039C2"/>
-        <w:sz w:val="40"/>
-        <w:szCs w:val="40"/>
-        <w:shd w:val="clear" w:color="auto" w:fill="FFFFFF"/>
-        <w:lang w:val="en-US" w:eastAsia="zh-CN"/>
-      </w:rPr>
-      <w:t>CÔNG TY TNHH SHANHAIMAP VIỆT NAM</w:t>
-    </w:r>
-  </w:p>
-  <w:p>
-    <w:pPr>
-      <w:spacing w:after="0" w:line="240" w:lineRule="auto"/>
-      <w:jc w:val="right"/>
-      <w:rPr>
-        <w:rFonts w:hint="default" w:ascii="Arial Regular" w:hAnsi="Arial Regular" w:eastAsia="微软雅黑" w:cs="Arial Regular"/>
-        <w:b w:val="0"/>
-        <w:bCs/>
-        <w:sz w:val="16"/>
-        <w:szCs w:val="16"/>
-        <w:lang w:val="en-US" w:eastAsia="zh-CN"/>
-      </w:rPr>
-    </w:pPr>
-    <w:r>
-      <w:rPr>
-        <w:rFonts w:hint="default" w:ascii="Arial Regular" w:hAnsi="Arial Regular" w:eastAsia="微软雅黑" w:cs="Arial Regular"/>
-        <w:b w:val="0"/>
-        <w:bCs/>
-        <w:sz w:val="16"/>
-        <w:szCs w:val="16"/>
-        <w:lang w:val="en-US" w:eastAsia="zh-CN"/>
-      </w:rPr>
-      <w:t>Tầng 6, Số 89 Phan Đình Phùng, Phường Phú Nhuận,TPHCM.</w:t>
-    </w:r>
-  </w:p>
-  <w:p>
-    <w:pPr>
-      <w:spacing w:after="0" w:line="240" w:lineRule="auto"/>
-      <w:jc w:val="right"/>
-      <w:rPr>
-        <w:rFonts w:hint="default" w:ascii="Arial Regular" w:hAnsi="Arial Regular" w:eastAsia="微软雅黑" w:cs="Arial Regular"/>
-        <w:b w:val="0"/>
-        <w:bCs/>
-        <w:sz w:val="16"/>
-        <w:szCs w:val="16"/>
-        <w:lang w:val="en-US" w:eastAsia="zh-CN"/>
-      </w:rPr>
-    </w:pPr>
-    <w:r>
-      <w:rPr>
-        <w:rFonts w:hint="default" w:ascii="Arial Regular" w:hAnsi="Arial Regular" w:eastAsia="微软雅黑" w:cs="Arial Regular"/>
-        <w:b w:val="0"/>
-        <w:bCs/>
-        <w:sz w:val="16"/>
-        <w:szCs w:val="16"/>
-        <w:lang w:val="en-US" w:eastAsia="zh-CN"/>
-      </w:rPr>
-      <w:t>越南胡志明市富润坊潘廷逢街 89 号 6 楼</w:t>
-    </w:r>
-  </w:p>
-  <w:p>
-    <w:pPr>
-      <w:spacing w:after="0" w:line="240" w:lineRule="auto"/>
-      <w:jc w:val="center"/>
-      <w:rPr>
-        <w:rFonts w:hint="default" w:ascii="Arial" w:hAnsi="Arial" w:eastAsia="微软雅黑" w:cs="Arial"/>
-        <w:b w:val="0"/>
-        <w:bCs w:val="0"/>
-        <w:lang w:val="de-DE" w:eastAsia="zh-CN"/>
-      </w:rPr>
-    </w:pPr>
-    <w:r>
-      <w:rPr>
-        <w:rFonts w:hint="default" w:ascii="Arial" w:hAnsi="Arial" w:cs="Arial"/>
-        <w:b w:val="0"/>
-        <w:bCs w:val="0"/>
-      </w:rPr>
-      <w:fldChar w:fldCharType="begin"/>
-    </w:r>
-    <w:r>
-      <w:rPr>
-        <w:rFonts w:hint="default" w:ascii="Arial" w:hAnsi="Arial" w:cs="Arial"/>
-        <w:b w:val="0"/>
-        <w:bCs w:val="0"/>
-      </w:rPr>
-      <w:instrText xml:space="preserve"> HYPERLINK "http://www.shanhaimap.com" </w:instrText>
-    </w:r>
-    <w:r>
-      <w:rPr>
-        <w:rFonts w:hint="default" w:ascii="Arial" w:hAnsi="Arial" w:cs="Arial"/>
-        <w:b w:val="0"/>
-        <w:bCs w:val="0"/>
-      </w:rPr>
-      <w:fldChar w:fldCharType="separate"/>
-    </w:r>
-    <w:r>
-      <w:rPr>
-        <w:rFonts w:hint="default" w:ascii="Arial" w:hAnsi="Arial" w:eastAsia="微软雅黑" w:cs="Arial"/>
-        <w:b w:val="0"/>
-        <w:bCs w:val="0"/>
-        <w:lang w:val="de-DE" w:eastAsia="zh-CN"/>
-      </w:rPr>
-      <w:fldChar w:fldCharType="end"/>
-    </w:r>
-    <w:r>
-      <w:rPr>
-        <w:rFonts w:hint="default" w:ascii="Arial" w:hAnsi="Arial" w:eastAsia="微软雅黑" w:cs="Arial"/>
-        <w:b w:val="0"/>
-        <w:bCs w:val="0"/>
-        <w:lang w:val="de-DE" w:eastAsia="zh-CN"/>
-      </w:rPr>
-      <w:t>Web: www.shanhaimap.com</w:t>
-    </w:r>
-  </w:p>
-  <w:p>
-    <w:pPr>
-      <w:pStyle w:val="5"/>
-      <w:tabs>
-        <w:tab w:val="right" w:pos="10260"/>
-      </w:tabs>
-      <w:spacing w:line="276" w:lineRule="auto"/>
-      <w:ind w:left="1276" w:right="-279"/>
-      <w:jc w:val="center"/>
-      <w:rPr>
-        <w:rFonts w:ascii="Arial" w:hAnsi="Arial" w:cs="Arial" w:eastAsiaTheme="minorEastAsia"/>
-        <w:b/>
-        <w:bCs/>
-        <w:lang w:val="de-DE" w:eastAsia="zh-CN"/>
-      </w:rPr>
-    </w:pPr>
-    <w:r>
-      <w:drawing>
-        <wp:anchor distT="0" distB="0" distL="114300" distR="114300" simplePos="0" relativeHeight="251661312" behindDoc="1" locked="0" layoutInCell="1" allowOverlap="1">
-          <wp:simplePos x="0" y="0"/>
-          <wp:positionH relativeFrom="column">
-            <wp:posOffset>44450</wp:posOffset>
-          </wp:positionH>
-          <wp:positionV relativeFrom="paragraph">
-            <wp:posOffset>-880110</wp:posOffset>
-          </wp:positionV>
-          <wp:extent cx="682625" cy="791845"/>
-          <wp:effectExtent l="0" t="0" r="53975" b="46355"/>
-          <wp:wrapThrough wrapText="bothSides">
-            <wp:wrapPolygon>
-              <wp:start x="0" y="0"/>
-              <wp:lineTo x="0" y="20786"/>
-              <wp:lineTo x="20897" y="20786"/>
-              <wp:lineTo x="20897" y="0"/>
-              <wp:lineTo x="0" y="0"/>
-            </wp:wrapPolygon>
-          </wp:wrapThrough>
-          <wp:docPr id="6" name="Picture 6" descr="Logo Baru SHM 2021"/>
-          <wp:cNvGraphicFramePr>
-            <a:graphicFrameLocks noChangeAspect="1"/>
-          </wp:cNvGraphicFramePr>
-          <a:graphic>
-            <a:graphicData uri="http://schemas.openxmlformats.org/drawingml/2006/picture">
-              <ns5:pic>
-                <ns5:nvPicPr>
-                  <ns5:cNvPr id="6" name="Picture 6" descr="Logo Baru SHM 2021"/>
-                  <ns5:cNvPicPr>
-                    <a:picLocks noChangeAspect="1"/>
-                  </ns5:cNvPicPr>
-                </ns5:nvPicPr>
-                <ns5:blipFill>
-                  <a:blip r:embed="rId1"/>
-                  <a:stretch>
-                    <a:fillRect/>
-                  </a:stretch>
-                </ns5:blipFill>
+<ns0:hdr xmlns:ns0="http://schemas.openxmlformats.org/wordprocessingml/2006/main" xmlns:ns1="http://schemas.openxmlformats.org/markup-compatibility/2006" xmlns:ns2="http://schemas.microsoft.com/office/word/2010/wordml" xmlns:ns3="http://schemas.openxmlformats.org/drawingml/2006/wordprocessingDrawing" xmlns:ns4="http://schemas.openxmlformats.org/drawingml/2006/main" xmlns:ns5="http://schemas.microsoft.com/office/word/2010/wordprocessingShape" ns1:Ignorable="w14 w15 wp14">
+  <ns0:p ns2:paraId="2AF01B37">
+    <ns0:pPr>
+      <ns0:pStyle ns0:val="5"/>
+      <ns0:wordWrap/>
+      <ns0:spacing ns0:line="240" ns0:lineRule="auto"/>
+      <ns0:jc ns0:val="right"/>
+      <ns0:rPr>
+        <ns0:rFonts ns0:hint="default" ns0:ascii="Arial" ns0:hAnsi="Arial" ns0:eastAsia="微软雅黑" ns0:cs="Arial"/>
+        <ns0:b ns0:val="0"/>
+        <ns0:bCs/>
+        <ns0:color ns0:val="0039C2"/>
+        <ns0:sz ns0:val="40"/>
+        <ns0:szCs ns0:val="40"/>
+        <ns0:shd ns0:val="clear" ns0:color="auto" ns0:fill="FFFFFF"/>
+        <ns0:lang ns0:val="en-US" ns0:eastAsia="zh-CN"/>
+      </ns0:rPr>
+    </ns0:pPr>
+    <ns0:bookmarkStart ns0:id="0" ns0:name="_GoBack"/>
+    <ns0:bookmarkEnd ns0:id="0"/>
+    <ns0:r>
+      <ns0:rPr>
+        <ns0:rFonts ns0:hint="default" ns0:ascii="Arial" ns0:hAnsi="Arial" ns0:eastAsia="微软雅黑" ns0:cs="Arial"/>
+        <ns0:b ns0:val="0"/>
+        <ns0:bCs/>
+        <ns0:color ns0:val="0039C2"/>
+        <ns0:sz ns0:val="40"/>
+        <ns0:szCs ns0:val="40"/>
+        <ns0:shd ns0:val="clear" ns0:color="auto" ns0:fill="FFFFFF"/>
+        <ns0:lang ns0:val="en-US" ns0:eastAsia="zh-CN"/>
+      </ns0:rPr>
+      <ns0:t/>
+    </ns0:r>
+  </ns0:p>
+  <ns0:p ns2:paraId="665C0EDC">
+    <ns0:pPr>
+      <ns0:spacing ns0:after="0" ns0:line="240" ns0:lineRule="auto"/>
+      <ns0:jc ns0:val="right"/>
+      <ns0:rPr>
+        <ns0:rFonts ns0:hint="default" ns0:ascii="Arial Regular" ns0:hAnsi="Arial Regular" ns0:eastAsia="微软雅黑" ns0:cs="Arial Regular"/>
+        <ns0:b ns0:val="0"/>
+        <ns0:bCs/>
+        <ns0:sz ns0:val="16"/>
+        <ns0:szCs ns0:val="16"/>
+        <ns0:lang ns0:val="en-US" ns0:eastAsia="zh-CN"/>
+      </ns0:rPr>
+    </ns0:pPr>
+    <ns0:r>
+      <ns0:rPr>
+        <ns0:rFonts ns0:hint="default" ns0:ascii="Arial Regular" ns0:hAnsi="Arial Regular" ns0:eastAsia="微软雅黑" ns0:cs="Arial Regular"/>
+        <ns0:b ns0:val="0"/>
+        <ns0:bCs/>
+        <ns0:sz ns0:val="16"/>
+        <ns0:szCs ns0:val="16"/>
+        <ns0:lang ns0:val="en-US" ns0:eastAsia="zh-CN"/>
+      </ns0:rPr>
+      <ns0:t/>
+    </ns0:r>
+  </ns0:p>
+  <ns0:p ns2:paraId="7A0C4B7B">
+    <ns0:pPr>
+      <ns0:spacing ns0:after="0" ns0:line="240" ns0:lineRule="auto"/>
+      <ns0:jc ns0:val="right"/>
+      <ns0:rPr>
+        <ns0:rFonts ns0:hint="default" ns0:ascii="Arial Regular" ns0:hAnsi="Arial Regular" ns0:eastAsia="微软雅黑" ns0:cs="Arial Regular"/>
+        <ns0:b ns0:val="0"/>
+        <ns0:bCs/>
+        <ns0:sz ns0:val="16"/>
+        <ns0:szCs ns0:val="16"/>
+        <ns0:lang ns0:val="en-US" ns0:eastAsia="zh-CN"/>
+      </ns0:rPr>
+    </ns0:pPr>
+    <ns0:r>
+      <ns0:rPr>
+        <ns0:rFonts ns0:hint="default" ns0:ascii="Arial Regular" ns0:hAnsi="Arial Regular" ns0:eastAsia="微软雅黑" ns0:cs="Arial Regular"/>
+        <ns0:b ns0:val="0"/>
+        <ns0:bCs/>
+        <ns0:sz ns0:val="16"/>
+        <ns0:szCs ns0:val="16"/>
+        <ns0:lang ns0:val="en-US" ns0:eastAsia="zh-CN"/>
+      </ns0:rPr>
+      <ns0:t/>
+    </ns0:r>
+  </ns0:p>
+  <ns0:p ns2:paraId="024ECF3D">
+    <ns0:pPr>
+      <ns0:spacing ns0:after="0" ns0:line="240" ns0:lineRule="auto"/>
+      <ns0:jc ns0:val="center"/>
+      <ns0:rPr>
+        <ns0:rFonts ns0:hint="default" ns0:ascii="Arial" ns0:hAnsi="Arial" ns0:eastAsia="微软雅黑" ns0:cs="Arial"/>
+        <ns0:b ns0:val="0"/>
+        <ns0:bCs ns0:val="0"/>
+        <ns0:lang ns0:val="de-DE" ns0:eastAsia="zh-CN"/>
+      </ns0:rPr>
+    </ns0:pPr>
+    <ns0:r>
+      <ns0:rPr>
+        <ns0:rFonts ns0:hint="default" ns0:ascii="Arial" ns0:hAnsi="Arial" ns0:cs="Arial"/>
+        <ns0:b ns0:val="0"/>
+        <ns0:bCs ns0:val="0"/>
+      </ns0:rPr>
+      <ns0:fldChar ns0:fldCharType="begin"/>
+    </ns0:r>
+    <ns0:r>
+      <ns0:rPr>
+        <ns0:rFonts ns0:hint="default" ns0:ascii="Arial" ns0:hAnsi="Arial" ns0:cs="Arial"/>
+        <ns0:b ns0:val="0"/>
+        <ns0:bCs ns0:val="0"/>
+      </ns0:rPr>
+      <ns0:instrText xml:space="preserve"> HYPERLINK "http://www.shanhaimap.com" </ns0:instrText>
+    </ns0:r>
+    <ns0:r>
+      <ns0:rPr>
+        <ns0:rFonts ns0:hint="default" ns0:ascii="Arial" ns0:hAnsi="Arial" ns0:cs="Arial"/>
+        <ns0:b ns0:val="0"/>
+        <ns0:bCs ns0:val="0"/>
+      </ns0:rPr>
+      <ns0:fldChar ns0:fldCharType="separate"/>
+    </ns0:r>
+    <ns0:r>
+      <ns0:rPr>
+        <ns0:rFonts ns0:hint="default" ns0:ascii="Arial" ns0:hAnsi="Arial" ns0:eastAsia="微软雅黑" ns0:cs="Arial"/>
+        <ns0:b ns0:val="0"/>
+        <ns0:bCs ns0:val="0"/>
+        <ns0:lang ns0:val="de-DE" ns0:eastAsia="zh-CN"/>
+      </ns0:rPr>
+      <ns0:fldChar ns0:fldCharType="end"/>
+    </ns0:r>
+    <ns0:r>
+      <ns0:rPr>
+        <ns0:rFonts ns0:hint="default" ns0:ascii="Arial" ns0:hAnsi="Arial" ns0:eastAsia="微软雅黑" ns0:cs="Arial"/>
+        <ns0:b ns0:val="0"/>
+        <ns0:bCs ns0:val="0"/>
+        <ns0:lang ns0:val="de-DE" ns0:eastAsia="zh-CN"/>
+      </ns0:rPr>
+      <ns0:t/>
+    </ns0:r>
+  </ns0:p>
+  <ns0:p ns2:paraId="4270C061">
+    <ns0:pPr>
+      <ns0:pStyle ns0:val="5"/>
+      <ns0:tabs>
+        <ns0:tab ns0:val="right" ns0:pos="10260"/>
+      </ns0:tabs>
+      <ns0:spacing ns0:line="276" ns0:lineRule="auto"/>
+      <ns0:ind ns0:left="1276" ns0:right="-279"/>
+      <ns0:jc ns0:val="center"/>
+      <ns0:rPr>
+        <ns0:rFonts ns0:ascii="Arial" ns0:hAnsi="Arial" ns0:cs="Arial" ns0:eastAsiaTheme="minorEastAsia"/>
+        <ns0:b/>
+        <ns0:bCs/>
+        <ns0:lang ns0:val="de-DE" ns0:eastAsia="zh-CN"/>
+      </ns0:rPr>
+    </ns0:pPr>
+    <ns0:r/>
+    <ns0:r>
+      <ns0:drawing>
+        <ns3:anchor distT="0" distB="0" distL="114300" distR="114300" simplePos="0" relativeHeight="251660288" behindDoc="0" locked="0" layoutInCell="1" allowOverlap="1">
+          <ns3:simplePos x="0" y="0"/>
+          <ns3:positionH relativeFrom="column">
+            <ns3:posOffset>-259080</ns3:posOffset>
+          </ns3:positionH>
+          <ns3:positionV relativeFrom="paragraph">
+            <ns3:posOffset>38735</ns3:posOffset>
+          </ns3:positionV>
+          <ns3:extent cx="6405245" cy="0"/>
+          <ns3:effectExtent l="0" t="19050" r="0" b="19050"/>
+          <ns3:wrapNone/>
+          <ns3:docPr id="4" name="直接连接符 4"/>
+          <ns3:cNvGraphicFramePr/>
+          <ns4:graphic>
+            <ns4:graphicData uri="http://schemas.microsoft.com/office/word/2010/wordprocessingShape">
+              <ns5:wsp>
+                <ns5:cNvCnPr/>
                 <ns5:spPr>
-                  <a:xfrm>
-                    <a:off x="0" y="0"/>
-                    <a:ext cx="682625" cy="791845"/>
-                  </a:xfrm>
-                  <a:prstGeom prst="rect">
-                    <a:avLst/>
-                  </a:prstGeom>
+                  <ns4:xfrm>
+                    <ns4:off x="0" y="0"/>
+                    <ns4:ext cx="6404997" cy="0"/>
+                  </ns4:xfrm>
+                  <ns4:prstGeom prst="line">
+                    <ns4:avLst/>
+                  </ns4:prstGeom>
+                  <ns4:noFill/>
+                  <ns4:ln w="38100" cap="flat" cmpd="sng" algn="ctr">
+                    <ns4:solidFill>
+                      <ns4:srgbClr val="0039C2"/>
+                    </ns4:solidFill>
+                    <ns4:prstDash val="solid"/>
+                    <ns4:miter lim="800000"/>
+                  </ns4:ln>
+                  <ns4:effectLst/>
                 </ns5:spPr>
-              </ns5:pic>
-            </a:graphicData>
-          </a:graphic>
-        </wp:anchor>
-      </w:drawing>
-    </w:r>
-    <w:r>
-      <w:drawing>
-        <wp:anchor distT="0" distB="0" distL="114300" distR="114300" simplePos="0" relativeHeight="251660288" behindDoc="0" locked="0" layoutInCell="1" allowOverlap="1">
-          <wp:simplePos x="0" y="0"/>
-          <wp:positionH relativeFrom="column">
-            <wp:posOffset>-259080</wp:posOffset>
-          </wp:positionH>
-          <wp:positionV relativeFrom="paragraph">
-            <wp:posOffset>38735</wp:posOffset>
-          </wp:positionV>
-          <wp:extent cx="6405245" cy="0"/>
-          <wp:effectExtent l="0" t="19050" r="0" b="19050"/>
-          <wp:wrapNone/>
-          <wp:docPr id="4" name="直接连接符 4"/>
-          <wp:cNvGraphicFramePr/>
-          <a:graphic>
-            <a:graphicData uri="http://schemas.microsoft.com/office/word/2010/wordprocessingShape">
-              <wps:wsp>
-                <wps:cNvCnPr/>
-                <wps:spPr>
-                  <a:xfrm>
-                    <a:off x="0" y="0"/>
-                    <a:ext cx="6404997" cy="0"/>
-                  </a:xfrm>
-                  <a:prstGeom prst="line">
-                    <a:avLst/>
-                  </a:prstGeom>
-                  <a:noFill/>
-                  <a:ln w="38100" cap="flat" cmpd="sng" algn="ctr">
-                    <a:solidFill>
-                      <a:srgbClr val="0039C2"/>
-                    </a:solidFill>
-                    <a:prstDash val="solid"/>
-                    <a:miter lim="800000"/>
-                  </a:ln>
-                  <a:effectLst/>
-                </wps:spPr>
-                <wps:bodyPr upright="0"/>
-              </wps:wsp>
-            </a:graphicData>
-          </a:graphic>
-        </wp:anchor>
-      </w:drawing>
-    </w:r>
-  </w:p>
-</w:hdr>
+                <ns5:bodyPr upright="0"/>
+              </ns5:wsp>
+            </ns4:graphicData>
+          </ns4:graphic>
+        </ns3:anchor>
+      </ns0:drawing>
+    </ns0:r>
+  </ns0:p>
+</ns0:hdr>
 </file>
 
 <file path=word/numbering.xml><?xml version="1.0" encoding="utf-8"?>

--- a/quotation-generator/assets/报价单模版-越南公司.docx
+++ b/quotation-generator/assets/报价单模版-越南公司.docx
@@ -3012,7 +3012,7 @@
         <w:rFonts w:ascii="FangSong" w:eastAsia="仿宋" w:hAnsi="FangSong"/>
         <w:sz w:val="18"/>
       </w:rPr>
-      <w:fldChar w:fldCharType="begin"/>
+      <w:fldChar w:fldCharType="begin" w:dirty="true"/>
     </w:r>
     <w:r>
       <w:rPr>
@@ -3054,7 +3054,7 @@
         <w:rFonts w:ascii="FangSong" w:eastAsia="仿宋" w:hAnsi="FangSong"/>
         <w:sz w:val="18"/>
       </w:rPr>
-      <w:fldChar w:fldCharType="begin"/>
+      <w:fldChar w:fldCharType="begin" w:dirty="true"/>
     </w:r>
     <w:r>
       <w:rPr>
